--- a/DetailedDesign/ClassDesign/ClassDesignSpecification/PackageUser.docx
+++ b/DetailedDesign/ClassDesign/ClassDesignSpecification/PackageUser.docx
@@ -3,51 +3,94 @@
 <w:document xmlns:wpc="http://schemas.microsoft.com/office/word/2010/wordprocessingCanvas" xmlns:cx="http://schemas.microsoft.com/office/drawing/2014/chartex" xmlns:cx1="http://schemas.microsoft.com/office/drawing/2015/9/8/chartex" xmlns:cx2="http://schemas.microsoft.com/office/drawing/2015/10/21/chartex" xmlns:cx3="http://schemas.microsoft.com/office/drawing/2016/5/9/chartex" xmlns:cx4="http://schemas.microsoft.com/office/drawing/2016/5/10/chartex" xmlns:cx5="http://schemas.microsoft.com/office/drawing/2016/5/11/chartex" xmlns:cx6="http://schemas.microsoft.com/office/drawing/2016/5/12/chartex" xmlns:cx7="http://schemas.microsoft.com/office/drawing/2016/5/13/chartex" xmlns:cx8="http://schemas.microsoft.com/office/drawing/2016/5/14/chartex" xmlns:mc="http://schemas.openxmlformats.org/markup-compatibility/2006" xmlns:aink="http://schemas.microsoft.com/office/drawing/2016/ink" xmlns:am3d="http://schemas.microsoft.com/office/drawing/2017/model3d" xmlns:o="urn:schemas-microsoft-com:office:office" xmlns:oel="http://schemas.microsoft.com/office/2019/extlst" xmlns:r="http://schemas.openxmlformats.org/officeDocument/2006/relationships" xmlns:m="http://schemas.openxmlformats.org/officeDocument/2006/math" xmlns:v="urn:schemas-microsoft-com:vml" xmlns:wp14="http://schemas.microsoft.com/office/word/2010/wordprocessingDrawing" xmlns:wp="http://schemas.openxmlformats.org/drawingml/2006/wordprocessingDrawing" xmlns:w10="urn:schemas-microsoft-com:office:word" xmlns:w="http://schemas.openxmlformats.org/wordprocessingml/2006/main" xmlns:w14="http://schemas.microsoft.com/office/word/2010/wordml" xmlns:w15="http://schemas.microsoft.com/office/word/2012/wordml" xmlns:w16cex="http://schemas.microsoft.com/office/word/2018/wordml/cex" xmlns:w16cid="http://schemas.microsoft.com/office/word/2016/wordml/cid" xmlns:w16="http://schemas.microsoft.com/office/word/2018/wordml" xmlns:w16du="http://schemas.microsoft.com/office/word/2023/wordml/word16du" xmlns:w16sdtdh="http://schemas.microsoft.com/office/word/2020/wordml/sdtdatahash" xmlns:w16sdtfl="http://schemas.microsoft.com/office/word/2024/wordml/sdtformatlock" xmlns:w16se="http://schemas.microsoft.com/office/word/2015/wordml/symex" xmlns:wpg="http://schemas.microsoft.com/office/word/2010/wordprocessingGroup" xmlns:wpi="http://schemas.microsoft.com/office/word/2010/wordprocessingInk" xmlns:wne="http://schemas.microsoft.com/office/word/2006/wordml" xmlns:wps="http://schemas.microsoft.com/office/word/2010/wordprocessingShape" mc:Ignorable="w14 w15 w16se w16cid w16 w16cex w16sdtdh w16sdtfl w16du wp14">
   <w:body>
     <w:p>
-      <w:proofErr w:type="spellStart"/>
-      <w:r>
-        <w:t>Thiết</w:t>
-      </w:r>
-      <w:proofErr w:type="spellEnd"/>
-      <w:r>
-        <w:t xml:space="preserve"> </w:t>
-      </w:r>
-      <w:proofErr w:type="spellStart"/>
-      <w:r>
-        <w:t>kế</w:t>
-      </w:r>
-      <w:proofErr w:type="spellEnd"/>
-      <w:r>
-        <w:t xml:space="preserve"> class “user”</w:t>
+      <w:pPr>
+        <w:rPr>
+          <w:b/>
+          <w:bCs/>
+        </w:rPr>
+      </w:pPr>
+      <w:r>
+        <w:rPr>
+          <w:b/>
+          <w:bCs/>
+        </w:rPr>
+        <w:t>Class User</w:t>
       </w:r>
     </w:p>
     <w:p>
       <w:r>
-        <w:t xml:space="preserve">Table 1 </w:t>
-      </w:r>
-      <w:r>
-        <w:t>attribute design</w:t>
+        <w:t xml:space="preserve">Lớp User đại diện cho </w:t>
+      </w:r>
+      <w:r>
+        <w:rPr>
+          <w:b/>
+          <w:bCs/>
+        </w:rPr>
+        <w:t>người dùng trong hệ thống</w:t>
+      </w:r>
+      <w:r>
+        <w:t>, lưu trữ thông tin đăng nhập, email, vai trò và trạng thái hoạt động của tài khoản. Lớp này hỗ trợ các thao tác truy xuất thông tin cơ bản thông qua các phương thức getter và khởi tạo đối tượng người dùng mới qua constructor.</w:t>
+      </w:r>
+    </w:p>
+    <w:p>
+      <w:r>
+        <w:pict w14:anchorId="36B63D85">
+          <v:rect id="_x0000_i1109" style="width:0;height:1.5pt" o:hralign="center" o:hrstd="t" o:hr="t" fillcolor="#a0a0a0" stroked="f"/>
+        </w:pict>
+      </w:r>
+    </w:p>
+    <w:p>
+      <w:pPr>
+        <w:rPr>
+          <w:b/>
+          <w:bCs/>
+        </w:rPr>
+      </w:pPr>
+      <w:r>
+        <w:rPr>
+          <w:b/>
+          <w:bCs/>
+        </w:rPr>
+        <w:t>Table 1. Attribute design</w:t>
       </w:r>
     </w:p>
     <w:tbl>
       <w:tblPr>
-        <w:tblStyle w:val="TableGrid"/>
         <w:tblW w:w="0" w:type="auto"/>
+        <w:tblCellSpacing w:w="15" w:type="dxa"/>
+        <w:tblCellMar>
+          <w:top w:w="15" w:type="dxa"/>
+          <w:left w:w="15" w:type="dxa"/>
+          <w:bottom w:w="15" w:type="dxa"/>
+          <w:right w:w="15" w:type="dxa"/>
+        </w:tblCellMar>
         <w:tblLook w:val="04A0" w:firstRow="1" w:lastRow="0" w:firstColumn="1" w:lastColumn="0" w:noHBand="0" w:noVBand="1"/>
       </w:tblPr>
       <w:tblGrid>
-        <w:gridCol w:w="1602"/>
-        <w:gridCol w:w="1752"/>
-        <w:gridCol w:w="1720"/>
-        <w:gridCol w:w="1709"/>
-        <w:gridCol w:w="2567"/>
+        <w:gridCol w:w="197"/>
+        <w:gridCol w:w="1036"/>
+        <w:gridCol w:w="990"/>
+        <w:gridCol w:w="1252"/>
+        <w:gridCol w:w="5885"/>
       </w:tblGrid>
       <w:tr>
+        <w:trPr>
+          <w:tblHeader/>
+          <w:tblCellSpacing w:w="15" w:type="dxa"/>
+        </w:trPr>
         <w:tc>
           <w:tcPr>
-            <w:tcW w:w="1870" w:type="dxa"/>
+            <w:tcW w:w="0" w:type="auto"/>
             <w:vAlign w:val="center"/>
+            <w:hideMark/>
           </w:tcPr>
           <w:p>
+            <w:pPr>
+              <w:rPr>
+                <w:b/>
+                <w:bCs/>
+              </w:rPr>
+            </w:pPr>
             <w:r>
               <w:rPr>
                 <w:b/>
@@ -59,10 +102,17 @@
         </w:tc>
         <w:tc>
           <w:tcPr>
-            <w:tcW w:w="1870" w:type="dxa"/>
+            <w:tcW w:w="0" w:type="auto"/>
             <w:vAlign w:val="center"/>
+            <w:hideMark/>
           </w:tcPr>
           <w:p>
+            <w:pPr>
+              <w:rPr>
+                <w:b/>
+                <w:bCs/>
+              </w:rPr>
+            </w:pPr>
             <w:r>
               <w:rPr>
                 <w:b/>
@@ -74,10 +124,17 @@
         </w:tc>
         <w:tc>
           <w:tcPr>
-            <w:tcW w:w="1870" w:type="dxa"/>
+            <w:tcW w:w="0" w:type="auto"/>
             <w:vAlign w:val="center"/>
+            <w:hideMark/>
           </w:tcPr>
           <w:p>
+            <w:pPr>
+              <w:rPr>
+                <w:b/>
+                <w:bCs/>
+              </w:rPr>
+            </w:pPr>
             <w:r>
               <w:rPr>
                 <w:b/>
@@ -89,10 +146,17 @@
         </w:tc>
         <w:tc>
           <w:tcPr>
-            <w:tcW w:w="1870" w:type="dxa"/>
+            <w:tcW w:w="0" w:type="auto"/>
             <w:vAlign w:val="center"/>
+            <w:hideMark/>
           </w:tcPr>
           <w:p>
+            <w:pPr>
+              <w:rPr>
+                <w:b/>
+                <w:bCs/>
+              </w:rPr>
+            </w:pPr>
             <w:r>
               <w:rPr>
                 <w:b/>
@@ -104,57 +168,36 @@
         </w:tc>
         <w:tc>
           <w:tcPr>
-            <w:tcW w:w="1870" w:type="dxa"/>
+            <w:tcW w:w="0" w:type="auto"/>
             <w:vAlign w:val="center"/>
+            <w:hideMark/>
           </w:tcPr>
           <w:p>
+            <w:pPr>
+              <w:rPr>
+                <w:b/>
+                <w:bCs/>
+              </w:rPr>
+            </w:pPr>
             <w:r>
               <w:rPr>
                 <w:b/>
                 <w:bCs/>
               </w:rPr>
-              <w:t>Description (</w:t>
-            </w:r>
-            <w:proofErr w:type="spellStart"/>
-            <w:r>
-              <w:rPr>
-                <w:b/>
-                <w:bCs/>
-              </w:rPr>
-              <w:t>mô</w:t>
-            </w:r>
-            <w:proofErr w:type="spellEnd"/>
-            <w:r>
-              <w:rPr>
-                <w:b/>
-                <w:bCs/>
-              </w:rPr>
-              <w:t xml:space="preserve"> </w:t>
-            </w:r>
-            <w:proofErr w:type="spellStart"/>
-            <w:r>
-              <w:rPr>
-                <w:b/>
-                <w:bCs/>
-              </w:rPr>
-              <w:t>tả</w:t>
-            </w:r>
-            <w:proofErr w:type="spellEnd"/>
-            <w:r>
-              <w:rPr>
-                <w:b/>
-                <w:bCs/>
-              </w:rPr>
-              <w:t>)</w:t>
+              <w:t>Description</w:t>
             </w:r>
           </w:p>
         </w:tc>
       </w:tr>
       <w:tr>
+        <w:trPr>
+          <w:tblCellSpacing w:w="15" w:type="dxa"/>
+        </w:trPr>
         <w:tc>
           <w:tcPr>
-            <w:tcW w:w="1870" w:type="dxa"/>
+            <w:tcW w:w="0" w:type="auto"/>
             <w:vAlign w:val="center"/>
+            <w:hideMark/>
           </w:tcPr>
           <w:p>
             <w:r>
@@ -164,21 +207,21 @@
         </w:tc>
         <w:tc>
           <w:tcPr>
-            <w:tcW w:w="1870" w:type="dxa"/>
+            <w:tcW w:w="0" w:type="auto"/>
             <w:vAlign w:val="center"/>
+            <w:hideMark/>
           </w:tcPr>
           <w:p>
-            <w:proofErr w:type="spellStart"/>
             <w:r>
               <w:t>userId</w:t>
             </w:r>
-            <w:proofErr w:type="spellEnd"/>
           </w:p>
         </w:tc>
         <w:tc>
           <w:tcPr>
-            <w:tcW w:w="1870" w:type="dxa"/>
+            <w:tcW w:w="0" w:type="auto"/>
             <w:vAlign w:val="center"/>
+            <w:hideMark/>
           </w:tcPr>
           <w:p>
             <w:r>
@@ -188,8 +231,9 @@
         </w:tc>
         <w:tc>
           <w:tcPr>
-            <w:tcW w:w="1870" w:type="dxa"/>
+            <w:tcW w:w="0" w:type="auto"/>
             <w:vAlign w:val="center"/>
+            <w:hideMark/>
           </w:tcPr>
           <w:p>
             <w:r>
@@ -199,103 +243,26 @@
         </w:tc>
         <w:tc>
           <w:tcPr>
-            <w:tcW w:w="1870" w:type="dxa"/>
+            <w:tcW w:w="0" w:type="auto"/>
             <w:vAlign w:val="center"/>
+            <w:hideMark/>
           </w:tcPr>
           <w:p>
-            <w:proofErr w:type="spellStart"/>
             <w:r>
-              <w:t>Mã</w:t>
+              <w:t>Mã định danh duy nhất của người dùng trong hệ thống</w:t>
             </w:r>
-            <w:proofErr w:type="spellEnd"/>
-            <w:r>
-              <w:t xml:space="preserve"> </w:t>
-            </w:r>
-            <w:proofErr w:type="spellStart"/>
-            <w:r>
-              <w:t>định</w:t>
-            </w:r>
-            <w:proofErr w:type="spellEnd"/>
-            <w:r>
-              <w:t xml:space="preserve"> </w:t>
-            </w:r>
-            <w:proofErr w:type="spellStart"/>
-            <w:r>
-              <w:t>danh</w:t>
-            </w:r>
-            <w:proofErr w:type="spellEnd"/>
-            <w:r>
-              <w:t xml:space="preserve"> </w:t>
-            </w:r>
-            <w:proofErr w:type="spellStart"/>
-            <w:r>
-              <w:t>duy</w:t>
-            </w:r>
-            <w:proofErr w:type="spellEnd"/>
-            <w:r>
-              <w:t xml:space="preserve"> </w:t>
-            </w:r>
-            <w:proofErr w:type="spellStart"/>
-            <w:r>
-              <w:t>nhất</w:t>
-            </w:r>
-            <w:proofErr w:type="spellEnd"/>
-            <w:r>
-              <w:t xml:space="preserve"> </w:t>
-            </w:r>
-            <w:proofErr w:type="spellStart"/>
-            <w:r>
-              <w:t>của</w:t>
-            </w:r>
-            <w:proofErr w:type="spellEnd"/>
-            <w:r>
-              <w:t xml:space="preserve"> </w:t>
-            </w:r>
-            <w:proofErr w:type="spellStart"/>
-            <w:r>
-              <w:t>người</w:t>
-            </w:r>
-            <w:proofErr w:type="spellEnd"/>
-            <w:r>
-              <w:t xml:space="preserve"> </w:t>
-            </w:r>
-            <w:proofErr w:type="spellStart"/>
-            <w:r>
-              <w:t>dùng</w:t>
-            </w:r>
-            <w:proofErr w:type="spellEnd"/>
-            <w:r>
-              <w:t xml:space="preserve"> </w:t>
-            </w:r>
-            <w:proofErr w:type="spellStart"/>
-            <w:r>
-              <w:t>trong</w:t>
-            </w:r>
-            <w:proofErr w:type="spellEnd"/>
-            <w:r>
-              <w:t xml:space="preserve"> </w:t>
-            </w:r>
-            <w:proofErr w:type="spellStart"/>
-            <w:r>
-              <w:t>hệ</w:t>
-            </w:r>
-            <w:proofErr w:type="spellEnd"/>
-            <w:r>
-              <w:t xml:space="preserve"> </w:t>
-            </w:r>
-            <w:proofErr w:type="spellStart"/>
-            <w:r>
-              <w:t>thống</w:t>
-            </w:r>
-            <w:proofErr w:type="spellEnd"/>
           </w:p>
         </w:tc>
       </w:tr>
       <w:tr>
+        <w:trPr>
+          <w:tblCellSpacing w:w="15" w:type="dxa"/>
+        </w:trPr>
         <w:tc>
           <w:tcPr>
-            <w:tcW w:w="1870" w:type="dxa"/>
+            <w:tcW w:w="0" w:type="auto"/>
             <w:vAlign w:val="center"/>
+            <w:hideMark/>
           </w:tcPr>
           <w:p>
             <w:r>
@@ -305,8 +272,9 @@
         </w:tc>
         <w:tc>
           <w:tcPr>
-            <w:tcW w:w="1870" w:type="dxa"/>
+            <w:tcW w:w="0" w:type="auto"/>
             <w:vAlign w:val="center"/>
+            <w:hideMark/>
           </w:tcPr>
           <w:p>
             <w:r>
@@ -316,8 +284,9 @@
         </w:tc>
         <w:tc>
           <w:tcPr>
-            <w:tcW w:w="1870" w:type="dxa"/>
+            <w:tcW w:w="0" w:type="auto"/>
             <w:vAlign w:val="center"/>
+            <w:hideMark/>
           </w:tcPr>
           <w:p>
             <w:r>
@@ -327,8 +296,9 @@
         </w:tc>
         <w:tc>
           <w:tcPr>
-            <w:tcW w:w="1870" w:type="dxa"/>
+            <w:tcW w:w="0" w:type="auto"/>
             <w:vAlign w:val="center"/>
+            <w:hideMark/>
           </w:tcPr>
           <w:p>
             <w:r>
@@ -338,63 +308,26 @@
         </w:tc>
         <w:tc>
           <w:tcPr>
-            <w:tcW w:w="1870" w:type="dxa"/>
+            <w:tcW w:w="0" w:type="auto"/>
             <w:vAlign w:val="center"/>
+            <w:hideMark/>
           </w:tcPr>
           <w:p>
-            <w:proofErr w:type="spellStart"/>
             <w:r>
-              <w:t>Tên</w:t>
+              <w:t>Tên đăng nhập của người dùng</w:t>
             </w:r>
-            <w:proofErr w:type="spellEnd"/>
-            <w:r>
-              <w:t xml:space="preserve"> </w:t>
-            </w:r>
-            <w:proofErr w:type="spellStart"/>
-            <w:r>
-              <w:t>đăng</w:t>
-            </w:r>
-            <w:proofErr w:type="spellEnd"/>
-            <w:r>
-              <w:t xml:space="preserve"> </w:t>
-            </w:r>
-            <w:proofErr w:type="spellStart"/>
-            <w:r>
-              <w:t>nhập</w:t>
-            </w:r>
-            <w:proofErr w:type="spellEnd"/>
-            <w:r>
-              <w:t xml:space="preserve"> </w:t>
-            </w:r>
-            <w:proofErr w:type="spellStart"/>
-            <w:r>
-              <w:t>của</w:t>
-            </w:r>
-            <w:proofErr w:type="spellEnd"/>
-            <w:r>
-              <w:t xml:space="preserve"> </w:t>
-            </w:r>
-            <w:proofErr w:type="spellStart"/>
-            <w:r>
-              <w:t>người</w:t>
-            </w:r>
-            <w:proofErr w:type="spellEnd"/>
-            <w:r>
-              <w:t xml:space="preserve"> </w:t>
-            </w:r>
-            <w:proofErr w:type="spellStart"/>
-            <w:r>
-              <w:t>dùng</w:t>
-            </w:r>
-            <w:proofErr w:type="spellEnd"/>
           </w:p>
         </w:tc>
       </w:tr>
       <w:tr>
+        <w:trPr>
+          <w:tblCellSpacing w:w="15" w:type="dxa"/>
+        </w:trPr>
         <w:tc>
           <w:tcPr>
-            <w:tcW w:w="1870" w:type="dxa"/>
+            <w:tcW w:w="0" w:type="auto"/>
             <w:vAlign w:val="center"/>
+            <w:hideMark/>
           </w:tcPr>
           <w:p>
             <w:r>
@@ -404,8 +337,9 @@
         </w:tc>
         <w:tc>
           <w:tcPr>
-            <w:tcW w:w="1870" w:type="dxa"/>
+            <w:tcW w:w="0" w:type="auto"/>
             <w:vAlign w:val="center"/>
+            <w:hideMark/>
           </w:tcPr>
           <w:p>
             <w:r>
@@ -415,8 +349,9 @@
         </w:tc>
         <w:tc>
           <w:tcPr>
-            <w:tcW w:w="1870" w:type="dxa"/>
+            <w:tcW w:w="0" w:type="auto"/>
             <w:vAlign w:val="center"/>
+            <w:hideMark/>
           </w:tcPr>
           <w:p>
             <w:r>
@@ -426,8 +361,9 @@
         </w:tc>
         <w:tc>
           <w:tcPr>
-            <w:tcW w:w="1870" w:type="dxa"/>
+            <w:tcW w:w="0" w:type="auto"/>
             <w:vAlign w:val="center"/>
+            <w:hideMark/>
           </w:tcPr>
           <w:p>
             <w:r>
@@ -437,111 +373,26 @@
         </w:tc>
         <w:tc>
           <w:tcPr>
-            <w:tcW w:w="1870" w:type="dxa"/>
+            <w:tcW w:w="0" w:type="auto"/>
             <w:vAlign w:val="center"/>
+            <w:hideMark/>
           </w:tcPr>
           <w:p>
-            <w:proofErr w:type="spellStart"/>
             <w:r>
-              <w:t>Địa</w:t>
+              <w:t>Địa chỉ email của người dùng (nhận thông báo / reset mật khẩu)</w:t>
             </w:r>
-            <w:proofErr w:type="spellEnd"/>
-            <w:r>
-              <w:t xml:space="preserve"> </w:t>
-            </w:r>
-            <w:proofErr w:type="spellStart"/>
-            <w:r>
-              <w:t>chỉ</w:t>
-            </w:r>
-            <w:proofErr w:type="spellEnd"/>
-            <w:r>
-              <w:t xml:space="preserve"> email </w:t>
-            </w:r>
-            <w:proofErr w:type="spellStart"/>
-            <w:r>
-              <w:t>của</w:t>
-            </w:r>
-            <w:proofErr w:type="spellEnd"/>
-            <w:r>
-              <w:t xml:space="preserve"> </w:t>
-            </w:r>
-            <w:proofErr w:type="spellStart"/>
-            <w:r>
-              <w:t>người</w:t>
-            </w:r>
-            <w:proofErr w:type="spellEnd"/>
-            <w:r>
-              <w:t xml:space="preserve"> </w:t>
-            </w:r>
-            <w:proofErr w:type="spellStart"/>
-            <w:r>
-              <w:t>dùng</w:t>
-            </w:r>
-            <w:proofErr w:type="spellEnd"/>
-            <w:r>
-              <w:t xml:space="preserve">, </w:t>
-            </w:r>
-            <w:proofErr w:type="spellStart"/>
-            <w:r>
-              <w:t>dùng</w:t>
-            </w:r>
-            <w:proofErr w:type="spellEnd"/>
-            <w:r>
-              <w:t xml:space="preserve"> </w:t>
-            </w:r>
-            <w:proofErr w:type="spellStart"/>
-            <w:r>
-              <w:t>để</w:t>
-            </w:r>
-            <w:proofErr w:type="spellEnd"/>
-            <w:r>
-              <w:t xml:space="preserve"> </w:t>
-            </w:r>
-            <w:proofErr w:type="spellStart"/>
-            <w:r>
-              <w:t>nhận</w:t>
-            </w:r>
-            <w:proofErr w:type="spellEnd"/>
-            <w:r>
-              <w:t xml:space="preserve"> </w:t>
-            </w:r>
-            <w:proofErr w:type="spellStart"/>
-            <w:r>
-              <w:t>thông</w:t>
-            </w:r>
-            <w:proofErr w:type="spellEnd"/>
-            <w:r>
-              <w:t xml:space="preserve"> </w:t>
-            </w:r>
-            <w:proofErr w:type="spellStart"/>
-            <w:r>
-              <w:t>báo</w:t>
-            </w:r>
-            <w:proofErr w:type="spellEnd"/>
-            <w:r>
-              <w:t xml:space="preserve"> / reset </w:t>
-            </w:r>
-            <w:proofErr w:type="spellStart"/>
-            <w:r>
-              <w:t>mật</w:t>
-            </w:r>
-            <w:proofErr w:type="spellEnd"/>
-            <w:r>
-              <w:t xml:space="preserve"> </w:t>
-            </w:r>
-            <w:proofErr w:type="spellStart"/>
-            <w:r>
-              <w:t>khẩu</w:t>
-            </w:r>
-            <w:proofErr w:type="spellEnd"/>
           </w:p>
         </w:tc>
       </w:tr>
       <w:tr>
+        <w:trPr>
+          <w:tblCellSpacing w:w="15" w:type="dxa"/>
+        </w:trPr>
         <w:tc>
           <w:tcPr>
-            <w:tcW w:w="1870" w:type="dxa"/>
+            <w:tcW w:w="0" w:type="auto"/>
             <w:vAlign w:val="center"/>
+            <w:hideMark/>
           </w:tcPr>
           <w:p>
             <w:r>
@@ -551,8 +402,9 @@
         </w:tc>
         <w:tc>
           <w:tcPr>
-            <w:tcW w:w="1870" w:type="dxa"/>
+            <w:tcW w:w="0" w:type="auto"/>
             <w:vAlign w:val="center"/>
+            <w:hideMark/>
           </w:tcPr>
           <w:p>
             <w:r>
@@ -562,8 +414,9 @@
         </w:tc>
         <w:tc>
           <w:tcPr>
-            <w:tcW w:w="1870" w:type="dxa"/>
+            <w:tcW w:w="0" w:type="auto"/>
             <w:vAlign w:val="center"/>
+            <w:hideMark/>
           </w:tcPr>
           <w:p>
             <w:r>
@@ -573,8 +426,9 @@
         </w:tc>
         <w:tc>
           <w:tcPr>
-            <w:tcW w:w="1870" w:type="dxa"/>
+            <w:tcW w:w="0" w:type="auto"/>
             <w:vAlign w:val="center"/>
+            <w:hideMark/>
           </w:tcPr>
           <w:p>
             <w:r>
@@ -584,98 +438,26 @@
         </w:tc>
         <w:tc>
           <w:tcPr>
-            <w:tcW w:w="1870" w:type="dxa"/>
+            <w:tcW w:w="0" w:type="auto"/>
             <w:vAlign w:val="center"/>
+            <w:hideMark/>
           </w:tcPr>
           <w:p>
-            <w:proofErr w:type="spellStart"/>
             <w:r>
-              <w:t>Mật</w:t>
-            </w:r>
-            <w:proofErr w:type="spellEnd"/>
-            <w:r>
-              <w:t xml:space="preserve"> </w:t>
-            </w:r>
-            <w:proofErr w:type="spellStart"/>
-            <w:r>
-              <w:t>khẩu</w:t>
-            </w:r>
-            <w:proofErr w:type="spellEnd"/>
-            <w:r>
-              <w:t xml:space="preserve"> </w:t>
-            </w:r>
-            <w:proofErr w:type="spellStart"/>
-            <w:r>
-              <w:t>đăng</w:t>
-            </w:r>
-            <w:proofErr w:type="spellEnd"/>
-            <w:r>
-              <w:t xml:space="preserve"> </w:t>
-            </w:r>
-            <w:proofErr w:type="spellStart"/>
-            <w:r>
-              <w:t>nhập</w:t>
-            </w:r>
-            <w:proofErr w:type="spellEnd"/>
-            <w:r>
-              <w:t xml:space="preserve"> (</w:t>
-            </w:r>
-            <w:proofErr w:type="spellStart"/>
-            <w:r>
-              <w:t>được</w:t>
-            </w:r>
-            <w:proofErr w:type="spellEnd"/>
-            <w:r>
-              <w:t xml:space="preserve"> </w:t>
-            </w:r>
-            <w:proofErr w:type="spellStart"/>
-            <w:r>
-              <w:t>lưu</w:t>
-            </w:r>
-            <w:proofErr w:type="spellEnd"/>
-            <w:r>
-              <w:t xml:space="preserve"> ở </w:t>
-            </w:r>
-            <w:proofErr w:type="spellStart"/>
-            <w:r>
-              <w:t>dạng</w:t>
-            </w:r>
-            <w:proofErr w:type="spellEnd"/>
-            <w:r>
-              <w:t xml:space="preserve"> </w:t>
-            </w:r>
-            <w:proofErr w:type="spellStart"/>
-            <w:r>
-              <w:t>đã</w:t>
-            </w:r>
-            <w:proofErr w:type="spellEnd"/>
-            <w:r>
-              <w:t xml:space="preserve"> </w:t>
-            </w:r>
-            <w:proofErr w:type="spellStart"/>
-            <w:r>
-              <w:t>mã</w:t>
-            </w:r>
-            <w:proofErr w:type="spellEnd"/>
-            <w:r>
-              <w:t xml:space="preserve"> </w:t>
-            </w:r>
-            <w:proofErr w:type="spellStart"/>
-            <w:r>
-              <w:t>hoá</w:t>
-            </w:r>
-            <w:proofErr w:type="spellEnd"/>
-            <w:r>
-              <w:t>)</w:t>
+              <w:t>Mật khẩu đăng nhập (lưu ở dạng đã mã hóa)</w:t>
             </w:r>
           </w:p>
         </w:tc>
       </w:tr>
       <w:tr>
+        <w:trPr>
+          <w:tblCellSpacing w:w="15" w:type="dxa"/>
+        </w:trPr>
         <w:tc>
           <w:tcPr>
-            <w:tcW w:w="1870" w:type="dxa"/>
+            <w:tcW w:w="0" w:type="auto"/>
             <w:vAlign w:val="center"/>
+            <w:hideMark/>
           </w:tcPr>
           <w:p>
             <w:r>
@@ -685,8 +467,9 @@
         </w:tc>
         <w:tc>
           <w:tcPr>
-            <w:tcW w:w="1870" w:type="dxa"/>
+            <w:tcW w:w="0" w:type="auto"/>
             <w:vAlign w:val="center"/>
+            <w:hideMark/>
           </w:tcPr>
           <w:p>
             <w:r>
@@ -696,8 +479,9 @@
         </w:tc>
         <w:tc>
           <w:tcPr>
-            <w:tcW w:w="1870" w:type="dxa"/>
+            <w:tcW w:w="0" w:type="auto"/>
             <w:vAlign w:val="center"/>
+            <w:hideMark/>
           </w:tcPr>
           <w:p>
             <w:r>
@@ -707,8 +491,9 @@
         </w:tc>
         <w:tc>
           <w:tcPr>
-            <w:tcW w:w="1870" w:type="dxa"/>
+            <w:tcW w:w="0" w:type="auto"/>
             <w:vAlign w:val="center"/>
+            <w:hideMark/>
           </w:tcPr>
           <w:p>
             <w:r>
@@ -718,69 +503,26 @@
         </w:tc>
         <w:tc>
           <w:tcPr>
-            <w:tcW w:w="1870" w:type="dxa"/>
+            <w:tcW w:w="0" w:type="auto"/>
             <w:vAlign w:val="center"/>
+            <w:hideMark/>
           </w:tcPr>
           <w:p>
             <w:r>
-              <w:t xml:space="preserve">Vai </w:t>
-            </w:r>
-            <w:proofErr w:type="spellStart"/>
-            <w:r>
-              <w:t>trò</w:t>
-            </w:r>
-            <w:proofErr w:type="spellEnd"/>
-            <w:r>
-              <w:t xml:space="preserve"> </w:t>
-            </w:r>
-            <w:proofErr w:type="spellStart"/>
-            <w:r>
-              <w:t>của</w:t>
-            </w:r>
-            <w:proofErr w:type="spellEnd"/>
-            <w:r>
-              <w:t xml:space="preserve"> </w:t>
-            </w:r>
-            <w:proofErr w:type="spellStart"/>
-            <w:r>
-              <w:t>người</w:t>
-            </w:r>
-            <w:proofErr w:type="spellEnd"/>
-            <w:r>
-              <w:t xml:space="preserve"> </w:t>
-            </w:r>
-            <w:proofErr w:type="spellStart"/>
-            <w:r>
-              <w:t>dùng</w:t>
-            </w:r>
-            <w:proofErr w:type="spellEnd"/>
-            <w:r>
-              <w:t xml:space="preserve"> (</w:t>
-            </w:r>
-            <w:proofErr w:type="spellStart"/>
-            <w:r>
-              <w:t>ví</w:t>
-            </w:r>
-            <w:proofErr w:type="spellEnd"/>
-            <w:r>
-              <w:t xml:space="preserve"> </w:t>
-            </w:r>
-            <w:proofErr w:type="spellStart"/>
-            <w:r>
-              <w:t>dụ</w:t>
-            </w:r>
-            <w:proofErr w:type="spellEnd"/>
-            <w:r>
-              <w:t>: “ADMIN”, “PRODUCT_MANAGER”, “CUSTOMER”)</w:t>
+              <w:t>Vai trò của người dùng (ADMIN, PRODUCT_MANAGER, CUSTOMER, …)</w:t>
             </w:r>
           </w:p>
         </w:tc>
       </w:tr>
       <w:tr>
+        <w:trPr>
+          <w:tblCellSpacing w:w="15" w:type="dxa"/>
+        </w:trPr>
         <w:tc>
           <w:tcPr>
-            <w:tcW w:w="1870" w:type="dxa"/>
+            <w:tcW w:w="0" w:type="auto"/>
             <w:vAlign w:val="center"/>
+            <w:hideMark/>
           </w:tcPr>
           <w:p>
             <w:r>
@@ -790,8 +532,9 @@
         </w:tc>
         <w:tc>
           <w:tcPr>
-            <w:tcW w:w="1870" w:type="dxa"/>
+            <w:tcW w:w="0" w:type="auto"/>
             <w:vAlign w:val="center"/>
+            <w:hideMark/>
           </w:tcPr>
           <w:p>
             <w:r>
@@ -801,21 +544,21 @@
         </w:tc>
         <w:tc>
           <w:tcPr>
-            <w:tcW w:w="1870" w:type="dxa"/>
+            <w:tcW w:w="0" w:type="auto"/>
             <w:vAlign w:val="center"/>
+            <w:hideMark/>
           </w:tcPr>
           <w:p>
-            <w:proofErr w:type="spellStart"/>
             <w:r>
               <w:t>boolean</w:t>
             </w:r>
-            <w:proofErr w:type="spellEnd"/>
           </w:p>
         </w:tc>
         <w:tc>
           <w:tcPr>
-            <w:tcW w:w="1870" w:type="dxa"/>
+            <w:tcW w:w="0" w:type="auto"/>
             <w:vAlign w:val="center"/>
+            <w:hideMark/>
           </w:tcPr>
           <w:p>
             <w:r>
@@ -825,154 +568,76 @@
         </w:tc>
         <w:tc>
           <w:tcPr>
-            <w:tcW w:w="1870" w:type="dxa"/>
+            <w:tcW w:w="0" w:type="auto"/>
             <w:vAlign w:val="center"/>
+            <w:hideMark/>
           </w:tcPr>
           <w:p>
-            <w:proofErr w:type="spellStart"/>
             <w:r>
-              <w:t>Trạng</w:t>
+              <w:t>Trạng thái tài khoản: true = hoạt động, false = bị khóa/vô hiệu hóa</w:t>
             </w:r>
-            <w:proofErr w:type="spellEnd"/>
-            <w:r>
-              <w:t xml:space="preserve"> </w:t>
-            </w:r>
-            <w:proofErr w:type="spellStart"/>
-            <w:r>
-              <w:t>thái</w:t>
-            </w:r>
-            <w:proofErr w:type="spellEnd"/>
-            <w:r>
-              <w:t xml:space="preserve"> </w:t>
-            </w:r>
-            <w:proofErr w:type="spellStart"/>
-            <w:r>
-              <w:t>tài</w:t>
-            </w:r>
-            <w:proofErr w:type="spellEnd"/>
-            <w:r>
-              <w:t xml:space="preserve"> </w:t>
-            </w:r>
-            <w:proofErr w:type="spellStart"/>
-            <w:r>
-              <w:t>khoản</w:t>
-            </w:r>
-            <w:proofErr w:type="spellEnd"/>
-            <w:r>
-              <w:t xml:space="preserve">: </w:t>
-            </w:r>
-            <w:r>
-              <w:rPr>
-                <w:rStyle w:val="HTMLCode"/>
-                <w:rFonts w:eastAsiaTheme="majorEastAsia"/>
-              </w:rPr>
-              <w:t>true</w:t>
-            </w:r>
-            <w:r>
-              <w:t xml:space="preserve"> = </w:t>
-            </w:r>
-            <w:proofErr w:type="spellStart"/>
-            <w:r>
-              <w:t>đang</w:t>
-            </w:r>
-            <w:proofErr w:type="spellEnd"/>
-            <w:r>
-              <w:t xml:space="preserve"> </w:t>
-            </w:r>
-            <w:proofErr w:type="spellStart"/>
-            <w:r>
-              <w:t>hoạt</w:t>
-            </w:r>
-            <w:proofErr w:type="spellEnd"/>
-            <w:r>
-              <w:t xml:space="preserve"> </w:t>
-            </w:r>
-            <w:proofErr w:type="spellStart"/>
-            <w:r>
-              <w:t>động</w:t>
-            </w:r>
-            <w:proofErr w:type="spellEnd"/>
-            <w:r>
-              <w:t xml:space="preserve">, </w:t>
-            </w:r>
-            <w:r>
-              <w:rPr>
-                <w:rStyle w:val="HTMLCode"/>
-                <w:rFonts w:eastAsiaTheme="majorEastAsia"/>
-              </w:rPr>
-              <w:t>false</w:t>
-            </w:r>
-            <w:r>
-              <w:t xml:space="preserve"> = </w:t>
-            </w:r>
-            <w:proofErr w:type="spellStart"/>
-            <w:r>
-              <w:t>bị</w:t>
-            </w:r>
-            <w:proofErr w:type="spellEnd"/>
-            <w:r>
-              <w:t xml:space="preserve"> </w:t>
-            </w:r>
-            <w:proofErr w:type="spellStart"/>
-            <w:r>
-              <w:t>khoá</w:t>
-            </w:r>
-            <w:proofErr w:type="spellEnd"/>
-            <w:r>
-              <w:t xml:space="preserve"> / </w:t>
-            </w:r>
-            <w:proofErr w:type="spellStart"/>
-            <w:r>
-              <w:t>vô</w:t>
-            </w:r>
-            <w:proofErr w:type="spellEnd"/>
-            <w:r>
-              <w:t xml:space="preserve"> </w:t>
-            </w:r>
-            <w:proofErr w:type="spellStart"/>
-            <w:r>
-              <w:t>hiệu</w:t>
-            </w:r>
-            <w:proofErr w:type="spellEnd"/>
-            <w:r>
-              <w:t xml:space="preserve"> </w:t>
-            </w:r>
-            <w:proofErr w:type="spellStart"/>
-            <w:r>
-              <w:t>hoá</w:t>
-            </w:r>
-            <w:proofErr w:type="spellEnd"/>
           </w:p>
         </w:tc>
       </w:tr>
     </w:tbl>
     <w:p>
       <w:r>
-        <w:t xml:space="preserve">Table 2 </w:t>
-      </w:r>
-      <w:r>
-        <w:t>operation design</w:t>
+        <w:pict w14:anchorId="0862E612">
+          <v:rect id="_x0000_i1110" style="width:0;height:1.5pt" o:hralign="center" o:hrstd="t" o:hr="t" fillcolor="#a0a0a0" stroked="f"/>
+        </w:pict>
+      </w:r>
+    </w:p>
+    <w:p>
+      <w:pPr>
+        <w:rPr>
+          <w:b/>
+          <w:bCs/>
+        </w:rPr>
+      </w:pPr>
+      <w:r>
+        <w:rPr>
+          <w:b/>
+          <w:bCs/>
+        </w:rPr>
+        <w:t>Table 2. Operation design</w:t>
       </w:r>
     </w:p>
     <w:tbl>
       <w:tblPr>
-        <w:tblStyle w:val="TableGrid"/>
         <w:tblW w:w="0" w:type="auto"/>
+        <w:tblCellSpacing w:w="15" w:type="dxa"/>
+        <w:tblCellMar>
+          <w:top w:w="15" w:type="dxa"/>
+          <w:left w:w="15" w:type="dxa"/>
+          <w:bottom w:w="15" w:type="dxa"/>
+          <w:right w:w="15" w:type="dxa"/>
+        </w:tblCellMar>
         <w:tblLook w:val="04A0" w:firstRow="1" w:lastRow="0" w:firstColumn="1" w:lastColumn="0" w:noHBand="0" w:noVBand="1"/>
       </w:tblPr>
       <w:tblGrid>
-        <w:gridCol w:w="2337"/>
-        <w:gridCol w:w="2337"/>
-        <w:gridCol w:w="2338"/>
-        <w:gridCol w:w="2338"/>
+        <w:gridCol w:w="197"/>
+        <w:gridCol w:w="3471"/>
+        <w:gridCol w:w="1329"/>
+        <w:gridCol w:w="4363"/>
       </w:tblGrid>
       <w:tr>
+        <w:trPr>
+          <w:tblHeader/>
+          <w:tblCellSpacing w:w="15" w:type="dxa"/>
+        </w:trPr>
         <w:tc>
           <w:tcPr>
-            <w:tcW w:w="2337" w:type="dxa"/>
+            <w:tcW w:w="0" w:type="auto"/>
             <w:vAlign w:val="center"/>
+            <w:hideMark/>
           </w:tcPr>
           <w:p>
+            <w:pPr>
+              <w:rPr>
+                <w:b/>
+                <w:bCs/>
+              </w:rPr>
+            </w:pPr>
             <w:r>
               <w:rPr>
                 <w:b/>
@@ -984,10 +649,17 @@
         </w:tc>
         <w:tc>
           <w:tcPr>
-            <w:tcW w:w="2337" w:type="dxa"/>
+            <w:tcW w:w="0" w:type="auto"/>
             <w:vAlign w:val="center"/>
+            <w:hideMark/>
           </w:tcPr>
           <w:p>
+            <w:pPr>
+              <w:rPr>
+                <w:b/>
+                <w:bCs/>
+              </w:rPr>
+            </w:pPr>
             <w:r>
               <w:rPr>
                 <w:b/>
@@ -999,10 +671,17 @@
         </w:tc>
         <w:tc>
           <w:tcPr>
-            <w:tcW w:w="2338" w:type="dxa"/>
+            <w:tcW w:w="0" w:type="auto"/>
             <w:vAlign w:val="center"/>
+            <w:hideMark/>
           </w:tcPr>
           <w:p>
+            <w:pPr>
+              <w:rPr>
+                <w:b/>
+                <w:bCs/>
+              </w:rPr>
+            </w:pPr>
             <w:r>
               <w:rPr>
                 <w:b/>
@@ -1014,50 +693,36 @@
         </w:tc>
         <w:tc>
           <w:tcPr>
-            <w:tcW w:w="2338" w:type="dxa"/>
+            <w:tcW w:w="0" w:type="auto"/>
             <w:vAlign w:val="center"/>
+            <w:hideMark/>
           </w:tcPr>
           <w:p>
+            <w:pPr>
+              <w:rPr>
+                <w:b/>
+                <w:bCs/>
+              </w:rPr>
+            </w:pPr>
             <w:r>
               <w:rPr>
                 <w:b/>
                 <w:bCs/>
               </w:rPr>
-              <w:t xml:space="preserve">Description (purpose) – </w:t>
+              <w:t>Description</w:t>
             </w:r>
-            <w:proofErr w:type="spellStart"/>
-            <w:r>
-              <w:rPr>
-                <w:b/>
-                <w:bCs/>
-              </w:rPr>
-              <w:t>Mục</w:t>
-            </w:r>
-            <w:proofErr w:type="spellEnd"/>
-            <w:r>
-              <w:rPr>
-                <w:b/>
-                <w:bCs/>
-              </w:rPr>
-              <w:t xml:space="preserve"> </w:t>
-            </w:r>
-            <w:proofErr w:type="spellStart"/>
-            <w:r>
-              <w:rPr>
-                <w:b/>
-                <w:bCs/>
-              </w:rPr>
-              <w:t>đích</w:t>
-            </w:r>
-            <w:proofErr w:type="spellEnd"/>
           </w:p>
         </w:tc>
       </w:tr>
       <w:tr>
+        <w:trPr>
+          <w:tblCellSpacing w:w="15" w:type="dxa"/>
+        </w:trPr>
         <w:tc>
           <w:tcPr>
-            <w:tcW w:w="2337" w:type="dxa"/>
+            <w:tcW w:w="0" w:type="auto"/>
             <w:vAlign w:val="center"/>
+            <w:hideMark/>
           </w:tcPr>
           <w:p>
             <w:r>
@@ -1067,41 +732,26 @@
         </w:tc>
         <w:tc>
           <w:tcPr>
-            <w:tcW w:w="2337" w:type="dxa"/>
+            <w:tcW w:w="0" w:type="auto"/>
             <w:vAlign w:val="center"/>
+            <w:hideMark/>
           </w:tcPr>
           <w:p>
-            <w:proofErr w:type="spellStart"/>
             <w:proofErr w:type="gramStart"/>
             <w:r>
-              <w:rPr>
-                <w:rStyle w:val="HTMLCode"/>
-                <w:rFonts w:eastAsiaTheme="majorEastAsia"/>
-              </w:rPr>
-              <w:t>getUserId</w:t>
-            </w:r>
-            <w:proofErr w:type="spellEnd"/>
-            <w:r>
-              <w:rPr>
-                <w:rStyle w:val="HTMLCode"/>
-                <w:rFonts w:eastAsiaTheme="majorEastAsia"/>
-              </w:rPr>
-              <w:t>(</w:t>
+              <w:t>getUserId(</w:t>
             </w:r>
             <w:proofErr w:type="gramEnd"/>
             <w:r>
-              <w:rPr>
-                <w:rStyle w:val="HTMLCode"/>
-                <w:rFonts w:eastAsiaTheme="majorEastAsia"/>
-              </w:rPr>
               <w:t>)</w:t>
             </w:r>
           </w:p>
         </w:tc>
         <w:tc>
           <w:tcPr>
-            <w:tcW w:w="2338" w:type="dxa"/>
+            <w:tcW w:w="0" w:type="auto"/>
             <w:vAlign w:val="center"/>
+            <w:hideMark/>
           </w:tcPr>
           <w:p>
             <w:r>
@@ -1111,110 +761,26 @@
         </w:tc>
         <w:tc>
           <w:tcPr>
-            <w:tcW w:w="2338" w:type="dxa"/>
+            <w:tcW w:w="0" w:type="auto"/>
             <w:vAlign w:val="center"/>
+            <w:hideMark/>
           </w:tcPr>
           <w:p>
-            <w:proofErr w:type="spellStart"/>
             <w:r>
-              <w:t>Trả</w:t>
-            </w:r>
-            <w:proofErr w:type="spellEnd"/>
-            <w:r>
-              <w:t xml:space="preserve"> </w:t>
-            </w:r>
-            <w:proofErr w:type="spellStart"/>
-            <w:r>
-              <w:t>về</w:t>
-            </w:r>
-            <w:proofErr w:type="spellEnd"/>
-            <w:r>
-              <w:t xml:space="preserve"> </w:t>
-            </w:r>
-            <w:proofErr w:type="spellStart"/>
-            <w:r>
-              <w:t>mã</w:t>
-            </w:r>
-            <w:proofErr w:type="spellEnd"/>
-            <w:r>
-              <w:t xml:space="preserve"> </w:t>
-            </w:r>
-            <w:proofErr w:type="spellStart"/>
-            <w:r>
-              <w:t>định</w:t>
-            </w:r>
-            <w:proofErr w:type="spellEnd"/>
-            <w:r>
-              <w:t xml:space="preserve"> </w:t>
-            </w:r>
-            <w:proofErr w:type="spellStart"/>
-            <w:r>
-              <w:t>danh</w:t>
-            </w:r>
-            <w:proofErr w:type="spellEnd"/>
-            <w:r>
-              <w:t xml:space="preserve"> </w:t>
-            </w:r>
-            <w:proofErr w:type="spellStart"/>
-            <w:r>
-              <w:rPr>
-                <w:rStyle w:val="HTMLCode"/>
-                <w:rFonts w:eastAsiaTheme="majorEastAsia"/>
-              </w:rPr>
-              <w:t>userId</w:t>
-            </w:r>
-            <w:proofErr w:type="spellEnd"/>
-            <w:r>
-              <w:t xml:space="preserve"> </w:t>
-            </w:r>
-            <w:proofErr w:type="spellStart"/>
-            <w:r>
-              <w:t>của</w:t>
-            </w:r>
-            <w:proofErr w:type="spellEnd"/>
-            <w:r>
-              <w:t xml:space="preserve"> </w:t>
-            </w:r>
-            <w:proofErr w:type="spellStart"/>
-            <w:r>
-              <w:t>người</w:t>
-            </w:r>
-            <w:proofErr w:type="spellEnd"/>
-            <w:r>
-              <w:t xml:space="preserve"> </w:t>
-            </w:r>
-            <w:proofErr w:type="spellStart"/>
-            <w:r>
-              <w:t>dùng</w:t>
-            </w:r>
-            <w:proofErr w:type="spellEnd"/>
-            <w:r>
-              <w:t xml:space="preserve"> </w:t>
-            </w:r>
-            <w:proofErr w:type="spellStart"/>
-            <w:r>
-              <w:t>hiện</w:t>
-            </w:r>
-            <w:proofErr w:type="spellEnd"/>
-            <w:r>
-              <w:t xml:space="preserve"> </w:t>
-            </w:r>
-            <w:proofErr w:type="spellStart"/>
-            <w:r>
-              <w:t>tại</w:t>
-            </w:r>
-            <w:proofErr w:type="spellEnd"/>
-            <w:r>
-              <w:t>.</w:t>
+              <w:t>Trả về mã định danh userId</w:t>
             </w:r>
           </w:p>
         </w:tc>
       </w:tr>
       <w:tr>
+        <w:trPr>
+          <w:tblCellSpacing w:w="15" w:type="dxa"/>
+        </w:trPr>
         <w:tc>
           <w:tcPr>
-            <w:tcW w:w="2337" w:type="dxa"/>
+            <w:tcW w:w="0" w:type="auto"/>
             <w:vAlign w:val="center"/>
+            <w:hideMark/>
           </w:tcPr>
           <w:p>
             <w:r>
@@ -1224,41 +790,26 @@
         </w:tc>
         <w:tc>
           <w:tcPr>
-            <w:tcW w:w="2337" w:type="dxa"/>
+            <w:tcW w:w="0" w:type="auto"/>
             <w:vAlign w:val="center"/>
+            <w:hideMark/>
           </w:tcPr>
           <w:p>
-            <w:proofErr w:type="spellStart"/>
             <w:proofErr w:type="gramStart"/>
             <w:r>
-              <w:rPr>
-                <w:rStyle w:val="HTMLCode"/>
-                <w:rFonts w:eastAsiaTheme="majorEastAsia"/>
-              </w:rPr>
-              <w:t>getUsername</w:t>
-            </w:r>
-            <w:proofErr w:type="spellEnd"/>
-            <w:r>
-              <w:rPr>
-                <w:rStyle w:val="HTMLCode"/>
-                <w:rFonts w:eastAsiaTheme="majorEastAsia"/>
-              </w:rPr>
-              <w:t>(</w:t>
+              <w:t>getUsername(</w:t>
             </w:r>
             <w:proofErr w:type="gramEnd"/>
             <w:r>
-              <w:rPr>
-                <w:rStyle w:val="HTMLCode"/>
-                <w:rFonts w:eastAsiaTheme="majorEastAsia"/>
-              </w:rPr>
               <w:t>)</w:t>
             </w:r>
           </w:p>
         </w:tc>
         <w:tc>
           <w:tcPr>
-            <w:tcW w:w="2338" w:type="dxa"/>
+            <w:tcW w:w="0" w:type="auto"/>
             <w:vAlign w:val="center"/>
+            <w:hideMark/>
           </w:tcPr>
           <w:p>
             <w:r>
@@ -1268,92 +819,26 @@
         </w:tc>
         <w:tc>
           <w:tcPr>
-            <w:tcW w:w="2338" w:type="dxa"/>
+            <w:tcW w:w="0" w:type="auto"/>
             <w:vAlign w:val="center"/>
+            <w:hideMark/>
           </w:tcPr>
           <w:p>
-            <w:proofErr w:type="spellStart"/>
             <w:r>
-              <w:t>Trả</w:t>
-            </w:r>
-            <w:proofErr w:type="spellEnd"/>
-            <w:r>
-              <w:t xml:space="preserve"> </w:t>
-            </w:r>
-            <w:proofErr w:type="spellStart"/>
-            <w:r>
-              <w:t>về</w:t>
-            </w:r>
-            <w:proofErr w:type="spellEnd"/>
-            <w:r>
-              <w:t xml:space="preserve"> </w:t>
-            </w:r>
-            <w:proofErr w:type="spellStart"/>
-            <w:r>
-              <w:t>tên</w:t>
-            </w:r>
-            <w:proofErr w:type="spellEnd"/>
-            <w:r>
-              <w:t xml:space="preserve"> </w:t>
-            </w:r>
-            <w:proofErr w:type="spellStart"/>
-            <w:r>
-              <w:t>đăng</w:t>
-            </w:r>
-            <w:proofErr w:type="spellEnd"/>
-            <w:r>
-              <w:t xml:space="preserve"> </w:t>
-            </w:r>
-            <w:proofErr w:type="spellStart"/>
-            <w:r>
-              <w:t>nhập</w:t>
-            </w:r>
-            <w:proofErr w:type="spellEnd"/>
-            <w:r>
-              <w:t xml:space="preserve"> </w:t>
-            </w:r>
-            <w:r>
-              <w:rPr>
-                <w:rStyle w:val="HTMLCode"/>
-                <w:rFonts w:eastAsiaTheme="majorEastAsia"/>
-              </w:rPr>
-              <w:t>username</w:t>
-            </w:r>
-            <w:r>
-              <w:t xml:space="preserve"> </w:t>
-            </w:r>
-            <w:proofErr w:type="spellStart"/>
-            <w:r>
-              <w:t>của</w:t>
-            </w:r>
-            <w:proofErr w:type="spellEnd"/>
-            <w:r>
-              <w:t xml:space="preserve"> </w:t>
-            </w:r>
-            <w:proofErr w:type="spellStart"/>
-            <w:r>
-              <w:t>người</w:t>
-            </w:r>
-            <w:proofErr w:type="spellEnd"/>
-            <w:r>
-              <w:t xml:space="preserve"> </w:t>
-            </w:r>
-            <w:proofErr w:type="spellStart"/>
-            <w:r>
-              <w:t>dùng</w:t>
-            </w:r>
-            <w:proofErr w:type="spellEnd"/>
-            <w:r>
-              <w:t>.</w:t>
+              <w:t>Trả về tên đăng nhập username</w:t>
             </w:r>
           </w:p>
         </w:tc>
       </w:tr>
       <w:tr>
+        <w:trPr>
+          <w:tblCellSpacing w:w="15" w:type="dxa"/>
+        </w:trPr>
         <w:tc>
           <w:tcPr>
-            <w:tcW w:w="2337" w:type="dxa"/>
+            <w:tcW w:w="0" w:type="auto"/>
             <w:vAlign w:val="center"/>
+            <w:hideMark/>
           </w:tcPr>
           <w:p>
             <w:r>
@@ -1363,41 +848,26 @@
         </w:tc>
         <w:tc>
           <w:tcPr>
-            <w:tcW w:w="2337" w:type="dxa"/>
+            <w:tcW w:w="0" w:type="auto"/>
             <w:vAlign w:val="center"/>
+            <w:hideMark/>
           </w:tcPr>
           <w:p>
-            <w:proofErr w:type="spellStart"/>
             <w:proofErr w:type="gramStart"/>
             <w:r>
-              <w:rPr>
-                <w:rStyle w:val="HTMLCode"/>
-                <w:rFonts w:eastAsiaTheme="majorEastAsia"/>
-              </w:rPr>
-              <w:t>getEmail</w:t>
-            </w:r>
-            <w:proofErr w:type="spellEnd"/>
-            <w:r>
-              <w:rPr>
-                <w:rStyle w:val="HTMLCode"/>
-                <w:rFonts w:eastAsiaTheme="majorEastAsia"/>
-              </w:rPr>
-              <w:t>(</w:t>
+              <w:t>getEmail(</w:t>
             </w:r>
             <w:proofErr w:type="gramEnd"/>
             <w:r>
-              <w:rPr>
-                <w:rStyle w:val="HTMLCode"/>
-                <w:rFonts w:eastAsiaTheme="majorEastAsia"/>
-              </w:rPr>
               <w:t>)</w:t>
             </w:r>
           </w:p>
         </w:tc>
         <w:tc>
           <w:tcPr>
-            <w:tcW w:w="2338" w:type="dxa"/>
+            <w:tcW w:w="0" w:type="auto"/>
             <w:vAlign w:val="center"/>
+            <w:hideMark/>
           </w:tcPr>
           <w:p>
             <w:r>
@@ -1407,86 +877,26 @@
         </w:tc>
         <w:tc>
           <w:tcPr>
-            <w:tcW w:w="2338" w:type="dxa"/>
+            <w:tcW w:w="0" w:type="auto"/>
             <w:vAlign w:val="center"/>
+            <w:hideMark/>
           </w:tcPr>
           <w:p>
-            <w:proofErr w:type="spellStart"/>
             <w:r>
-              <w:t>Trả</w:t>
-            </w:r>
-            <w:proofErr w:type="spellEnd"/>
-            <w:r>
-              <w:t xml:space="preserve"> </w:t>
-            </w:r>
-            <w:proofErr w:type="spellStart"/>
-            <w:r>
-              <w:t>về</w:t>
-            </w:r>
-            <w:proofErr w:type="spellEnd"/>
-            <w:r>
-              <w:t xml:space="preserve"> </w:t>
-            </w:r>
-            <w:proofErr w:type="spellStart"/>
-            <w:r>
-              <w:t>địa</w:t>
-            </w:r>
-            <w:proofErr w:type="spellEnd"/>
-            <w:r>
-              <w:t xml:space="preserve"> </w:t>
-            </w:r>
-            <w:proofErr w:type="spellStart"/>
-            <w:r>
-              <w:t>chỉ</w:t>
-            </w:r>
-            <w:proofErr w:type="spellEnd"/>
-            <w:r>
-              <w:t xml:space="preserve"> email </w:t>
-            </w:r>
-            <w:proofErr w:type="spellStart"/>
-            <w:r>
-              <w:rPr>
-                <w:rStyle w:val="HTMLCode"/>
-                <w:rFonts w:eastAsiaTheme="majorEastAsia"/>
-              </w:rPr>
-              <w:t>email</w:t>
-            </w:r>
-            <w:proofErr w:type="spellEnd"/>
-            <w:r>
-              <w:t xml:space="preserve"> </w:t>
-            </w:r>
-            <w:proofErr w:type="spellStart"/>
-            <w:r>
-              <w:t>của</w:t>
-            </w:r>
-            <w:proofErr w:type="spellEnd"/>
-            <w:r>
-              <w:t xml:space="preserve"> </w:t>
-            </w:r>
-            <w:proofErr w:type="spellStart"/>
-            <w:r>
-              <w:t>người</w:t>
-            </w:r>
-            <w:proofErr w:type="spellEnd"/>
-            <w:r>
-              <w:t xml:space="preserve"> </w:t>
-            </w:r>
-            <w:proofErr w:type="spellStart"/>
-            <w:r>
-              <w:t>dùng</w:t>
-            </w:r>
-            <w:proofErr w:type="spellEnd"/>
-            <w:r>
-              <w:t>.</w:t>
+              <w:t>Trả về địa chỉ email email</w:t>
             </w:r>
           </w:p>
         </w:tc>
       </w:tr>
       <w:tr>
+        <w:trPr>
+          <w:tblCellSpacing w:w="15" w:type="dxa"/>
+        </w:trPr>
         <w:tc>
           <w:tcPr>
-            <w:tcW w:w="2337" w:type="dxa"/>
+            <w:tcW w:w="0" w:type="auto"/>
             <w:vAlign w:val="center"/>
+            <w:hideMark/>
           </w:tcPr>
           <w:p>
             <w:r>
@@ -1496,41 +906,26 @@
         </w:tc>
         <w:tc>
           <w:tcPr>
-            <w:tcW w:w="2337" w:type="dxa"/>
+            <w:tcW w:w="0" w:type="auto"/>
             <w:vAlign w:val="center"/>
+            <w:hideMark/>
           </w:tcPr>
           <w:p>
-            <w:proofErr w:type="spellStart"/>
             <w:proofErr w:type="gramStart"/>
             <w:r>
-              <w:rPr>
-                <w:rStyle w:val="HTMLCode"/>
-                <w:rFonts w:eastAsiaTheme="majorEastAsia"/>
-              </w:rPr>
-              <w:t>getPassword</w:t>
-            </w:r>
-            <w:proofErr w:type="spellEnd"/>
-            <w:r>
-              <w:rPr>
-                <w:rStyle w:val="HTMLCode"/>
-                <w:rFonts w:eastAsiaTheme="majorEastAsia"/>
-              </w:rPr>
-              <w:t>(</w:t>
+              <w:t>getPassword(</w:t>
             </w:r>
             <w:proofErr w:type="gramEnd"/>
             <w:r>
-              <w:rPr>
-                <w:rStyle w:val="HTMLCode"/>
-                <w:rFonts w:eastAsiaTheme="majorEastAsia"/>
-              </w:rPr>
               <w:t>)</w:t>
             </w:r>
           </w:p>
         </w:tc>
         <w:tc>
           <w:tcPr>
-            <w:tcW w:w="2338" w:type="dxa"/>
+            <w:tcW w:w="0" w:type="auto"/>
             <w:vAlign w:val="center"/>
+            <w:hideMark/>
           </w:tcPr>
           <w:p>
             <w:r>
@@ -1540,169 +935,55 @@
         </w:tc>
         <w:tc>
           <w:tcPr>
-            <w:tcW w:w="2338" w:type="dxa"/>
+            <w:tcW w:w="0" w:type="auto"/>
             <w:vAlign w:val="center"/>
+            <w:hideMark/>
           </w:tcPr>
           <w:p>
-            <w:proofErr w:type="spellStart"/>
             <w:r>
-              <w:t>Trả</w:t>
-            </w:r>
-            <w:proofErr w:type="spellEnd"/>
-            <w:r>
-              <w:t xml:space="preserve"> </w:t>
-            </w:r>
-            <w:proofErr w:type="spellStart"/>
-            <w:r>
-              <w:t>về</w:t>
-            </w:r>
-            <w:proofErr w:type="spellEnd"/>
-            <w:r>
-              <w:t xml:space="preserve"> </w:t>
-            </w:r>
-            <w:proofErr w:type="spellStart"/>
-            <w:r>
-              <w:t>giá</w:t>
-            </w:r>
-            <w:proofErr w:type="spellEnd"/>
-            <w:r>
-              <w:t xml:space="preserve"> </w:t>
-            </w:r>
-            <w:proofErr w:type="spellStart"/>
-            <w:r>
-              <w:t>trị</w:t>
-            </w:r>
-            <w:proofErr w:type="spellEnd"/>
-            <w:r>
-              <w:t xml:space="preserve"> </w:t>
-            </w:r>
-            <w:proofErr w:type="spellStart"/>
-            <w:r>
-              <w:t>mật</w:t>
-            </w:r>
-            <w:proofErr w:type="spellEnd"/>
-            <w:r>
-              <w:t xml:space="preserve"> </w:t>
-            </w:r>
-            <w:proofErr w:type="spellStart"/>
-            <w:r>
-              <w:t>khẩu</w:t>
-            </w:r>
-            <w:proofErr w:type="spellEnd"/>
-            <w:r>
-              <w:t xml:space="preserve"> </w:t>
-            </w:r>
-            <w:r>
-              <w:rPr>
-                <w:rStyle w:val="HTMLCode"/>
-                <w:rFonts w:eastAsiaTheme="majorEastAsia"/>
-              </w:rPr>
-              <w:t>password</w:t>
-            </w:r>
-            <w:r>
-              <w:t xml:space="preserve"> (</w:t>
-            </w:r>
-            <w:proofErr w:type="spellStart"/>
-            <w:r>
-              <w:t>thường</w:t>
-            </w:r>
-            <w:proofErr w:type="spellEnd"/>
-            <w:r>
-              <w:t xml:space="preserve"> </w:t>
-            </w:r>
-            <w:proofErr w:type="spellStart"/>
-            <w:r>
-              <w:t>là</w:t>
-            </w:r>
-            <w:proofErr w:type="spellEnd"/>
-            <w:r>
-              <w:t xml:space="preserve"> </w:t>
-            </w:r>
-            <w:proofErr w:type="spellStart"/>
-            <w:r>
-              <w:t>chuỗi</w:t>
-            </w:r>
-            <w:proofErr w:type="spellEnd"/>
-            <w:r>
-              <w:t xml:space="preserve"> </w:t>
-            </w:r>
-            <w:proofErr w:type="spellStart"/>
-            <w:r>
-              <w:t>đã</w:t>
-            </w:r>
-            <w:proofErr w:type="spellEnd"/>
-            <w:r>
-              <w:t xml:space="preserve"> </w:t>
-            </w:r>
-            <w:proofErr w:type="spellStart"/>
-            <w:r>
-              <w:t>mã</w:t>
-            </w:r>
-            <w:proofErr w:type="spellEnd"/>
-            <w:r>
-              <w:t xml:space="preserve"> </w:t>
-            </w:r>
-            <w:proofErr w:type="spellStart"/>
-            <w:r>
-              <w:t>hoá</w:t>
-            </w:r>
-            <w:proofErr w:type="spellEnd"/>
-            <w:r>
-              <w:t>).</w:t>
+              <w:t>Trả về chuỗi mật khẩu (thường là chuỗi đã mã hóa)</w:t>
             </w:r>
           </w:p>
         </w:tc>
       </w:tr>
       <w:tr>
+        <w:trPr>
+          <w:tblCellSpacing w:w="15" w:type="dxa"/>
+        </w:trPr>
         <w:tc>
           <w:tcPr>
-            <w:tcW w:w="2337" w:type="dxa"/>
+            <w:tcW w:w="0" w:type="auto"/>
             <w:vAlign w:val="center"/>
+            <w:hideMark/>
           </w:tcPr>
           <w:p>
             <w:r>
-              <w:lastRenderedPageBreak/>
               <w:t>5</w:t>
             </w:r>
           </w:p>
         </w:tc>
         <w:tc>
           <w:tcPr>
-            <w:tcW w:w="2337" w:type="dxa"/>
+            <w:tcW w:w="0" w:type="auto"/>
             <w:vAlign w:val="center"/>
+            <w:hideMark/>
           </w:tcPr>
           <w:p>
-            <w:proofErr w:type="spellStart"/>
             <w:proofErr w:type="gramStart"/>
             <w:r>
-              <w:rPr>
-                <w:rStyle w:val="HTMLCode"/>
-                <w:rFonts w:eastAsiaTheme="majorEastAsia"/>
-              </w:rPr>
-              <w:t>getRole</w:t>
-            </w:r>
-            <w:proofErr w:type="spellEnd"/>
-            <w:r>
-              <w:rPr>
-                <w:rStyle w:val="HTMLCode"/>
-                <w:rFonts w:eastAsiaTheme="majorEastAsia"/>
-              </w:rPr>
-              <w:t>(</w:t>
+              <w:t>getRole(</w:t>
             </w:r>
             <w:proofErr w:type="gramEnd"/>
             <w:r>
-              <w:rPr>
-                <w:rStyle w:val="HTMLCode"/>
-                <w:rFonts w:eastAsiaTheme="majorEastAsia"/>
-              </w:rPr>
               <w:t>)</w:t>
             </w:r>
           </w:p>
         </w:tc>
         <w:tc>
           <w:tcPr>
-            <w:tcW w:w="2338" w:type="dxa"/>
+            <w:tcW w:w="0" w:type="auto"/>
             <w:vAlign w:val="center"/>
+            <w:hideMark/>
           </w:tcPr>
           <w:p>
             <w:r>
@@ -1712,281 +993,85 @@
         </w:tc>
         <w:tc>
           <w:tcPr>
-            <w:tcW w:w="2338" w:type="dxa"/>
+            <w:tcW w:w="0" w:type="auto"/>
             <w:vAlign w:val="center"/>
+            <w:hideMark/>
           </w:tcPr>
           <w:p>
-            <w:proofErr w:type="spellStart"/>
             <w:r>
-              <w:t>Trả</w:t>
-            </w:r>
-            <w:proofErr w:type="spellEnd"/>
-            <w:r>
-              <w:t xml:space="preserve"> </w:t>
-            </w:r>
-            <w:proofErr w:type="spellStart"/>
-            <w:r>
-              <w:t>về</w:t>
-            </w:r>
-            <w:proofErr w:type="spellEnd"/>
-            <w:r>
-              <w:t xml:space="preserve"> </w:t>
-            </w:r>
-            <w:proofErr w:type="spellStart"/>
-            <w:r>
-              <w:t>vai</w:t>
-            </w:r>
-            <w:proofErr w:type="spellEnd"/>
-            <w:r>
-              <w:t xml:space="preserve"> </w:t>
-            </w:r>
-            <w:proofErr w:type="spellStart"/>
-            <w:r>
-              <w:t>trò</w:t>
-            </w:r>
-            <w:proofErr w:type="spellEnd"/>
-            <w:r>
-              <w:t xml:space="preserve"> (role) </w:t>
-            </w:r>
-            <w:proofErr w:type="spellStart"/>
-            <w:r>
-              <w:t>hiện</w:t>
-            </w:r>
-            <w:proofErr w:type="spellEnd"/>
-            <w:r>
-              <w:t xml:space="preserve"> </w:t>
-            </w:r>
-            <w:proofErr w:type="spellStart"/>
-            <w:r>
-              <w:t>tại</w:t>
-            </w:r>
-            <w:proofErr w:type="spellEnd"/>
-            <w:r>
-              <w:t xml:space="preserve"> </w:t>
-            </w:r>
-            <w:proofErr w:type="spellStart"/>
-            <w:r>
-              <w:t>của</w:t>
-            </w:r>
-            <w:proofErr w:type="spellEnd"/>
-            <w:r>
-              <w:t xml:space="preserve"> </w:t>
-            </w:r>
-            <w:proofErr w:type="spellStart"/>
-            <w:r>
-              <w:t>người</w:t>
-            </w:r>
-            <w:proofErr w:type="spellEnd"/>
-            <w:r>
-              <w:t xml:space="preserve"> </w:t>
-            </w:r>
-            <w:proofErr w:type="spellStart"/>
-            <w:r>
-              <w:t>dùng</w:t>
-            </w:r>
-            <w:proofErr w:type="spellEnd"/>
-            <w:r>
-              <w:t>.</w:t>
+              <w:t>Trả về vai trò role hiện tại</w:t>
             </w:r>
           </w:p>
         </w:tc>
       </w:tr>
       <w:tr>
+        <w:trPr>
+          <w:tblCellSpacing w:w="15" w:type="dxa"/>
+        </w:trPr>
         <w:tc>
           <w:tcPr>
-            <w:tcW w:w="2337" w:type="dxa"/>
+            <w:tcW w:w="0" w:type="auto"/>
             <w:vAlign w:val="center"/>
+            <w:hideMark/>
           </w:tcPr>
           <w:p>
             <w:r>
+              <w:lastRenderedPageBreak/>
               <w:t>6</w:t>
             </w:r>
           </w:p>
         </w:tc>
         <w:tc>
           <w:tcPr>
-            <w:tcW w:w="2337" w:type="dxa"/>
+            <w:tcW w:w="0" w:type="auto"/>
             <w:vAlign w:val="center"/>
+            <w:hideMark/>
           </w:tcPr>
           <w:p>
-            <w:proofErr w:type="spellStart"/>
             <w:proofErr w:type="gramStart"/>
             <w:r>
-              <w:rPr>
-                <w:rStyle w:val="HTMLCode"/>
-                <w:rFonts w:eastAsiaTheme="majorEastAsia"/>
-              </w:rPr>
-              <w:t>getStatus</w:t>
-            </w:r>
-            <w:proofErr w:type="spellEnd"/>
-            <w:r>
-              <w:rPr>
-                <w:rStyle w:val="HTMLCode"/>
-                <w:rFonts w:eastAsiaTheme="majorEastAsia"/>
-              </w:rPr>
-              <w:t>(</w:t>
+              <w:t>getStatus(</w:t>
             </w:r>
             <w:proofErr w:type="gramEnd"/>
             <w:r>
-              <w:rPr>
-                <w:rStyle w:val="HTMLCode"/>
-                <w:rFonts w:eastAsiaTheme="majorEastAsia"/>
-              </w:rPr>
               <w:t>)</w:t>
             </w:r>
           </w:p>
         </w:tc>
         <w:tc>
           <w:tcPr>
-            <w:tcW w:w="2338" w:type="dxa"/>
+            <w:tcW w:w="0" w:type="auto"/>
             <w:vAlign w:val="center"/>
+            <w:hideMark/>
           </w:tcPr>
           <w:p>
-            <w:proofErr w:type="spellStart"/>
             <w:r>
               <w:t>boolean</w:t>
             </w:r>
-            <w:proofErr w:type="spellEnd"/>
           </w:p>
         </w:tc>
         <w:tc>
           <w:tcPr>
-            <w:tcW w:w="2338" w:type="dxa"/>
+            <w:tcW w:w="0" w:type="auto"/>
             <w:vAlign w:val="center"/>
+            <w:hideMark/>
           </w:tcPr>
           <w:p>
-            <w:proofErr w:type="spellStart"/>
             <w:r>
-              <w:t>Trả</w:t>
-            </w:r>
-            <w:proofErr w:type="spellEnd"/>
-            <w:r>
-              <w:t xml:space="preserve"> </w:t>
-            </w:r>
-            <w:proofErr w:type="spellStart"/>
-            <w:r>
-              <w:t>về</w:t>
-            </w:r>
-            <w:proofErr w:type="spellEnd"/>
-            <w:r>
-              <w:t xml:space="preserve"> </w:t>
-            </w:r>
-            <w:proofErr w:type="spellStart"/>
-            <w:r>
-              <w:t>trạng</w:t>
-            </w:r>
-            <w:proofErr w:type="spellEnd"/>
-            <w:r>
-              <w:t xml:space="preserve"> </w:t>
-            </w:r>
-            <w:proofErr w:type="spellStart"/>
-            <w:r>
-              <w:t>thái</w:t>
-            </w:r>
-            <w:proofErr w:type="spellEnd"/>
-            <w:r>
-              <w:t xml:space="preserve"> </w:t>
-            </w:r>
-            <w:proofErr w:type="spellStart"/>
-            <w:r>
-              <w:t>tài</w:t>
-            </w:r>
-            <w:proofErr w:type="spellEnd"/>
-            <w:r>
-              <w:t xml:space="preserve"> </w:t>
-            </w:r>
-            <w:proofErr w:type="spellStart"/>
-            <w:r>
-              <w:t>khoản</w:t>
-            </w:r>
-            <w:proofErr w:type="spellEnd"/>
-            <w:r>
-              <w:t xml:space="preserve">: </w:t>
-            </w:r>
-            <w:r>
-              <w:rPr>
-                <w:rStyle w:val="HTMLCode"/>
-                <w:rFonts w:eastAsiaTheme="majorEastAsia"/>
-              </w:rPr>
-              <w:t>true</w:t>
-            </w:r>
-            <w:r>
-              <w:t xml:space="preserve"> </w:t>
-            </w:r>
-            <w:proofErr w:type="spellStart"/>
-            <w:r>
-              <w:t>nếu</w:t>
-            </w:r>
-            <w:proofErr w:type="spellEnd"/>
-            <w:r>
-              <w:t xml:space="preserve"> </w:t>
-            </w:r>
-            <w:proofErr w:type="spellStart"/>
-            <w:r>
-              <w:t>đang</w:t>
-            </w:r>
-            <w:proofErr w:type="spellEnd"/>
-            <w:r>
-              <w:t xml:space="preserve"> </w:t>
-            </w:r>
-            <w:proofErr w:type="spellStart"/>
-            <w:r>
-              <w:t>hoạt</w:t>
-            </w:r>
-            <w:proofErr w:type="spellEnd"/>
-            <w:r>
-              <w:t xml:space="preserve"> </w:t>
-            </w:r>
-            <w:proofErr w:type="spellStart"/>
-            <w:r>
-              <w:t>động</w:t>
-            </w:r>
-            <w:proofErr w:type="spellEnd"/>
-            <w:r>
-              <w:t xml:space="preserve">, </w:t>
-            </w:r>
-            <w:r>
-              <w:rPr>
-                <w:rStyle w:val="HTMLCode"/>
-                <w:rFonts w:eastAsiaTheme="majorEastAsia"/>
-              </w:rPr>
-              <w:t>false</w:t>
-            </w:r>
-            <w:r>
-              <w:t xml:space="preserve"> </w:t>
-            </w:r>
-            <w:proofErr w:type="spellStart"/>
-            <w:r>
-              <w:t>nếu</w:t>
-            </w:r>
-            <w:proofErr w:type="spellEnd"/>
-            <w:r>
-              <w:t xml:space="preserve"> </w:t>
-            </w:r>
-            <w:proofErr w:type="spellStart"/>
-            <w:r>
-              <w:t>bị</w:t>
-            </w:r>
-            <w:proofErr w:type="spellEnd"/>
-            <w:r>
-              <w:t xml:space="preserve"> </w:t>
-            </w:r>
-            <w:proofErr w:type="spellStart"/>
-            <w:r>
-              <w:t>khoá</w:t>
-            </w:r>
-            <w:proofErr w:type="spellEnd"/>
-            <w:r>
-              <w:t>.</w:t>
+              <w:t>Trả về trạng thái tài khoản</w:t>
             </w:r>
           </w:p>
         </w:tc>
       </w:tr>
       <w:tr>
+        <w:trPr>
+          <w:tblCellSpacing w:w="15" w:type="dxa"/>
+        </w:trPr>
         <w:tc>
           <w:tcPr>
-            <w:tcW w:w="2337" w:type="dxa"/>
+            <w:tcW w:w="0" w:type="auto"/>
             <w:vAlign w:val="center"/>
+            <w:hideMark/>
           </w:tcPr>
           <w:p>
             <w:r>
@@ -1996,96 +1081,26 @@
         </w:tc>
         <w:tc>
           <w:tcPr>
-            <w:tcW w:w="2337" w:type="dxa"/>
+            <w:tcW w:w="0" w:type="auto"/>
             <w:vAlign w:val="center"/>
+            <w:hideMark/>
           </w:tcPr>
           <w:p>
             <w:proofErr w:type="gramStart"/>
             <w:r>
-              <w:rPr>
-                <w:rStyle w:val="HTMLCode"/>
-                <w:rFonts w:eastAsiaTheme="majorEastAsia"/>
-              </w:rPr>
-              <w:t>User(username :</w:t>
+              <w:t>User(</w:t>
             </w:r>
             <w:proofErr w:type="gramEnd"/>
             <w:r>
-              <w:rPr>
-                <w:rStyle w:val="HTMLCode"/>
-                <w:rFonts w:eastAsiaTheme="majorEastAsia"/>
-              </w:rPr>
-              <w:t xml:space="preserve"> String, </w:t>
-            </w:r>
-            <w:proofErr w:type="gramStart"/>
-            <w:r>
-              <w:rPr>
-                <w:rStyle w:val="HTMLCode"/>
-                <w:rFonts w:eastAsiaTheme="majorEastAsia"/>
-              </w:rPr>
-              <w:t>password :</w:t>
-            </w:r>
-            <w:proofErr w:type="gramEnd"/>
-            <w:r>
-              <w:rPr>
-                <w:rStyle w:val="HTMLCode"/>
-                <w:rFonts w:eastAsiaTheme="majorEastAsia"/>
-              </w:rPr>
-              <w:t xml:space="preserve"> String, </w:t>
-            </w:r>
-            <w:proofErr w:type="gramStart"/>
-            <w:r>
-              <w:rPr>
-                <w:rStyle w:val="HTMLCode"/>
-                <w:rFonts w:eastAsiaTheme="majorEastAsia"/>
-              </w:rPr>
-              <w:t>role :</w:t>
-            </w:r>
-            <w:proofErr w:type="gramEnd"/>
-            <w:r>
-              <w:rPr>
-                <w:rStyle w:val="HTMLCode"/>
-                <w:rFonts w:eastAsiaTheme="majorEastAsia"/>
-              </w:rPr>
-              <w:t xml:space="preserve"> String, </w:t>
-            </w:r>
-            <w:proofErr w:type="gramStart"/>
-            <w:r>
-              <w:rPr>
-                <w:rStyle w:val="HTMLCode"/>
-                <w:rFonts w:eastAsiaTheme="majorEastAsia"/>
-              </w:rPr>
-              <w:t>status :</w:t>
-            </w:r>
-            <w:proofErr w:type="gramEnd"/>
-            <w:r>
-              <w:rPr>
-                <w:rStyle w:val="HTMLCode"/>
-                <w:rFonts w:eastAsiaTheme="majorEastAsia"/>
-              </w:rPr>
-              <w:t xml:space="preserve"> </w:t>
-            </w:r>
-            <w:proofErr w:type="spellStart"/>
-            <w:r>
-              <w:rPr>
-                <w:rStyle w:val="HTMLCode"/>
-                <w:rFonts w:eastAsiaTheme="majorEastAsia"/>
-              </w:rPr>
-              <w:t>boolean</w:t>
-            </w:r>
-            <w:proofErr w:type="spellEnd"/>
-            <w:r>
-              <w:rPr>
-                <w:rStyle w:val="HTMLCode"/>
-                <w:rFonts w:eastAsiaTheme="majorEastAsia"/>
-              </w:rPr>
-              <w:t>)</w:t>
+              <w:t>username, password, role, status)</w:t>
             </w:r>
           </w:p>
         </w:tc>
         <w:tc>
           <w:tcPr>
-            <w:tcW w:w="2338" w:type="dxa"/>
+            <w:tcW w:w="0" w:type="auto"/>
             <w:vAlign w:val="center"/>
+            <w:hideMark/>
           </w:tcPr>
           <w:p>
             <w:r>
@@ -2095,262 +1110,76 @@
         </w:tc>
         <w:tc>
           <w:tcPr>
-            <w:tcW w:w="2338" w:type="dxa"/>
+            <w:tcW w:w="0" w:type="auto"/>
             <w:vAlign w:val="center"/>
+            <w:hideMark/>
           </w:tcPr>
           <w:p>
-            <w:proofErr w:type="spellStart"/>
             <w:r>
-              <w:t>Hàm</w:t>
-            </w:r>
-            <w:proofErr w:type="spellEnd"/>
-            <w:r>
-              <w:t xml:space="preserve"> </w:t>
-            </w:r>
-            <w:proofErr w:type="spellStart"/>
-            <w:r>
-              <w:t>tạo</w:t>
-            </w:r>
-            <w:proofErr w:type="spellEnd"/>
-            <w:r>
-              <w:t xml:space="preserve"> (constructor) </w:t>
-            </w:r>
-            <w:proofErr w:type="spellStart"/>
-            <w:r>
-              <w:t>dùng</w:t>
-            </w:r>
-            <w:proofErr w:type="spellEnd"/>
-            <w:r>
-              <w:t xml:space="preserve"> </w:t>
-            </w:r>
-            <w:proofErr w:type="spellStart"/>
-            <w:r>
-              <w:t>để</w:t>
-            </w:r>
-            <w:proofErr w:type="spellEnd"/>
-            <w:r>
-              <w:t xml:space="preserve"> </w:t>
-            </w:r>
-            <w:proofErr w:type="spellStart"/>
-            <w:r>
-              <w:t>khởi</w:t>
-            </w:r>
-            <w:proofErr w:type="spellEnd"/>
-            <w:r>
-              <w:t xml:space="preserve"> </w:t>
-            </w:r>
-            <w:proofErr w:type="spellStart"/>
-            <w:r>
-              <w:t>tạo</w:t>
-            </w:r>
-            <w:proofErr w:type="spellEnd"/>
-            <w:r>
-              <w:t xml:space="preserve"> </w:t>
-            </w:r>
-            <w:proofErr w:type="spellStart"/>
-            <w:r>
-              <w:t>một</w:t>
-            </w:r>
-            <w:proofErr w:type="spellEnd"/>
-            <w:r>
-              <w:t xml:space="preserve"> </w:t>
-            </w:r>
-            <w:proofErr w:type="spellStart"/>
-            <w:r>
-              <w:t>đối</w:t>
-            </w:r>
-            <w:proofErr w:type="spellEnd"/>
-            <w:r>
-              <w:t xml:space="preserve"> </w:t>
-            </w:r>
-            <w:proofErr w:type="spellStart"/>
-            <w:r>
-              <w:t>tượng</w:t>
-            </w:r>
-            <w:proofErr w:type="spellEnd"/>
-            <w:r>
-              <w:t xml:space="preserve"> </w:t>
-            </w:r>
-            <w:r>
-              <w:rPr>
-                <w:rStyle w:val="HTMLCode"/>
-                <w:rFonts w:eastAsiaTheme="majorEastAsia"/>
-              </w:rPr>
-              <w:t>User</w:t>
-            </w:r>
-            <w:r>
-              <w:t xml:space="preserve"> </w:t>
-            </w:r>
-            <w:proofErr w:type="spellStart"/>
-            <w:r>
-              <w:t>mới</w:t>
-            </w:r>
-            <w:proofErr w:type="spellEnd"/>
-            <w:r>
-              <w:t xml:space="preserve"> </w:t>
-            </w:r>
-            <w:proofErr w:type="spellStart"/>
-            <w:r>
-              <w:t>với</w:t>
-            </w:r>
-            <w:proofErr w:type="spellEnd"/>
-            <w:r>
-              <w:t xml:space="preserve"> username, </w:t>
-            </w:r>
-            <w:proofErr w:type="spellStart"/>
-            <w:r>
-              <w:t>mật</w:t>
-            </w:r>
-            <w:proofErr w:type="spellEnd"/>
-            <w:r>
-              <w:t xml:space="preserve"> </w:t>
-            </w:r>
-            <w:proofErr w:type="spellStart"/>
-            <w:r>
-              <w:t>khẩu</w:t>
-            </w:r>
-            <w:proofErr w:type="spellEnd"/>
-            <w:r>
-              <w:t xml:space="preserve">, role </w:t>
-            </w:r>
-            <w:proofErr w:type="spellStart"/>
-            <w:r>
-              <w:t>và</w:t>
-            </w:r>
-            <w:proofErr w:type="spellEnd"/>
-            <w:r>
-              <w:t xml:space="preserve"> </w:t>
-            </w:r>
-            <w:proofErr w:type="spellStart"/>
-            <w:r>
-              <w:t>trạng</w:t>
-            </w:r>
-            <w:proofErr w:type="spellEnd"/>
-            <w:r>
-              <w:t xml:space="preserve"> </w:t>
-            </w:r>
-            <w:proofErr w:type="spellStart"/>
-            <w:r>
-              <w:t>thái</w:t>
-            </w:r>
-            <w:proofErr w:type="spellEnd"/>
-            <w:r>
-              <w:t xml:space="preserve"> ban </w:t>
-            </w:r>
-            <w:proofErr w:type="spellStart"/>
-            <w:r>
-              <w:t>đầu</w:t>
-            </w:r>
-            <w:proofErr w:type="spellEnd"/>
-            <w:r>
-              <w:t>.</w:t>
+              <w:t>Khởi tạo đối tượng User mới</w:t>
             </w:r>
           </w:p>
         </w:tc>
       </w:tr>
     </w:tbl>
     <w:p>
+      <w:r>
+        <w:pict w14:anchorId="5520F058">
+          <v:rect id="_x0000_i1111" style="width:0;height:1.5pt" o:hralign="center" o:hrstd="t" o:hr="t" fillcolor="#a0a0a0" stroked="f"/>
+        </w:pict>
+      </w:r>
+    </w:p>
+    <w:p>
       <w:pPr>
         <w:rPr>
           <w:b/>
           <w:bCs/>
         </w:rPr>
       </w:pPr>
-      <w:proofErr w:type="spellStart"/>
       <w:r>
         <w:rPr>
           <w:b/>
           <w:bCs/>
         </w:rPr>
-        <w:t>Mô</w:t>
-      </w:r>
-      <w:proofErr w:type="spellEnd"/>
-      <w:r>
+        <w:t>Mô tả chi tiết từng Operation</w:t>
+      </w:r>
+    </w:p>
+    <w:p>
+      <w:pPr>
         <w:rPr>
           <w:b/>
           <w:bCs/>
         </w:rPr>
-        <w:t xml:space="preserve"> </w:t>
-      </w:r>
-      <w:proofErr w:type="spellStart"/>
+      </w:pPr>
       <w:r>
         <w:rPr>
           <w:b/>
           <w:bCs/>
         </w:rPr>
-        <w:t>tả</w:t>
-      </w:r>
-      <w:proofErr w:type="spellEnd"/>
+        <w:t>1️</w:t>
+      </w:r>
+      <w:r>
+        <w:rPr>
+          <w:rFonts w:ascii="Segoe UI Symbol" w:hAnsi="Segoe UI Symbol" w:cs="Segoe UI Symbol"/>
+          <w:b/>
+          <w:bCs/>
+        </w:rPr>
+        <w:t>⃣</w:t>
+      </w:r>
       <w:r>
         <w:rPr>
           <w:b/>
           <w:bCs/>
         </w:rPr>
-        <w:t xml:space="preserve"> chi </w:t>
-      </w:r>
-      <w:proofErr w:type="spellStart"/>
+        <w:t xml:space="preserve"> Operation: </w:t>
+      </w:r>
+      <w:proofErr w:type="gramStart"/>
       <w:r>
         <w:rPr>
           <w:b/>
           <w:bCs/>
         </w:rPr>
-        <w:t>tiết</w:t>
-      </w:r>
-      <w:proofErr w:type="spellEnd"/>
-      <w:r>
-        <w:rPr>
-          <w:b/>
-          <w:bCs/>
-        </w:rPr>
-        <w:t xml:space="preserve"> </w:t>
-      </w:r>
-      <w:proofErr w:type="spellStart"/>
-      <w:r>
-        <w:rPr>
-          <w:b/>
-          <w:bCs/>
-        </w:rPr>
-        <w:t>từng</w:t>
-      </w:r>
-      <w:proofErr w:type="spellEnd"/>
-      <w:r>
-        <w:rPr>
-          <w:b/>
-          <w:bCs/>
-        </w:rPr>
-        <w:t xml:space="preserve"> operation</w:t>
-      </w:r>
-    </w:p>
-    <w:p>
-      <w:pPr>
-        <w:rPr>
-          <w:b/>
-          <w:bCs/>
-        </w:rPr>
-      </w:pPr>
-      <w:r>
-        <w:rPr>
-          <w:b/>
-          <w:bCs/>
-        </w:rPr>
-        <w:t xml:space="preserve">1. Operation: </w:t>
-      </w:r>
-      <w:proofErr w:type="spellStart"/>
-      <w:proofErr w:type="gramStart"/>
-      <w:r>
-        <w:rPr>
-          <w:b/>
-          <w:bCs/>
-        </w:rPr>
-        <w:t>getUserId</w:t>
-      </w:r>
-      <w:proofErr w:type="spellEnd"/>
-      <w:r>
-        <w:rPr>
-          <w:b/>
-          <w:bCs/>
-        </w:rPr>
-        <w:t>(</w:t>
+        <w:t>getUserId(</w:t>
       </w:r>
       <w:proofErr w:type="gramEnd"/>
       <w:r>
@@ -2365,7 +1194,7 @@
       <w:pPr>
         <w:numPr>
           <w:ilvl w:val="0"/>
-          <w:numId w:val="1"/>
+          <w:numId w:val="36"/>
         </w:numPr>
       </w:pPr>
       <w:r>
@@ -2373,22 +1202,17 @@
           <w:b/>
           <w:bCs/>
         </w:rPr>
-        <w:t>Name:</w:t>
-      </w:r>
-      <w:r>
-        <w:t xml:space="preserve"> </w:t>
-      </w:r>
-      <w:proofErr w:type="spellStart"/>
-      <w:r>
-        <w:t>getUserId</w:t>
-      </w:r>
-      <w:proofErr w:type="spellEnd"/>
+        <w:t>Name</w:t>
+      </w:r>
+      <w:r>
+        <w:t>: getUserId</w:t>
+      </w:r>
     </w:p>
     <w:p>
       <w:pPr>
         <w:numPr>
           <w:ilvl w:val="0"/>
-          <w:numId w:val="1"/>
+          <w:numId w:val="36"/>
         </w:numPr>
       </w:pPr>
       <w:r>
@@ -2396,124 +1220,46 @@
           <w:b/>
           <w:bCs/>
         </w:rPr>
-        <w:t>Return type:</w:t>
-      </w:r>
-      <w:r>
-        <w:t xml:space="preserve"> String</w:t>
+        <w:t>Return type</w:t>
+      </w:r>
+      <w:r>
+        <w:t>: String</w:t>
       </w:r>
     </w:p>
     <w:p>
+      <w:pPr>
+        <w:numPr>
+          <w:ilvl w:val="0"/>
+          <w:numId w:val="36"/>
+        </w:numPr>
+      </w:pPr>
       <w:r>
         <w:rPr>
           <w:b/>
           <w:bCs/>
         </w:rPr>
-        <w:t>Parameter:</w:t>
+        <w:t>Parameter</w:t>
+      </w:r>
+      <w:r>
+        <w:t>: Không có</w:t>
       </w:r>
     </w:p>
     <w:p>
       <w:pPr>
         <w:numPr>
           <w:ilvl w:val="0"/>
-          <w:numId w:val="2"/>
+          <w:numId w:val="36"/>
         </w:numPr>
       </w:pPr>
-      <w:proofErr w:type="spellStart"/>
-      <w:r>
-        <w:t>Không</w:t>
-      </w:r>
-      <w:proofErr w:type="spellEnd"/>
-      <w:r>
-        <w:t xml:space="preserve"> </w:t>
-      </w:r>
-      <w:proofErr w:type="spellStart"/>
-      <w:r>
-        <w:t>có</w:t>
-      </w:r>
-      <w:proofErr w:type="spellEnd"/>
-      <w:r>
-        <w:t xml:space="preserve"> </w:t>
-      </w:r>
-      <w:proofErr w:type="spellStart"/>
-      <w:r>
-        <w:t>tham</w:t>
-      </w:r>
-      <w:proofErr w:type="spellEnd"/>
-      <w:r>
-        <w:t xml:space="preserve"> </w:t>
-      </w:r>
-      <w:proofErr w:type="spellStart"/>
-      <w:r>
-        <w:t>số</w:t>
-      </w:r>
-      <w:proofErr w:type="spellEnd"/>
-      <w:r>
-        <w:t>.</w:t>
-      </w:r>
-    </w:p>
-    <w:p>
       <w:r>
         <w:rPr>
           <w:b/>
           <w:bCs/>
         </w:rPr>
-        <w:t>Exception:</w:t>
-      </w:r>
-    </w:p>
-    <w:p>
-      <w:pPr>
-        <w:numPr>
-          <w:ilvl w:val="0"/>
-          <w:numId w:val="3"/>
-        </w:numPr>
-      </w:pPr>
-      <w:proofErr w:type="spellStart"/>
-      <w:r>
-        <w:t>Không</w:t>
-      </w:r>
-      <w:proofErr w:type="spellEnd"/>
-      <w:r>
-        <w:t xml:space="preserve"> </w:t>
-      </w:r>
-      <w:proofErr w:type="spellStart"/>
-      <w:r>
-        <w:t>có</w:t>
-      </w:r>
-      <w:proofErr w:type="spellEnd"/>
-      <w:r>
-        <w:t xml:space="preserve"> </w:t>
-      </w:r>
-      <w:proofErr w:type="spellStart"/>
-      <w:r>
-        <w:t>ngoại</w:t>
-      </w:r>
-      <w:proofErr w:type="spellEnd"/>
-      <w:r>
-        <w:t xml:space="preserve"> </w:t>
-      </w:r>
-      <w:proofErr w:type="spellStart"/>
-      <w:r>
-        <w:t>lệ</w:t>
-      </w:r>
-      <w:proofErr w:type="spellEnd"/>
-      <w:r>
-        <w:t xml:space="preserve"> </w:t>
-      </w:r>
-      <w:proofErr w:type="spellStart"/>
-      <w:r>
-        <w:t>dự</w:t>
-      </w:r>
-      <w:proofErr w:type="spellEnd"/>
-      <w:r>
-        <w:t xml:space="preserve"> </w:t>
-      </w:r>
-      <w:proofErr w:type="spellStart"/>
-      <w:r>
-        <w:t>kiến</w:t>
-      </w:r>
-      <w:proofErr w:type="spellEnd"/>
-      <w:r>
-        <w:t>.</w:t>
+        <w:t>Exception</w:t>
+      </w:r>
+      <w:r>
+        <w:t>: Không có ngoại lệ dự kiến</w:t>
       </w:r>
     </w:p>
     <w:p>
@@ -2522,125 +1268,24 @@
           <w:b/>
           <w:bCs/>
         </w:rPr>
-        <w:t>Method:</w:t>
+        <w:t>Method</w:t>
       </w:r>
     </w:p>
     <w:p>
       <w:pPr>
         <w:numPr>
           <w:ilvl w:val="0"/>
-          <w:numId w:val="4"/>
+          <w:numId w:val="37"/>
         </w:numPr>
       </w:pPr>
-      <w:proofErr w:type="spellStart"/>
-      <w:r>
-        <w:t>Trả</w:t>
-      </w:r>
-      <w:proofErr w:type="spellEnd"/>
-      <w:r>
-        <w:t xml:space="preserve"> </w:t>
-      </w:r>
-      <w:proofErr w:type="spellStart"/>
-      <w:r>
-        <w:t>về</w:t>
-      </w:r>
-      <w:proofErr w:type="spellEnd"/>
-      <w:r>
-        <w:t xml:space="preserve"> </w:t>
-      </w:r>
-      <w:proofErr w:type="spellStart"/>
-      <w:r>
-        <w:t>giá</w:t>
-      </w:r>
-      <w:proofErr w:type="spellEnd"/>
-      <w:r>
-        <w:t xml:space="preserve"> </w:t>
-      </w:r>
-      <w:proofErr w:type="spellStart"/>
-      <w:r>
-        <w:t>trị</w:t>
-      </w:r>
-      <w:proofErr w:type="spellEnd"/>
-      <w:r>
-        <w:t xml:space="preserve"> </w:t>
-      </w:r>
-      <w:proofErr w:type="spellStart"/>
-      <w:r>
-        <w:t>hiện</w:t>
-      </w:r>
-      <w:proofErr w:type="spellEnd"/>
-      <w:r>
-        <w:t xml:space="preserve"> </w:t>
-      </w:r>
-      <w:proofErr w:type="spellStart"/>
-      <w:r>
-        <w:t>tại</w:t>
-      </w:r>
-      <w:proofErr w:type="spellEnd"/>
-      <w:r>
-        <w:t xml:space="preserve"> </w:t>
-      </w:r>
-      <w:proofErr w:type="spellStart"/>
-      <w:r>
-        <w:t>của</w:t>
-      </w:r>
-      <w:proofErr w:type="spellEnd"/>
-      <w:r>
-        <w:t xml:space="preserve"> </w:t>
-      </w:r>
-      <w:proofErr w:type="spellStart"/>
-      <w:r>
-        <w:t>thuộc</w:t>
-      </w:r>
-      <w:proofErr w:type="spellEnd"/>
-      <w:r>
-        <w:t xml:space="preserve"> </w:t>
-      </w:r>
-      <w:proofErr w:type="spellStart"/>
-      <w:r>
-        <w:t>tính</w:t>
-      </w:r>
-      <w:proofErr w:type="spellEnd"/>
-      <w:r>
-        <w:t xml:space="preserve"> </w:t>
-      </w:r>
-      <w:proofErr w:type="spellStart"/>
-      <w:r>
-        <w:t>userId</w:t>
-      </w:r>
-      <w:proofErr w:type="spellEnd"/>
-      <w:r>
-        <w:t xml:space="preserve"> </w:t>
-      </w:r>
-      <w:proofErr w:type="spellStart"/>
-      <w:r>
-        <w:t>của</w:t>
-      </w:r>
-      <w:proofErr w:type="spellEnd"/>
-      <w:r>
-        <w:t xml:space="preserve"> </w:t>
-      </w:r>
-      <w:proofErr w:type="spellStart"/>
-      <w:r>
-        <w:t>đối</w:t>
-      </w:r>
-      <w:proofErr w:type="spellEnd"/>
-      <w:r>
-        <w:t xml:space="preserve"> </w:t>
-      </w:r>
-      <w:proofErr w:type="spellStart"/>
-      <w:r>
-        <w:t>tượng</w:t>
-      </w:r>
-      <w:proofErr w:type="spellEnd"/>
-      <w:r>
-        <w:t>.</w:t>
+      <w:r>
+        <w:t>Trả về giá trị hiện tại của thuộc tính userId.</w:t>
       </w:r>
     </w:p>
     <w:p>
       <w:r>
-        <w:pict w14:anchorId="497220BB">
-          <v:rect id="_x0000_i1061" style="width:0;height:1.5pt" o:hralign="center" o:hrstd="t" o:hr="t" fillcolor="#a0a0a0" stroked="f"/>
+        <w:pict w14:anchorId="6BB13576">
+          <v:rect id="_x0000_i1112" style="width:0;height:1.5pt" o:hralign="center" o:hrstd="t" o:hr="t" fillcolor="#a0a0a0" stroked="f"/>
         </w:pict>
       </w:r>
     </w:p>
@@ -2656,24 +1301,30 @@
           <w:b/>
           <w:bCs/>
         </w:rPr>
-        <w:t xml:space="preserve">2. Operation: </w:t>
-      </w:r>
-      <w:proofErr w:type="spellStart"/>
-      <w:proofErr w:type="gramStart"/>
+        <w:t>2️</w:t>
+      </w:r>
+      <w:r>
+        <w:rPr>
+          <w:rFonts w:ascii="Segoe UI Symbol" w:hAnsi="Segoe UI Symbol" w:cs="Segoe UI Symbol"/>
+          <w:b/>
+          <w:bCs/>
+        </w:rPr>
+        <w:t>⃣</w:t>
+      </w:r>
       <w:r>
         <w:rPr>
           <w:b/>
           <w:bCs/>
         </w:rPr>
-        <w:t>getUsername</w:t>
-      </w:r>
-      <w:proofErr w:type="spellEnd"/>
+        <w:t xml:space="preserve"> Operation: </w:t>
+      </w:r>
+      <w:proofErr w:type="gramStart"/>
       <w:r>
         <w:rPr>
           <w:b/>
           <w:bCs/>
         </w:rPr>
-        <w:t>(</w:t>
+        <w:t>getUsername(</w:t>
       </w:r>
       <w:proofErr w:type="gramEnd"/>
       <w:r>
@@ -2688,7 +1339,7 @@
       <w:pPr>
         <w:numPr>
           <w:ilvl w:val="0"/>
-          <w:numId w:val="6"/>
+          <w:numId w:val="38"/>
         </w:numPr>
       </w:pPr>
       <w:r>
@@ -2696,22 +1347,17 @@
           <w:b/>
           <w:bCs/>
         </w:rPr>
-        <w:t>Name:</w:t>
-      </w:r>
-      <w:r>
-        <w:t xml:space="preserve"> </w:t>
-      </w:r>
-      <w:proofErr w:type="spellStart"/>
-      <w:r>
-        <w:t>getUsername</w:t>
-      </w:r>
-      <w:proofErr w:type="spellEnd"/>
+        <w:t>Name</w:t>
+      </w:r>
+      <w:r>
+        <w:t>: getUsername</w:t>
+      </w:r>
     </w:p>
     <w:p>
       <w:pPr>
         <w:numPr>
           <w:ilvl w:val="0"/>
-          <w:numId w:val="6"/>
+          <w:numId w:val="38"/>
         </w:numPr>
       </w:pPr>
       <w:r>
@@ -2719,221 +1365,257 @@
           <w:b/>
           <w:bCs/>
         </w:rPr>
-        <w:t>Return type:</w:t>
-      </w:r>
-      <w:r>
-        <w:t xml:space="preserve"> String</w:t>
+        <w:t>Return type</w:t>
+      </w:r>
+      <w:r>
+        <w:t>: String</w:t>
       </w:r>
     </w:p>
     <w:p>
+      <w:pPr>
+        <w:numPr>
+          <w:ilvl w:val="0"/>
+          <w:numId w:val="38"/>
+        </w:numPr>
+      </w:pPr>
       <w:r>
         <w:rPr>
           <w:b/>
           <w:bCs/>
         </w:rPr>
-        <w:t>Parameter:</w:t>
+        <w:t>Parameter</w:t>
+      </w:r>
+      <w:r>
+        <w:t>: Không có</w:t>
       </w:r>
     </w:p>
     <w:p>
       <w:pPr>
         <w:numPr>
           <w:ilvl w:val="0"/>
-          <w:numId w:val="7"/>
+          <w:numId w:val="38"/>
         </w:numPr>
       </w:pPr>
-      <w:proofErr w:type="spellStart"/>
-      <w:r>
-        <w:t>Không</w:t>
-      </w:r>
-      <w:proofErr w:type="spellEnd"/>
-      <w:r>
-        <w:t xml:space="preserve"> </w:t>
-      </w:r>
-      <w:proofErr w:type="spellStart"/>
-      <w:r>
-        <w:t>có</w:t>
-      </w:r>
-      <w:proofErr w:type="spellEnd"/>
-      <w:r>
-        <w:t xml:space="preserve"> </w:t>
-      </w:r>
-      <w:proofErr w:type="spellStart"/>
-      <w:r>
-        <w:t>tham</w:t>
-      </w:r>
-      <w:proofErr w:type="spellEnd"/>
-      <w:r>
-        <w:t xml:space="preserve"> </w:t>
-      </w:r>
-      <w:proofErr w:type="spellStart"/>
-      <w:r>
-        <w:t>số</w:t>
-      </w:r>
-      <w:proofErr w:type="spellEnd"/>
-      <w:r>
-        <w:t>.</w:t>
-      </w:r>
-    </w:p>
-    <w:p>
       <w:r>
         <w:rPr>
           <w:b/>
           <w:bCs/>
         </w:rPr>
-        <w:t>Exception:</w:t>
+        <w:t>Exception</w:t>
+      </w:r>
+      <w:r>
+        <w:t>: Không có</w:t>
       </w:r>
     </w:p>
     <w:p>
+      <w:r>
+        <w:rPr>
+          <w:b/>
+          <w:bCs/>
+        </w:rPr>
+        <w:t>Method</w:t>
+      </w:r>
+    </w:p>
+    <w:p>
       <w:pPr>
         <w:numPr>
           <w:ilvl w:val="0"/>
-          <w:numId w:val="8"/>
+          <w:numId w:val="39"/>
         </w:numPr>
       </w:pPr>
-      <w:proofErr w:type="spellStart"/>
-      <w:r>
-        <w:t>Không</w:t>
-      </w:r>
-      <w:proofErr w:type="spellEnd"/>
-      <w:r>
-        <w:t xml:space="preserve"> </w:t>
-      </w:r>
-      <w:proofErr w:type="spellStart"/>
-      <w:r>
-        <w:t>có</w:t>
-      </w:r>
-      <w:proofErr w:type="spellEnd"/>
-      <w:r>
-        <w:t>.</w:t>
+      <w:r>
+        <w:t>Trả về giá trị thuộc tính username.</w:t>
       </w:r>
     </w:p>
     <w:p>
+      <w:r>
+        <w:pict w14:anchorId="085CD360">
+          <v:rect id="_x0000_i1113" style="width:0;height:1.5pt" o:hralign="center" o:hrstd="t" o:hr="t" fillcolor="#a0a0a0" stroked="f"/>
+        </w:pict>
+      </w:r>
+    </w:p>
+    <w:p>
+      <w:pPr>
+        <w:rPr>
+          <w:b/>
+          <w:bCs/>
+        </w:rPr>
+      </w:pPr>
+      <w:r>
+        <w:rPr>
+          <w:b/>
+          <w:bCs/>
+        </w:rPr>
+        <w:t>3️</w:t>
+      </w:r>
+      <w:r>
+        <w:rPr>
+          <w:rFonts w:ascii="Segoe UI Symbol" w:hAnsi="Segoe UI Symbol" w:cs="Segoe UI Symbol"/>
+          <w:b/>
+          <w:bCs/>
+        </w:rPr>
+        <w:t>⃣</w:t>
+      </w:r>
+      <w:r>
+        <w:rPr>
+          <w:b/>
+          <w:bCs/>
+        </w:rPr>
+        <w:t xml:space="preserve"> Operation: </w:t>
+      </w:r>
+      <w:proofErr w:type="gramStart"/>
+      <w:r>
+        <w:rPr>
+          <w:b/>
+          <w:bCs/>
+        </w:rPr>
+        <w:t>getEmail(</w:t>
+      </w:r>
+      <w:proofErr w:type="gramEnd"/>
+      <w:r>
+        <w:rPr>
+          <w:b/>
+          <w:bCs/>
+        </w:rPr>
+        <w:t>)</w:t>
+      </w:r>
+    </w:p>
+    <w:p>
+      <w:pPr>
+        <w:numPr>
+          <w:ilvl w:val="0"/>
+          <w:numId w:val="40"/>
+        </w:numPr>
+      </w:pPr>
+      <w:r>
+        <w:rPr>
+          <w:b/>
+          <w:bCs/>
+        </w:rPr>
+        <w:t>Name</w:t>
+      </w:r>
+      <w:r>
+        <w:t>: getEmail</w:t>
+      </w:r>
+    </w:p>
+    <w:p>
+      <w:pPr>
+        <w:numPr>
+          <w:ilvl w:val="0"/>
+          <w:numId w:val="40"/>
+        </w:numPr>
+      </w:pPr>
+      <w:r>
+        <w:rPr>
+          <w:b/>
+          <w:bCs/>
+        </w:rPr>
+        <w:t>Return type</w:t>
+      </w:r>
+      <w:r>
+        <w:t>: String</w:t>
+      </w:r>
+    </w:p>
+    <w:p>
+      <w:pPr>
+        <w:numPr>
+          <w:ilvl w:val="0"/>
+          <w:numId w:val="40"/>
+        </w:numPr>
+      </w:pPr>
+      <w:r>
+        <w:rPr>
+          <w:b/>
+          <w:bCs/>
+        </w:rPr>
+        <w:t>Parameter</w:t>
+      </w:r>
+      <w:r>
+        <w:t>: Không có</w:t>
+      </w:r>
+    </w:p>
+    <w:p>
+      <w:pPr>
+        <w:numPr>
+          <w:ilvl w:val="0"/>
+          <w:numId w:val="40"/>
+        </w:numPr>
+      </w:pPr>
       <w:r>
         <w:rPr>
           <w:b/>
           <w:bCs/>
         </w:rPr>
         <w:lastRenderedPageBreak/>
-        <w:t>Method:</w:t>
+        <w:t>Exception</w:t>
+      </w:r>
+      <w:r>
+        <w:t>: Không có</w:t>
       </w:r>
     </w:p>
     <w:p>
-      <w:pPr>
-        <w:numPr>
-          <w:ilvl w:val="0"/>
-          <w:numId w:val="9"/>
-        </w:numPr>
-      </w:pPr>
-      <w:proofErr w:type="spellStart"/>
-      <w:r>
-        <w:t>Trả</w:t>
-      </w:r>
-      <w:proofErr w:type="spellEnd"/>
-      <w:r>
-        <w:t xml:space="preserve"> </w:t>
-      </w:r>
-      <w:proofErr w:type="spellStart"/>
-      <w:r>
-        <w:t>về</w:t>
-      </w:r>
-      <w:proofErr w:type="spellEnd"/>
-      <w:r>
-        <w:t xml:space="preserve"> </w:t>
-      </w:r>
-      <w:proofErr w:type="spellStart"/>
-      <w:r>
-        <w:t>giá</w:t>
-      </w:r>
-      <w:proofErr w:type="spellEnd"/>
-      <w:r>
-        <w:t xml:space="preserve"> </w:t>
-      </w:r>
-      <w:proofErr w:type="spellStart"/>
-      <w:r>
-        <w:t>trị</w:t>
-      </w:r>
-      <w:proofErr w:type="spellEnd"/>
-      <w:r>
-        <w:t xml:space="preserve"> </w:t>
-      </w:r>
-      <w:proofErr w:type="spellStart"/>
-      <w:r>
-        <w:t>thuộc</w:t>
-      </w:r>
-      <w:proofErr w:type="spellEnd"/>
-      <w:r>
-        <w:t xml:space="preserve"> </w:t>
-      </w:r>
-      <w:proofErr w:type="spellStart"/>
-      <w:r>
-        <w:t>tính</w:t>
-      </w:r>
-      <w:proofErr w:type="spellEnd"/>
-      <w:r>
-        <w:t xml:space="preserve"> username </w:t>
-      </w:r>
-      <w:proofErr w:type="spellStart"/>
-      <w:r>
-        <w:t>của</w:t>
-      </w:r>
-      <w:proofErr w:type="spellEnd"/>
-      <w:r>
-        <w:t xml:space="preserve"> </w:t>
-      </w:r>
-      <w:proofErr w:type="spellStart"/>
-      <w:r>
-        <w:t>đối</w:t>
-      </w:r>
-      <w:proofErr w:type="spellEnd"/>
-      <w:r>
-        <w:t xml:space="preserve"> </w:t>
-      </w:r>
-      <w:proofErr w:type="spellStart"/>
-      <w:r>
-        <w:t>tượng</w:t>
-      </w:r>
-      <w:proofErr w:type="spellEnd"/>
-      <w:r>
-        <w:t>.</w:t>
-      </w:r>
-    </w:p>
-    <w:p>
-      <w:r>
-        <w:pict w14:anchorId="3A5E8CE3">
-          <v:rect id="_x0000_i1062" style="width:0;height:1.5pt" o:hralign="center" o:hrstd="t" o:hr="t" fillcolor="#a0a0a0" stroked="f"/>
-        </w:pict>
-      </w:r>
-    </w:p>
-    <w:p>
-      <w:pPr>
+      <w:r>
         <w:rPr>
           <w:b/>
           <w:bCs/>
         </w:rPr>
-      </w:pPr>
-      <w:r>
+        <w:t>Method</w:t>
+      </w:r>
+    </w:p>
+    <w:p>
+      <w:pPr>
+        <w:numPr>
+          <w:ilvl w:val="0"/>
+          <w:numId w:val="41"/>
+        </w:numPr>
+      </w:pPr>
+      <w:r>
+        <w:t>Trả về giá trị thuộc tính email.</w:t>
+      </w:r>
+    </w:p>
+    <w:p>
+      <w:r>
+        <w:pict w14:anchorId="6C25C5BE">
+          <v:rect id="_x0000_i1114" style="width:0;height:1.5pt" o:hralign="center" o:hrstd="t" o:hr="t" fillcolor="#a0a0a0" stroked="f"/>
+        </w:pict>
+      </w:r>
+    </w:p>
+    <w:p>
+      <w:pPr>
         <w:rPr>
           <w:b/>
           <w:bCs/>
         </w:rPr>
-        <w:t xml:space="preserve">3. Operation: </w:t>
-      </w:r>
-      <w:proofErr w:type="spellStart"/>
-      <w:proofErr w:type="gramStart"/>
+      </w:pPr>
       <w:r>
         <w:rPr>
           <w:b/>
           <w:bCs/>
         </w:rPr>
-        <w:t>getEmail</w:t>
-      </w:r>
-      <w:proofErr w:type="spellEnd"/>
+        <w:t>4️</w:t>
+      </w:r>
+      <w:r>
+        <w:rPr>
+          <w:rFonts w:ascii="Segoe UI Symbol" w:hAnsi="Segoe UI Symbol" w:cs="Segoe UI Symbol"/>
+          <w:b/>
+          <w:bCs/>
+        </w:rPr>
+        <w:t>⃣</w:t>
+      </w:r>
       <w:r>
         <w:rPr>
           <w:b/>
           <w:bCs/>
         </w:rPr>
-        <w:t>(</w:t>
+        <w:t xml:space="preserve"> Operation: </w:t>
+      </w:r>
+      <w:proofErr w:type="gramStart"/>
+      <w:r>
+        <w:rPr>
+          <w:b/>
+          <w:bCs/>
+        </w:rPr>
+        <w:t>getPassword(</w:t>
       </w:r>
       <w:proofErr w:type="gramEnd"/>
       <w:r>
@@ -2948,7 +1630,7 @@
       <w:pPr>
         <w:numPr>
           <w:ilvl w:val="0"/>
-          <w:numId w:val="11"/>
+          <w:numId w:val="42"/>
         </w:numPr>
       </w:pPr>
       <w:r>
@@ -2956,22 +1638,17 @@
           <w:b/>
           <w:bCs/>
         </w:rPr>
-        <w:t>Name:</w:t>
-      </w:r>
-      <w:r>
-        <w:t xml:space="preserve"> </w:t>
-      </w:r>
-      <w:proofErr w:type="spellStart"/>
-      <w:r>
-        <w:t>getEmail</w:t>
-      </w:r>
-      <w:proofErr w:type="spellEnd"/>
+        <w:t>Name</w:t>
+      </w:r>
+      <w:r>
+        <w:t>: getPassword</w:t>
+      </w:r>
     </w:p>
     <w:p>
       <w:pPr>
         <w:numPr>
           <w:ilvl w:val="0"/>
-          <w:numId w:val="11"/>
+          <w:numId w:val="42"/>
         </w:numPr>
       </w:pPr>
       <w:r>
@@ -2979,92 +1656,46 @@
           <w:b/>
           <w:bCs/>
         </w:rPr>
-        <w:t>Return type:</w:t>
-      </w:r>
-      <w:r>
-        <w:t xml:space="preserve"> String</w:t>
+        <w:t>Return type</w:t>
+      </w:r>
+      <w:r>
+        <w:t>: String</w:t>
       </w:r>
     </w:p>
     <w:p>
+      <w:pPr>
+        <w:numPr>
+          <w:ilvl w:val="0"/>
+          <w:numId w:val="42"/>
+        </w:numPr>
+      </w:pPr>
       <w:r>
         <w:rPr>
           <w:b/>
           <w:bCs/>
         </w:rPr>
-        <w:t>Parameter:</w:t>
+        <w:t>Parameter</w:t>
+      </w:r>
+      <w:r>
+        <w:t>: Không có</w:t>
       </w:r>
     </w:p>
     <w:p>
       <w:pPr>
         <w:numPr>
           <w:ilvl w:val="0"/>
-          <w:numId w:val="12"/>
+          <w:numId w:val="42"/>
         </w:numPr>
       </w:pPr>
-      <w:proofErr w:type="spellStart"/>
-      <w:r>
-        <w:t>Không</w:t>
-      </w:r>
-      <w:proofErr w:type="spellEnd"/>
-      <w:r>
-        <w:t xml:space="preserve"> </w:t>
-      </w:r>
-      <w:proofErr w:type="spellStart"/>
-      <w:r>
-        <w:t>có</w:t>
-      </w:r>
-      <w:proofErr w:type="spellEnd"/>
-      <w:r>
-        <w:t xml:space="preserve"> </w:t>
-      </w:r>
-      <w:proofErr w:type="spellStart"/>
-      <w:r>
-        <w:t>tham</w:t>
-      </w:r>
-      <w:proofErr w:type="spellEnd"/>
-      <w:r>
-        <w:t xml:space="preserve"> </w:t>
-      </w:r>
-      <w:proofErr w:type="spellStart"/>
-      <w:r>
-        <w:t>số</w:t>
-      </w:r>
-      <w:proofErr w:type="spellEnd"/>
-      <w:r>
-        <w:t>.</w:t>
-      </w:r>
-    </w:p>
-    <w:p>
       <w:r>
         <w:rPr>
           <w:b/>
           <w:bCs/>
         </w:rPr>
-        <w:t>Exception:</w:t>
-      </w:r>
-    </w:p>
-    <w:p>
-      <w:pPr>
-        <w:numPr>
-          <w:ilvl w:val="0"/>
-          <w:numId w:val="13"/>
-        </w:numPr>
-      </w:pPr>
-      <w:proofErr w:type="spellStart"/>
-      <w:r>
-        <w:t>Không</w:t>
-      </w:r>
-      <w:proofErr w:type="spellEnd"/>
-      <w:r>
-        <w:t xml:space="preserve"> </w:t>
-      </w:r>
-      <w:proofErr w:type="spellStart"/>
-      <w:r>
-        <w:t>có</w:t>
-      </w:r>
-      <w:proofErr w:type="spellEnd"/>
-      <w:r>
-        <w:t>.</w:t>
+        <w:t>Exception</w:t>
+      </w:r>
+      <w:r>
+        <w:t>: Không có (tùy hệ thống có thể hạn chế quyền gọi)</w:t>
       </w:r>
     </w:p>
     <w:p>
@@ -3073,102 +1704,84 @@
           <w:b/>
           <w:bCs/>
         </w:rPr>
-        <w:t>Method:</w:t>
+        <w:t>Method</w:t>
       </w:r>
     </w:p>
     <w:p>
       <w:pPr>
         <w:numPr>
           <w:ilvl w:val="0"/>
-          <w:numId w:val="14"/>
+          <w:numId w:val="43"/>
         </w:numPr>
       </w:pPr>
-      <w:proofErr w:type="spellStart"/>
-      <w:r>
-        <w:t>Trả</w:t>
-      </w:r>
-      <w:proofErr w:type="spellEnd"/>
-      <w:r>
-        <w:t xml:space="preserve"> </w:t>
-      </w:r>
-      <w:proofErr w:type="spellStart"/>
-      <w:r>
-        <w:t>về</w:t>
-      </w:r>
-      <w:proofErr w:type="spellEnd"/>
-      <w:r>
-        <w:t xml:space="preserve"> </w:t>
-      </w:r>
-      <w:proofErr w:type="spellStart"/>
-      <w:r>
-        <w:t>giá</w:t>
-      </w:r>
-      <w:proofErr w:type="spellEnd"/>
-      <w:r>
-        <w:t xml:space="preserve"> </w:t>
-      </w:r>
-      <w:proofErr w:type="spellStart"/>
-      <w:r>
-        <w:t>trị</w:t>
-      </w:r>
-      <w:proofErr w:type="spellEnd"/>
-      <w:r>
-        <w:t xml:space="preserve"> </w:t>
-      </w:r>
-      <w:proofErr w:type="spellStart"/>
-      <w:r>
-        <w:t>thuộc</w:t>
-      </w:r>
-      <w:proofErr w:type="spellEnd"/>
-      <w:r>
-        <w:t xml:space="preserve"> </w:t>
-      </w:r>
-      <w:proofErr w:type="spellStart"/>
-      <w:r>
-        <w:t>tính</w:t>
-      </w:r>
-      <w:proofErr w:type="spellEnd"/>
-      <w:r>
-        <w:t xml:space="preserve"> email.</w:t>
+      <w:r>
+        <w:t>Trả về giá trị thuộc tính password.</w:t>
       </w:r>
     </w:p>
     <w:p>
-      <w:r>
-        <w:pict w14:anchorId="584FA9F8">
-          <v:rect id="_x0000_i1063" style="width:0;height:1.5pt" o:hralign="center" o:hrstd="t" o:hr="t" fillcolor="#a0a0a0" stroked="f"/>
-        </w:pict>
-      </w:r>
-    </w:p>
-    <w:p>
-      <w:pPr>
+      <w:pPr>
+        <w:numPr>
+          <w:ilvl w:val="0"/>
+          <w:numId w:val="43"/>
+        </w:numPr>
+      </w:pPr>
+      <w:r>
+        <w:t xml:space="preserve">Trong hiện thực hệ thống, password thường được lưu dưới dạng </w:t>
+      </w:r>
+      <w:r>
         <w:rPr>
           <w:b/>
           <w:bCs/>
         </w:rPr>
-      </w:pPr>
-      <w:r>
+        <w:t>chuỗi đã mã hóa</w:t>
+      </w:r>
+      <w:r>
+        <w:t>, do đó phương thức trả về chuỗi mã hóa này.</w:t>
+      </w:r>
+    </w:p>
+    <w:p>
+      <w:r>
+        <w:pict w14:anchorId="001FE8E3">
+          <v:rect id="_x0000_i1115" style="width:0;height:1.5pt" o:hralign="center" o:hrstd="t" o:hr="t" fillcolor="#a0a0a0" stroked="f"/>
+        </w:pict>
+      </w:r>
+    </w:p>
+    <w:p>
+      <w:pPr>
         <w:rPr>
           <w:b/>
           <w:bCs/>
         </w:rPr>
-        <w:t xml:space="preserve">4. Operation: </w:t>
-      </w:r>
-      <w:proofErr w:type="spellStart"/>
-      <w:proofErr w:type="gramStart"/>
+      </w:pPr>
       <w:r>
         <w:rPr>
           <w:b/>
           <w:bCs/>
         </w:rPr>
-        <w:t>getPassword</w:t>
-      </w:r>
-      <w:proofErr w:type="spellEnd"/>
+        <w:t>5️</w:t>
+      </w:r>
+      <w:r>
+        <w:rPr>
+          <w:rFonts w:ascii="Segoe UI Symbol" w:hAnsi="Segoe UI Symbol" w:cs="Segoe UI Symbol"/>
+          <w:b/>
+          <w:bCs/>
+        </w:rPr>
+        <w:t>⃣</w:t>
+      </w:r>
       <w:r>
         <w:rPr>
           <w:b/>
           <w:bCs/>
         </w:rPr>
-        <w:t>(</w:t>
+        <w:t xml:space="preserve"> Operation: </w:t>
+      </w:r>
+      <w:proofErr w:type="gramStart"/>
+      <w:r>
+        <w:rPr>
+          <w:b/>
+          <w:bCs/>
+        </w:rPr>
+        <w:t>getRole(</w:t>
       </w:r>
       <w:proofErr w:type="gramEnd"/>
       <w:r>
@@ -3183,7 +1796,7 @@
       <w:pPr>
         <w:numPr>
           <w:ilvl w:val="0"/>
-          <w:numId w:val="16"/>
+          <w:numId w:val="44"/>
         </w:numPr>
       </w:pPr>
       <w:r>
@@ -3191,22 +1804,17 @@
           <w:b/>
           <w:bCs/>
         </w:rPr>
-        <w:t>Name:</w:t>
-      </w:r>
-      <w:r>
-        <w:t xml:space="preserve"> </w:t>
-      </w:r>
-      <w:proofErr w:type="spellStart"/>
-      <w:r>
-        <w:t>getPassword</w:t>
-      </w:r>
-      <w:proofErr w:type="spellEnd"/>
+        <w:t>Name</w:t>
+      </w:r>
+      <w:r>
+        <w:t>: getRole</w:t>
+      </w:r>
     </w:p>
     <w:p>
       <w:pPr>
         <w:numPr>
           <w:ilvl w:val="0"/>
-          <w:numId w:val="16"/>
+          <w:numId w:val="44"/>
         </w:numPr>
       </w:pPr>
       <w:r>
@@ -3214,196 +1822,46 @@
           <w:b/>
           <w:bCs/>
         </w:rPr>
-        <w:t>Return type:</w:t>
-      </w:r>
-      <w:r>
-        <w:t xml:space="preserve"> String</w:t>
+        <w:t>Return type</w:t>
+      </w:r>
+      <w:r>
+        <w:t>: String</w:t>
       </w:r>
     </w:p>
     <w:p>
+      <w:pPr>
+        <w:numPr>
+          <w:ilvl w:val="0"/>
+          <w:numId w:val="44"/>
+        </w:numPr>
+      </w:pPr>
       <w:r>
         <w:rPr>
           <w:b/>
           <w:bCs/>
         </w:rPr>
-        <w:t>Parameter:</w:t>
+        <w:t>Parameter</w:t>
+      </w:r>
+      <w:r>
+        <w:t>: Không có</w:t>
       </w:r>
     </w:p>
     <w:p>
       <w:pPr>
         <w:numPr>
           <w:ilvl w:val="0"/>
-          <w:numId w:val="17"/>
+          <w:numId w:val="44"/>
         </w:numPr>
       </w:pPr>
-      <w:proofErr w:type="spellStart"/>
-      <w:r>
-        <w:t>Không</w:t>
-      </w:r>
-      <w:proofErr w:type="spellEnd"/>
-      <w:r>
-        <w:t xml:space="preserve"> </w:t>
-      </w:r>
-      <w:proofErr w:type="spellStart"/>
-      <w:r>
-        <w:t>có</w:t>
-      </w:r>
-      <w:proofErr w:type="spellEnd"/>
-      <w:r>
-        <w:t xml:space="preserve"> </w:t>
-      </w:r>
-      <w:proofErr w:type="spellStart"/>
-      <w:r>
-        <w:t>tham</w:t>
-      </w:r>
-      <w:proofErr w:type="spellEnd"/>
-      <w:r>
-        <w:t xml:space="preserve"> </w:t>
-      </w:r>
-      <w:proofErr w:type="spellStart"/>
-      <w:r>
-        <w:t>số</w:t>
-      </w:r>
-      <w:proofErr w:type="spellEnd"/>
-      <w:r>
-        <w:t>.</w:t>
-      </w:r>
-    </w:p>
-    <w:p>
       <w:r>
         <w:rPr>
           <w:b/>
           <w:bCs/>
         </w:rPr>
-        <w:t>Exception:</w:t>
-      </w:r>
-    </w:p>
-    <w:p>
-      <w:pPr>
-        <w:numPr>
-          <w:ilvl w:val="0"/>
-          <w:numId w:val="18"/>
-        </w:numPr>
-      </w:pPr>
-      <w:proofErr w:type="spellStart"/>
-      <w:r>
-        <w:t>Không</w:t>
-      </w:r>
-      <w:proofErr w:type="spellEnd"/>
-      <w:r>
-        <w:t xml:space="preserve"> </w:t>
-      </w:r>
-      <w:proofErr w:type="spellStart"/>
-      <w:r>
-        <w:t>có</w:t>
-      </w:r>
-      <w:proofErr w:type="spellEnd"/>
-      <w:r>
-        <w:t xml:space="preserve"> (</w:t>
-      </w:r>
-      <w:proofErr w:type="spellStart"/>
-      <w:r>
-        <w:t>tuỳ</w:t>
-      </w:r>
-      <w:proofErr w:type="spellEnd"/>
-      <w:r>
-        <w:t xml:space="preserve"> </w:t>
-      </w:r>
-      <w:proofErr w:type="spellStart"/>
-      <w:r>
-        <w:t>hệ</w:t>
-      </w:r>
-      <w:proofErr w:type="spellEnd"/>
-      <w:r>
-        <w:t xml:space="preserve"> </w:t>
-      </w:r>
-      <w:proofErr w:type="spellStart"/>
-      <w:r>
-        <w:t>thống</w:t>
-      </w:r>
-      <w:proofErr w:type="spellEnd"/>
-      <w:r>
-        <w:t xml:space="preserve">, </w:t>
-      </w:r>
-      <w:proofErr w:type="spellStart"/>
-      <w:r>
-        <w:t>có</w:t>
-      </w:r>
-      <w:proofErr w:type="spellEnd"/>
-      <w:r>
-        <w:t xml:space="preserve"> </w:t>
-      </w:r>
-      <w:proofErr w:type="spellStart"/>
-      <w:r>
-        <w:t>thể</w:t>
-      </w:r>
-      <w:proofErr w:type="spellEnd"/>
-      <w:r>
-        <w:t xml:space="preserve"> </w:t>
-      </w:r>
-      <w:proofErr w:type="spellStart"/>
-      <w:r>
-        <w:t>giới</w:t>
-      </w:r>
-      <w:proofErr w:type="spellEnd"/>
-      <w:r>
-        <w:t xml:space="preserve"> </w:t>
-      </w:r>
-      <w:proofErr w:type="spellStart"/>
-      <w:r>
-        <w:t>hạn</w:t>
-      </w:r>
-      <w:proofErr w:type="spellEnd"/>
-      <w:r>
-        <w:t xml:space="preserve"> </w:t>
-      </w:r>
-      <w:proofErr w:type="spellStart"/>
-      <w:r>
-        <w:t>nơi</w:t>
-      </w:r>
-      <w:proofErr w:type="spellEnd"/>
-      <w:r>
-        <w:t xml:space="preserve"> </w:t>
-      </w:r>
-      <w:proofErr w:type="spellStart"/>
-      <w:r>
-        <w:t>được</w:t>
-      </w:r>
-      <w:proofErr w:type="spellEnd"/>
-      <w:r>
-        <w:t xml:space="preserve"> </w:t>
-      </w:r>
-      <w:proofErr w:type="spellStart"/>
-      <w:r>
-        <w:t>phép</w:t>
-      </w:r>
-      <w:proofErr w:type="spellEnd"/>
-      <w:r>
-        <w:t xml:space="preserve"> </w:t>
-      </w:r>
-      <w:proofErr w:type="spellStart"/>
-      <w:r>
-        <w:t>gọi</w:t>
-      </w:r>
-      <w:proofErr w:type="spellEnd"/>
-      <w:r>
-        <w:t xml:space="preserve"> </w:t>
-      </w:r>
-      <w:proofErr w:type="spellStart"/>
-      <w:r>
-        <w:t>hàm</w:t>
-      </w:r>
-      <w:proofErr w:type="spellEnd"/>
-      <w:r>
-        <w:t xml:space="preserve"> </w:t>
-      </w:r>
-      <w:proofErr w:type="spellStart"/>
-      <w:r>
-        <w:t>này</w:t>
-      </w:r>
-      <w:proofErr w:type="spellEnd"/>
-      <w:r>
-        <w:t>).</w:t>
+        <w:t>Exception</w:t>
+      </w:r>
+      <w:r>
+        <w:t>: Không có</w:t>
       </w:r>
     </w:p>
     <w:p>
@@ -3412,264 +1870,24 @@
           <w:b/>
           <w:bCs/>
         </w:rPr>
-        <w:t>Method:</w:t>
+        <w:t>Method</w:t>
       </w:r>
     </w:p>
     <w:p>
       <w:pPr>
         <w:numPr>
           <w:ilvl w:val="0"/>
-          <w:numId w:val="19"/>
+          <w:numId w:val="45"/>
         </w:numPr>
       </w:pPr>
-      <w:proofErr w:type="spellStart"/>
-      <w:r>
-        <w:t>Trả</w:t>
-      </w:r>
-      <w:proofErr w:type="spellEnd"/>
-      <w:r>
-        <w:t xml:space="preserve"> </w:t>
-      </w:r>
-      <w:proofErr w:type="spellStart"/>
-      <w:r>
-        <w:t>về</w:t>
-      </w:r>
-      <w:proofErr w:type="spellEnd"/>
-      <w:r>
-        <w:t xml:space="preserve"> </w:t>
-      </w:r>
-      <w:proofErr w:type="spellStart"/>
-      <w:r>
-        <w:t>giá</w:t>
-      </w:r>
-      <w:proofErr w:type="spellEnd"/>
-      <w:r>
-        <w:t xml:space="preserve"> </w:t>
-      </w:r>
-      <w:proofErr w:type="spellStart"/>
-      <w:r>
-        <w:t>trị</w:t>
-      </w:r>
-      <w:proofErr w:type="spellEnd"/>
-      <w:r>
-        <w:t xml:space="preserve"> </w:t>
-      </w:r>
-      <w:proofErr w:type="spellStart"/>
-      <w:r>
-        <w:t>thuộc</w:t>
-      </w:r>
-      <w:proofErr w:type="spellEnd"/>
-      <w:r>
-        <w:t xml:space="preserve"> </w:t>
-      </w:r>
-      <w:proofErr w:type="spellStart"/>
-      <w:r>
-        <w:t>tính</w:t>
-      </w:r>
-      <w:proofErr w:type="spellEnd"/>
-      <w:r>
-        <w:t xml:space="preserve"> password.</w:t>
+      <w:r>
+        <w:t>Trả về giá trị thuộc tính role đại diện cho vai trò của người dùng (ví dụ: ADMIN, STAFF, CUSTOMER, …).</w:t>
       </w:r>
     </w:p>
     <w:p>
-      <w:pPr>
-        <w:numPr>
-          <w:ilvl w:val="0"/>
-          <w:numId w:val="19"/>
-        </w:numPr>
-      </w:pPr>
-      <w:r>
-        <w:t xml:space="preserve">Thông </w:t>
-      </w:r>
-      <w:proofErr w:type="spellStart"/>
-      <w:r>
-        <w:t>thường</w:t>
-      </w:r>
-      <w:proofErr w:type="spellEnd"/>
-      <w:r>
-        <w:t xml:space="preserve">, </w:t>
-      </w:r>
-      <w:proofErr w:type="spellStart"/>
-      <w:r>
-        <w:t>trong</w:t>
-      </w:r>
-      <w:proofErr w:type="spellEnd"/>
-      <w:r>
-        <w:t xml:space="preserve"> </w:t>
-      </w:r>
-      <w:proofErr w:type="spellStart"/>
-      <w:r>
-        <w:t>hiện</w:t>
-      </w:r>
-      <w:proofErr w:type="spellEnd"/>
-      <w:r>
-        <w:t xml:space="preserve"> </w:t>
-      </w:r>
-      <w:proofErr w:type="spellStart"/>
-      <w:r>
-        <w:t>thực</w:t>
-      </w:r>
-      <w:proofErr w:type="spellEnd"/>
-      <w:r>
-        <w:t xml:space="preserve"> </w:t>
-      </w:r>
-      <w:proofErr w:type="spellStart"/>
-      <w:r>
-        <w:t>hệ</w:t>
-      </w:r>
-      <w:proofErr w:type="spellEnd"/>
-      <w:r>
-        <w:t xml:space="preserve"> </w:t>
-      </w:r>
-      <w:proofErr w:type="spellStart"/>
-      <w:r>
-        <w:t>thống</w:t>
-      </w:r>
-      <w:proofErr w:type="spellEnd"/>
-      <w:r>
-        <w:t xml:space="preserve">, </w:t>
-      </w:r>
-      <w:proofErr w:type="spellStart"/>
-      <w:r>
-        <w:t>thuộc</w:t>
-      </w:r>
-      <w:proofErr w:type="spellEnd"/>
-      <w:r>
-        <w:t xml:space="preserve"> </w:t>
-      </w:r>
-      <w:proofErr w:type="spellStart"/>
-      <w:r>
-        <w:t>tính</w:t>
-      </w:r>
-      <w:proofErr w:type="spellEnd"/>
-      <w:r>
-        <w:t xml:space="preserve"> </w:t>
-      </w:r>
-      <w:proofErr w:type="spellStart"/>
-      <w:r>
-        <w:t>này</w:t>
-      </w:r>
-      <w:proofErr w:type="spellEnd"/>
-      <w:r>
-        <w:t xml:space="preserve"> </w:t>
-      </w:r>
-      <w:proofErr w:type="spellStart"/>
-      <w:r>
-        <w:t>sẽ</w:t>
-      </w:r>
-      <w:proofErr w:type="spellEnd"/>
-      <w:r>
-        <w:t xml:space="preserve"> </w:t>
-      </w:r>
-      <w:proofErr w:type="spellStart"/>
-      <w:r>
-        <w:t>được</w:t>
-      </w:r>
-      <w:proofErr w:type="spellEnd"/>
-      <w:r>
-        <w:t xml:space="preserve"> </w:t>
-      </w:r>
-      <w:proofErr w:type="spellStart"/>
-      <w:r>
-        <w:t>lưu</w:t>
-      </w:r>
-      <w:proofErr w:type="spellEnd"/>
-      <w:r>
-        <w:t xml:space="preserve"> ở </w:t>
-      </w:r>
-      <w:proofErr w:type="spellStart"/>
-      <w:r>
-        <w:t>dạng</w:t>
-      </w:r>
-      <w:proofErr w:type="spellEnd"/>
-      <w:r>
-        <w:t xml:space="preserve"> </w:t>
-      </w:r>
-      <w:proofErr w:type="spellStart"/>
-      <w:r>
-        <w:t>đã</w:t>
-      </w:r>
-      <w:proofErr w:type="spellEnd"/>
-      <w:r>
-        <w:t xml:space="preserve"> </w:t>
-      </w:r>
-      <w:proofErr w:type="spellStart"/>
-      <w:r>
-        <w:t>mã</w:t>
-      </w:r>
-      <w:proofErr w:type="spellEnd"/>
-      <w:r>
-        <w:t xml:space="preserve"> </w:t>
-      </w:r>
-      <w:proofErr w:type="spellStart"/>
-      <w:r>
-        <w:t>hoá</w:t>
-      </w:r>
-      <w:proofErr w:type="spellEnd"/>
-      <w:r>
-        <w:t xml:space="preserve">; method </w:t>
-      </w:r>
-      <w:proofErr w:type="spellStart"/>
-      <w:r>
-        <w:t>chỉ</w:t>
-      </w:r>
-      <w:proofErr w:type="spellEnd"/>
-      <w:r>
-        <w:t xml:space="preserve"> </w:t>
-      </w:r>
-      <w:proofErr w:type="spellStart"/>
-      <w:r>
-        <w:t>trả</w:t>
-      </w:r>
-      <w:proofErr w:type="spellEnd"/>
-      <w:r>
-        <w:t xml:space="preserve"> </w:t>
-      </w:r>
-      <w:proofErr w:type="spellStart"/>
-      <w:r>
-        <w:t>về</w:t>
-      </w:r>
-      <w:proofErr w:type="spellEnd"/>
-      <w:r>
-        <w:t xml:space="preserve"> </w:t>
-      </w:r>
-      <w:proofErr w:type="spellStart"/>
-      <w:r>
-        <w:t>chuỗi</w:t>
-      </w:r>
-      <w:proofErr w:type="spellEnd"/>
-      <w:r>
-        <w:t xml:space="preserve"> </w:t>
-      </w:r>
-      <w:proofErr w:type="spellStart"/>
-      <w:r>
-        <w:t>mã</w:t>
-      </w:r>
-      <w:proofErr w:type="spellEnd"/>
-      <w:r>
-        <w:t xml:space="preserve"> </w:t>
-      </w:r>
-      <w:proofErr w:type="spellStart"/>
-      <w:r>
-        <w:t>hoá</w:t>
-      </w:r>
-      <w:proofErr w:type="spellEnd"/>
-      <w:r>
-        <w:t xml:space="preserve"> </w:t>
-      </w:r>
-      <w:proofErr w:type="spellStart"/>
-      <w:r>
-        <w:t>đó</w:t>
-      </w:r>
-      <w:proofErr w:type="spellEnd"/>
-      <w:r>
-        <w:t>.</w:t>
-      </w:r>
-    </w:p>
-    <w:p>
-      <w:r>
-        <w:pict w14:anchorId="03387034">
-          <v:rect id="_x0000_i1064" style="width:0;height:1.5pt" o:hralign="center" o:hrstd="t" o:hr="t" fillcolor="#a0a0a0" stroked="f"/>
+      <w:r>
+        <w:pict w14:anchorId="6335FE71">
+          <v:rect id="_x0000_i1116" style="width:0;height:1.5pt" o:hralign="center" o:hrstd="t" o:hr="t" fillcolor="#a0a0a0" stroked="f"/>
         </w:pict>
       </w:r>
     </w:p>
@@ -3685,24 +1903,30 @@
           <w:b/>
           <w:bCs/>
         </w:rPr>
-        <w:t xml:space="preserve">5. Operation: </w:t>
-      </w:r>
-      <w:proofErr w:type="spellStart"/>
-      <w:proofErr w:type="gramStart"/>
+        <w:t>6️</w:t>
+      </w:r>
+      <w:r>
+        <w:rPr>
+          <w:rFonts w:ascii="Segoe UI Symbol" w:hAnsi="Segoe UI Symbol" w:cs="Segoe UI Symbol"/>
+          <w:b/>
+          <w:bCs/>
+        </w:rPr>
+        <w:t>⃣</w:t>
+      </w:r>
       <w:r>
         <w:rPr>
           <w:b/>
           <w:bCs/>
         </w:rPr>
-        <w:t>getRole</w:t>
-      </w:r>
-      <w:proofErr w:type="spellEnd"/>
+        <w:t xml:space="preserve"> Operation: </w:t>
+      </w:r>
+      <w:proofErr w:type="gramStart"/>
       <w:r>
         <w:rPr>
           <w:b/>
           <w:bCs/>
         </w:rPr>
-        <w:t>(</w:t>
+        <w:t>getStatus(</w:t>
       </w:r>
       <w:proofErr w:type="gramEnd"/>
       <w:r>
@@ -3717,7 +1941,43 @@
       <w:pPr>
         <w:numPr>
           <w:ilvl w:val="0"/>
-          <w:numId w:val="21"/>
+          <w:numId w:val="46"/>
+        </w:numPr>
+      </w:pPr>
+      <w:r>
+        <w:rPr>
+          <w:b/>
+          <w:bCs/>
+        </w:rPr>
+        <w:t>Name</w:t>
+      </w:r>
+      <w:r>
+        <w:t>: getStatus</w:t>
+      </w:r>
+    </w:p>
+    <w:p>
+      <w:pPr>
+        <w:numPr>
+          <w:ilvl w:val="0"/>
+          <w:numId w:val="46"/>
+        </w:numPr>
+      </w:pPr>
+      <w:r>
+        <w:rPr>
+          <w:b/>
+          <w:bCs/>
+        </w:rPr>
+        <w:t>Return type</w:t>
+      </w:r>
+      <w:r>
+        <w:t>: boolean</w:t>
+      </w:r>
+    </w:p>
+    <w:p>
+      <w:pPr>
+        <w:numPr>
+          <w:ilvl w:val="0"/>
+          <w:numId w:val="46"/>
         </w:numPr>
       </w:pPr>
       <w:r>
@@ -3726,22 +1986,17 @@
           <w:bCs/>
         </w:rPr>
         <w:lastRenderedPageBreak/>
-        <w:t>Name:</w:t>
-      </w:r>
-      <w:r>
-        <w:t xml:space="preserve"> </w:t>
-      </w:r>
-      <w:proofErr w:type="spellStart"/>
-      <w:r>
-        <w:t>getRole</w:t>
-      </w:r>
-      <w:proofErr w:type="spellEnd"/>
+        <w:t>Parameter</w:t>
+      </w:r>
+      <w:r>
+        <w:t>: Không có</w:t>
+      </w:r>
     </w:p>
     <w:p>
       <w:pPr>
         <w:numPr>
           <w:ilvl w:val="0"/>
-          <w:numId w:val="21"/>
+          <w:numId w:val="46"/>
         </w:numPr>
       </w:pPr>
       <w:r>
@@ -3749,10 +2004,10 @@
           <w:b/>
           <w:bCs/>
         </w:rPr>
-        <w:t>Return type:</w:t>
-      </w:r>
-      <w:r>
-        <w:t xml:space="preserve"> String</w:t>
+        <w:t>Exception</w:t>
+      </w:r>
+      <w:r>
+        <w:t>: Không có</w:t>
       </w:r>
     </w:p>
     <w:p>
@@ -3761,575 +2016,77 @@
           <w:b/>
           <w:bCs/>
         </w:rPr>
-        <w:t>Parameter:</w:t>
+        <w:t>Method</w:t>
       </w:r>
     </w:p>
     <w:p>
       <w:pPr>
         <w:numPr>
           <w:ilvl w:val="0"/>
-          <w:numId w:val="22"/>
+          <w:numId w:val="47"/>
         </w:numPr>
       </w:pPr>
-      <w:proofErr w:type="spellStart"/>
-      <w:r>
-        <w:t>Không</w:t>
-      </w:r>
-      <w:proofErr w:type="spellEnd"/>
-      <w:r>
-        <w:t xml:space="preserve"> </w:t>
-      </w:r>
-      <w:proofErr w:type="spellStart"/>
-      <w:r>
-        <w:t>có</w:t>
-      </w:r>
-      <w:proofErr w:type="spellEnd"/>
-      <w:r>
-        <w:t>.</w:t>
+      <w:r>
+        <w:t>Trả về giá trị thuộc tính status.</w:t>
       </w:r>
     </w:p>
     <w:p>
-      <w:r>
+      <w:pPr>
+        <w:numPr>
+          <w:ilvl w:val="0"/>
+          <w:numId w:val="47"/>
+        </w:numPr>
+      </w:pPr>
+      <w:r>
+        <w:t>Nếu status == true → tài khoản đang hoạt động.</w:t>
+      </w:r>
+    </w:p>
+    <w:p>
+      <w:pPr>
+        <w:numPr>
+          <w:ilvl w:val="0"/>
+          <w:numId w:val="47"/>
+        </w:numPr>
+      </w:pPr>
+      <w:r>
+        <w:t>Nếu status == false → tài khoản bị khóa/vô hiệu hóa.</w:t>
+      </w:r>
+    </w:p>
+    <w:p>
+      <w:r>
+        <w:pict w14:anchorId="296F14D0">
+          <v:rect id="_x0000_i1117" style="width:0;height:1.5pt" o:hralign="center" o:hrstd="t" o:hr="t" fillcolor="#a0a0a0" stroked="f"/>
+        </w:pict>
+      </w:r>
+    </w:p>
+    <w:p>
+      <w:pPr>
         <w:rPr>
           <w:b/>
           <w:bCs/>
         </w:rPr>
-        <w:t>Exception:</w:t>
-      </w:r>
-    </w:p>
-    <w:p>
-      <w:pPr>
-        <w:numPr>
-          <w:ilvl w:val="0"/>
-          <w:numId w:val="23"/>
-        </w:numPr>
-      </w:pPr>
-      <w:proofErr w:type="spellStart"/>
-      <w:r>
-        <w:t>Không</w:t>
-      </w:r>
-      <w:proofErr w:type="spellEnd"/>
-      <w:r>
-        <w:t xml:space="preserve"> </w:t>
-      </w:r>
-      <w:proofErr w:type="spellStart"/>
-      <w:r>
-        <w:t>có</w:t>
-      </w:r>
-      <w:proofErr w:type="spellEnd"/>
-      <w:r>
-        <w:t>.</w:t>
-      </w:r>
-    </w:p>
-    <w:p>
+      </w:pPr>
       <w:r>
         <w:rPr>
           <w:b/>
           <w:bCs/>
         </w:rPr>
-        <w:t>Method:</w:t>
-      </w:r>
-    </w:p>
-    <w:p>
-      <w:pPr>
-        <w:numPr>
-          <w:ilvl w:val="0"/>
-          <w:numId w:val="24"/>
-        </w:numPr>
-      </w:pPr>
-      <w:proofErr w:type="spellStart"/>
-      <w:r>
-        <w:t>Trả</w:t>
-      </w:r>
-      <w:proofErr w:type="spellEnd"/>
-      <w:r>
-        <w:t xml:space="preserve"> </w:t>
-      </w:r>
-      <w:proofErr w:type="spellStart"/>
-      <w:r>
-        <w:t>về</w:t>
-      </w:r>
-      <w:proofErr w:type="spellEnd"/>
-      <w:r>
-        <w:t xml:space="preserve"> </w:t>
-      </w:r>
-      <w:proofErr w:type="spellStart"/>
-      <w:r>
-        <w:t>giá</w:t>
-      </w:r>
-      <w:proofErr w:type="spellEnd"/>
-      <w:r>
-        <w:t xml:space="preserve"> </w:t>
-      </w:r>
-      <w:proofErr w:type="spellStart"/>
-      <w:r>
-        <w:t>trị</w:t>
-      </w:r>
-      <w:proofErr w:type="spellEnd"/>
-      <w:r>
-        <w:t xml:space="preserve"> </w:t>
-      </w:r>
-      <w:proofErr w:type="spellStart"/>
-      <w:r>
-        <w:t>thuộc</w:t>
-      </w:r>
-      <w:proofErr w:type="spellEnd"/>
-      <w:r>
-        <w:t xml:space="preserve"> </w:t>
-      </w:r>
-      <w:proofErr w:type="spellStart"/>
-      <w:r>
-        <w:t>tính</w:t>
-      </w:r>
-      <w:proofErr w:type="spellEnd"/>
-      <w:r>
-        <w:t xml:space="preserve"> role </w:t>
-      </w:r>
-      <w:proofErr w:type="spellStart"/>
-      <w:r>
-        <w:t>đại</w:t>
-      </w:r>
-      <w:proofErr w:type="spellEnd"/>
-      <w:r>
-        <w:t xml:space="preserve"> </w:t>
-      </w:r>
-      <w:proofErr w:type="spellStart"/>
-      <w:r>
-        <w:t>diện</w:t>
-      </w:r>
-      <w:proofErr w:type="spellEnd"/>
-      <w:r>
-        <w:t xml:space="preserve"> </w:t>
-      </w:r>
-      <w:proofErr w:type="spellStart"/>
-      <w:r>
-        <w:t>cho</w:t>
-      </w:r>
-      <w:proofErr w:type="spellEnd"/>
-      <w:r>
-        <w:t xml:space="preserve"> </w:t>
-      </w:r>
-      <w:proofErr w:type="spellStart"/>
-      <w:r>
-        <w:t>vai</w:t>
-      </w:r>
-      <w:proofErr w:type="spellEnd"/>
-      <w:r>
-        <w:t xml:space="preserve"> </w:t>
-      </w:r>
-      <w:proofErr w:type="spellStart"/>
-      <w:r>
-        <w:t>trò</w:t>
-      </w:r>
-      <w:proofErr w:type="spellEnd"/>
-      <w:r>
-        <w:t xml:space="preserve"> </w:t>
-      </w:r>
-      <w:proofErr w:type="spellStart"/>
-      <w:r>
-        <w:t>của</w:t>
-      </w:r>
-      <w:proofErr w:type="spellEnd"/>
-      <w:r>
-        <w:t xml:space="preserve"> user (</w:t>
-      </w:r>
-      <w:proofErr w:type="spellStart"/>
-      <w:r>
-        <w:t>ví</w:t>
-      </w:r>
-      <w:proofErr w:type="spellEnd"/>
-      <w:r>
-        <w:t xml:space="preserve"> </w:t>
-      </w:r>
-      <w:proofErr w:type="spellStart"/>
-      <w:r>
-        <w:t>dụ</w:t>
-      </w:r>
-      <w:proofErr w:type="spellEnd"/>
-      <w:r>
-        <w:t xml:space="preserve"> “ADMIN”, “STAFF”, …).</w:t>
-      </w:r>
-    </w:p>
-    <w:p>
-      <w:r>
-        <w:pict w14:anchorId="27353DF4">
-          <v:rect id="_x0000_i1065" style="width:0;height:1.5pt" o:hralign="center" o:hrstd="t" o:hr="t" fillcolor="#a0a0a0" stroked="f"/>
-        </w:pict>
-      </w:r>
-    </w:p>
-    <w:p>
-      <w:pPr>
+        <w:t>7️</w:t>
+      </w:r>
+      <w:r>
+        <w:rPr>
+          <w:rFonts w:ascii="Segoe UI Symbol" w:hAnsi="Segoe UI Symbol" w:cs="Segoe UI Symbol"/>
+          <w:b/>
+          <w:bCs/>
+        </w:rPr>
+        <w:t>⃣</w:t>
+      </w:r>
+      <w:r>
         <w:rPr>
           <w:b/>
           <w:bCs/>
         </w:rPr>
-      </w:pPr>
-      <w:r>
-        <w:rPr>
-          <w:b/>
-          <w:bCs/>
-        </w:rPr>
-        <w:t xml:space="preserve">6. Operation: </w:t>
-      </w:r>
-      <w:proofErr w:type="spellStart"/>
-      <w:proofErr w:type="gramStart"/>
-      <w:r>
-        <w:rPr>
-          <w:b/>
-          <w:bCs/>
-        </w:rPr>
-        <w:t>getStatus</w:t>
-      </w:r>
-      <w:proofErr w:type="spellEnd"/>
-      <w:r>
-        <w:rPr>
-          <w:b/>
-          <w:bCs/>
-        </w:rPr>
-        <w:t>(</w:t>
-      </w:r>
-      <w:proofErr w:type="gramEnd"/>
-      <w:r>
-        <w:rPr>
-          <w:b/>
-          <w:bCs/>
-        </w:rPr>
-        <w:t>)</w:t>
-      </w:r>
-    </w:p>
-    <w:p>
-      <w:pPr>
-        <w:numPr>
-          <w:ilvl w:val="0"/>
-          <w:numId w:val="26"/>
-        </w:numPr>
-      </w:pPr>
-      <w:r>
-        <w:rPr>
-          <w:b/>
-          <w:bCs/>
-        </w:rPr>
-        <w:t>Name:</w:t>
-      </w:r>
-      <w:r>
-        <w:t xml:space="preserve"> </w:t>
-      </w:r>
-      <w:proofErr w:type="spellStart"/>
-      <w:r>
-        <w:t>getStatus</w:t>
-      </w:r>
-      <w:proofErr w:type="spellEnd"/>
-    </w:p>
-    <w:p>
-      <w:pPr>
-        <w:numPr>
-          <w:ilvl w:val="0"/>
-          <w:numId w:val="26"/>
-        </w:numPr>
-      </w:pPr>
-      <w:r>
-        <w:rPr>
-          <w:b/>
-          <w:bCs/>
-        </w:rPr>
-        <w:t>Return type:</w:t>
-      </w:r>
-      <w:r>
-        <w:t xml:space="preserve"> </w:t>
-      </w:r>
-      <w:proofErr w:type="spellStart"/>
-      <w:r>
-        <w:t>boolean</w:t>
-      </w:r>
-      <w:proofErr w:type="spellEnd"/>
-    </w:p>
-    <w:p>
-      <w:r>
-        <w:rPr>
-          <w:b/>
-          <w:bCs/>
-        </w:rPr>
-        <w:t>Parameter:</w:t>
-      </w:r>
-    </w:p>
-    <w:p>
-      <w:pPr>
-        <w:numPr>
-          <w:ilvl w:val="0"/>
-          <w:numId w:val="27"/>
-        </w:numPr>
-      </w:pPr>
-      <w:proofErr w:type="spellStart"/>
-      <w:r>
-        <w:t>Không</w:t>
-      </w:r>
-      <w:proofErr w:type="spellEnd"/>
-      <w:r>
-        <w:t xml:space="preserve"> </w:t>
-      </w:r>
-      <w:proofErr w:type="spellStart"/>
-      <w:r>
-        <w:t>có</w:t>
-      </w:r>
-      <w:proofErr w:type="spellEnd"/>
-      <w:r>
-        <w:t>.</w:t>
-      </w:r>
-    </w:p>
-    <w:p>
-      <w:r>
-        <w:rPr>
-          <w:b/>
-          <w:bCs/>
-        </w:rPr>
-        <w:t>Exception:</w:t>
-      </w:r>
-    </w:p>
-    <w:p>
-      <w:pPr>
-        <w:numPr>
-          <w:ilvl w:val="0"/>
-          <w:numId w:val="28"/>
-        </w:numPr>
-      </w:pPr>
-      <w:proofErr w:type="spellStart"/>
-      <w:r>
-        <w:t>Không</w:t>
-      </w:r>
-      <w:proofErr w:type="spellEnd"/>
-      <w:r>
-        <w:t xml:space="preserve"> </w:t>
-      </w:r>
-      <w:proofErr w:type="spellStart"/>
-      <w:r>
-        <w:t>có</w:t>
-      </w:r>
-      <w:proofErr w:type="spellEnd"/>
-      <w:r>
-        <w:t>.</w:t>
-      </w:r>
-    </w:p>
-    <w:p>
-      <w:r>
-        <w:rPr>
-          <w:b/>
-          <w:bCs/>
-        </w:rPr>
-        <w:t>Method:</w:t>
-      </w:r>
-    </w:p>
-    <w:p>
-      <w:pPr>
-        <w:numPr>
-          <w:ilvl w:val="0"/>
-          <w:numId w:val="29"/>
-        </w:numPr>
-      </w:pPr>
-      <w:proofErr w:type="spellStart"/>
-      <w:r>
-        <w:t>Trả</w:t>
-      </w:r>
-      <w:proofErr w:type="spellEnd"/>
-      <w:r>
-        <w:t xml:space="preserve"> </w:t>
-      </w:r>
-      <w:proofErr w:type="spellStart"/>
-      <w:r>
-        <w:t>về</w:t>
-      </w:r>
-      <w:proofErr w:type="spellEnd"/>
-      <w:r>
-        <w:t xml:space="preserve"> </w:t>
-      </w:r>
-      <w:proofErr w:type="spellStart"/>
-      <w:r>
-        <w:t>giá</w:t>
-      </w:r>
-      <w:proofErr w:type="spellEnd"/>
-      <w:r>
-        <w:t xml:space="preserve"> </w:t>
-      </w:r>
-      <w:proofErr w:type="spellStart"/>
-      <w:r>
-        <w:t>trị</w:t>
-      </w:r>
-      <w:proofErr w:type="spellEnd"/>
-      <w:r>
-        <w:t xml:space="preserve"> </w:t>
-      </w:r>
-      <w:proofErr w:type="spellStart"/>
-      <w:r>
-        <w:t>thuộc</w:t>
-      </w:r>
-      <w:proofErr w:type="spellEnd"/>
-      <w:r>
-        <w:t xml:space="preserve"> </w:t>
-      </w:r>
-      <w:proofErr w:type="spellStart"/>
-      <w:r>
-        <w:t>tính</w:t>
-      </w:r>
-      <w:proofErr w:type="spellEnd"/>
-      <w:r>
-        <w:t xml:space="preserve"> status.</w:t>
-      </w:r>
-    </w:p>
-    <w:p>
-      <w:pPr>
-        <w:numPr>
-          <w:ilvl w:val="0"/>
-          <w:numId w:val="29"/>
-        </w:numPr>
-      </w:pPr>
-      <w:proofErr w:type="spellStart"/>
-      <w:r>
-        <w:t>Nếu</w:t>
-      </w:r>
-      <w:proofErr w:type="spellEnd"/>
-      <w:r>
-        <w:t xml:space="preserve"> status == true → </w:t>
-      </w:r>
-      <w:proofErr w:type="spellStart"/>
-      <w:r>
-        <w:t>tài</w:t>
-      </w:r>
-      <w:proofErr w:type="spellEnd"/>
-      <w:r>
-        <w:t xml:space="preserve"> </w:t>
-      </w:r>
-      <w:proofErr w:type="spellStart"/>
-      <w:r>
-        <w:t>khoản</w:t>
-      </w:r>
-      <w:proofErr w:type="spellEnd"/>
-      <w:r>
-        <w:t xml:space="preserve"> </w:t>
-      </w:r>
-      <w:proofErr w:type="spellStart"/>
-      <w:r>
-        <w:t>đang</w:t>
-      </w:r>
-      <w:proofErr w:type="spellEnd"/>
-      <w:r>
-        <w:t xml:space="preserve"> </w:t>
-      </w:r>
-      <w:proofErr w:type="spellStart"/>
-      <w:r>
-        <w:t>hoạt</w:t>
-      </w:r>
-      <w:proofErr w:type="spellEnd"/>
-      <w:r>
-        <w:t xml:space="preserve"> </w:t>
-      </w:r>
-      <w:proofErr w:type="spellStart"/>
-      <w:r>
-        <w:t>động</w:t>
-      </w:r>
-      <w:proofErr w:type="spellEnd"/>
-      <w:r>
-        <w:t>.</w:t>
-      </w:r>
-    </w:p>
-    <w:p>
-      <w:pPr>
-        <w:numPr>
-          <w:ilvl w:val="0"/>
-          <w:numId w:val="29"/>
-        </w:numPr>
-      </w:pPr>
-      <w:proofErr w:type="spellStart"/>
-      <w:r>
-        <w:t>Nếu</w:t>
-      </w:r>
-      <w:proofErr w:type="spellEnd"/>
-      <w:r>
-        <w:t xml:space="preserve"> status == false → </w:t>
-      </w:r>
-      <w:proofErr w:type="spellStart"/>
-      <w:r>
-        <w:t>tài</w:t>
-      </w:r>
-      <w:proofErr w:type="spellEnd"/>
-      <w:r>
-        <w:t xml:space="preserve"> </w:t>
-      </w:r>
-      <w:proofErr w:type="spellStart"/>
-      <w:r>
-        <w:t>khoản</w:t>
-      </w:r>
-      <w:proofErr w:type="spellEnd"/>
-      <w:r>
-        <w:t xml:space="preserve"> </w:t>
-      </w:r>
-      <w:proofErr w:type="spellStart"/>
-      <w:r>
-        <w:t>đang</w:t>
-      </w:r>
-      <w:proofErr w:type="spellEnd"/>
-      <w:r>
-        <w:t xml:space="preserve"> </w:t>
-      </w:r>
-      <w:proofErr w:type="spellStart"/>
-      <w:r>
-        <w:t>bị</w:t>
-      </w:r>
-      <w:proofErr w:type="spellEnd"/>
-      <w:r>
-        <w:t xml:space="preserve"> </w:t>
-      </w:r>
-      <w:proofErr w:type="spellStart"/>
-      <w:r>
-        <w:t>khoá</w:t>
-      </w:r>
-      <w:proofErr w:type="spellEnd"/>
-      <w:r>
-        <w:t xml:space="preserve"> / </w:t>
-      </w:r>
-      <w:proofErr w:type="spellStart"/>
-      <w:r>
-        <w:t>vô</w:t>
-      </w:r>
-      <w:proofErr w:type="spellEnd"/>
-      <w:r>
-        <w:t xml:space="preserve"> </w:t>
-      </w:r>
-      <w:proofErr w:type="spellStart"/>
-      <w:r>
-        <w:t>hiệu</w:t>
-      </w:r>
-      <w:proofErr w:type="spellEnd"/>
-      <w:r>
-        <w:t xml:space="preserve"> </w:t>
-      </w:r>
-      <w:proofErr w:type="spellStart"/>
-      <w:r>
-        <w:t>hoá</w:t>
-      </w:r>
-      <w:proofErr w:type="spellEnd"/>
-      <w:r>
-        <w:t>.</w:t>
-      </w:r>
-    </w:p>
-    <w:p>
-      <w:r>
-        <w:pict w14:anchorId="409682EC">
-          <v:rect id="_x0000_i1066" style="width:0;height:1.5pt" o:hralign="center" o:hrstd="t" o:hr="t" fillcolor="#a0a0a0" stroked="f"/>
-        </w:pict>
-      </w:r>
-    </w:p>
-    <w:p>
-      <w:pPr>
-        <w:rPr>
-          <w:b/>
-          <w:bCs/>
-        </w:rPr>
-      </w:pPr>
-      <w:r>
-        <w:rPr>
-          <w:b/>
-          <w:bCs/>
-        </w:rPr>
-        <w:t xml:space="preserve">7. Operation: Constructor </w:t>
+        <w:t xml:space="preserve"> Operation: Constructor </w:t>
       </w:r>
       <w:proofErr w:type="gramStart"/>
       <w:r>
@@ -4352,7 +2109,7 @@
       <w:pPr>
         <w:numPr>
           <w:ilvl w:val="0"/>
-          <w:numId w:val="31"/>
+          <w:numId w:val="48"/>
         </w:numPr>
       </w:pPr>
       <w:r>
@@ -4360,17 +2117,17 @@
           <w:b/>
           <w:bCs/>
         </w:rPr>
-        <w:t>Name:</w:t>
-      </w:r>
-      <w:r>
-        <w:t xml:space="preserve"> User</w:t>
+        <w:t>Name</w:t>
+      </w:r>
+      <w:r>
+        <w:t>: User</w:t>
       </w:r>
     </w:p>
     <w:p>
       <w:pPr>
         <w:numPr>
           <w:ilvl w:val="0"/>
-          <w:numId w:val="31"/>
+          <w:numId w:val="48"/>
         </w:numPr>
       </w:pPr>
       <w:r>
@@ -4378,97 +2135,10 @@
           <w:b/>
           <w:bCs/>
         </w:rPr>
-        <w:t>Return type:</w:t>
-      </w:r>
-      <w:r>
-        <w:t xml:space="preserve"> </w:t>
-      </w:r>
-      <w:r>
-        <w:rPr>
-          <w:i/>
-          <w:iCs/>
-        </w:rPr>
-        <w:t xml:space="preserve">(constructor – </w:t>
-      </w:r>
-      <w:proofErr w:type="spellStart"/>
-      <w:r>
-        <w:rPr>
-          <w:i/>
-          <w:iCs/>
-        </w:rPr>
-        <w:t>không</w:t>
-      </w:r>
-      <w:proofErr w:type="spellEnd"/>
-      <w:r>
-        <w:rPr>
-          <w:i/>
-          <w:iCs/>
-        </w:rPr>
-        <w:t xml:space="preserve"> </w:t>
-      </w:r>
-      <w:proofErr w:type="spellStart"/>
-      <w:r>
-        <w:rPr>
-          <w:i/>
-          <w:iCs/>
-        </w:rPr>
-        <w:t>có</w:t>
-      </w:r>
-      <w:proofErr w:type="spellEnd"/>
-      <w:r>
-        <w:rPr>
-          <w:i/>
-          <w:iCs/>
-        </w:rPr>
-        <w:t xml:space="preserve"> </w:t>
-      </w:r>
-      <w:proofErr w:type="spellStart"/>
-      <w:r>
-        <w:rPr>
-          <w:i/>
-          <w:iCs/>
-        </w:rPr>
-        <w:t>kiểu</w:t>
-      </w:r>
-      <w:proofErr w:type="spellEnd"/>
-      <w:r>
-        <w:rPr>
-          <w:i/>
-          <w:iCs/>
-        </w:rPr>
-        <w:t xml:space="preserve"> </w:t>
-      </w:r>
-      <w:proofErr w:type="spellStart"/>
-      <w:r>
-        <w:rPr>
-          <w:i/>
-          <w:iCs/>
-        </w:rPr>
-        <w:t>trả</w:t>
-      </w:r>
-      <w:proofErr w:type="spellEnd"/>
-      <w:r>
-        <w:rPr>
-          <w:i/>
-          <w:iCs/>
-        </w:rPr>
-        <w:t xml:space="preserve"> </w:t>
-      </w:r>
-      <w:proofErr w:type="spellStart"/>
-      <w:r>
-        <w:rPr>
-          <w:i/>
-          <w:iCs/>
-        </w:rPr>
-        <w:t>về</w:t>
-      </w:r>
-      <w:proofErr w:type="spellEnd"/>
-      <w:r>
-        <w:rPr>
-          <w:i/>
-          <w:iCs/>
-        </w:rPr>
-        <w:t>)</w:t>
+        <w:t>Return type</w:t>
+      </w:r>
+      <w:r>
+        <w:t>: Constructor (không có kiểu trả về)</w:t>
       </w:r>
     </w:p>
     <w:p>
@@ -4477,380 +2147,71 @@
           <w:b/>
           <w:bCs/>
         </w:rPr>
-        <w:t>Parameter:</w:t>
+        <w:t>Parameter</w:t>
       </w:r>
     </w:p>
     <w:p>
       <w:pPr>
         <w:numPr>
           <w:ilvl w:val="0"/>
-          <w:numId w:val="32"/>
+          <w:numId w:val="49"/>
         </w:numPr>
       </w:pPr>
-      <w:r>
-        <w:lastRenderedPageBreak/>
-        <w:t xml:space="preserve">username – </w:t>
-      </w:r>
-      <w:r>
-        <w:rPr>
-          <w:i/>
-          <w:iCs/>
-        </w:rPr>
-        <w:t>Data type:</w:t>
-      </w:r>
-      <w:r>
-        <w:t xml:space="preserve"> String, </w:t>
-      </w:r>
-      <w:r>
-        <w:rPr>
-          <w:i/>
-          <w:iCs/>
-        </w:rPr>
-        <w:t>Default:</w:t>
-      </w:r>
-      <w:r>
-        <w:t xml:space="preserve"> </w:t>
-      </w:r>
-      <w:proofErr w:type="spellStart"/>
-      <w:r>
-        <w:t>không</w:t>
-      </w:r>
-      <w:proofErr w:type="spellEnd"/>
-      <w:r>
-        <w:t xml:space="preserve"> </w:t>
-      </w:r>
-      <w:proofErr w:type="spellStart"/>
-      <w:r>
-        <w:t>có</w:t>
-      </w:r>
-      <w:proofErr w:type="spellEnd"/>
-      <w:r>
-        <w:t xml:space="preserve"> – </w:t>
-      </w:r>
-      <w:proofErr w:type="spellStart"/>
-      <w:r>
-        <w:t>Tên</w:t>
-      </w:r>
-      <w:proofErr w:type="spellEnd"/>
-      <w:r>
-        <w:t xml:space="preserve"> </w:t>
-      </w:r>
-      <w:proofErr w:type="spellStart"/>
-      <w:r>
-        <w:t>đăng</w:t>
-      </w:r>
-      <w:proofErr w:type="spellEnd"/>
-      <w:r>
-        <w:t xml:space="preserve"> </w:t>
-      </w:r>
-      <w:proofErr w:type="spellStart"/>
-      <w:r>
-        <w:t>nhập</w:t>
-      </w:r>
-      <w:proofErr w:type="spellEnd"/>
-      <w:r>
-        <w:t xml:space="preserve"> ban </w:t>
-      </w:r>
-      <w:proofErr w:type="spellStart"/>
-      <w:r>
-        <w:t>đầu</w:t>
-      </w:r>
-      <w:proofErr w:type="spellEnd"/>
-      <w:r>
-        <w:t xml:space="preserve"> </w:t>
-      </w:r>
-      <w:proofErr w:type="spellStart"/>
-      <w:r>
-        <w:t>của</w:t>
-      </w:r>
-      <w:proofErr w:type="spellEnd"/>
-      <w:r>
-        <w:t xml:space="preserve"> </w:t>
-      </w:r>
-      <w:proofErr w:type="spellStart"/>
-      <w:r>
-        <w:t>người</w:t>
-      </w:r>
-      <w:proofErr w:type="spellEnd"/>
-      <w:r>
-        <w:t xml:space="preserve"> </w:t>
-      </w:r>
-      <w:proofErr w:type="spellStart"/>
-      <w:r>
-        <w:t>dùng</w:t>
-      </w:r>
-      <w:proofErr w:type="spellEnd"/>
-      <w:r>
-        <w:t>.</w:t>
+      <w:proofErr w:type="gramStart"/>
+      <w:r>
+        <w:t>username :</w:t>
+      </w:r>
+      <w:proofErr w:type="gramEnd"/>
+      <w:r>
+        <w:t xml:space="preserve"> String – Tên đăng nhập ban đầu của người dùng</w:t>
       </w:r>
     </w:p>
     <w:p>
       <w:pPr>
         <w:numPr>
           <w:ilvl w:val="0"/>
-          <w:numId w:val="32"/>
+          <w:numId w:val="49"/>
         </w:numPr>
       </w:pPr>
-      <w:r>
-        <w:t xml:space="preserve">password – </w:t>
-      </w:r>
-      <w:r>
-        <w:rPr>
-          <w:i/>
-          <w:iCs/>
-        </w:rPr>
-        <w:t>Data type:</w:t>
-      </w:r>
-      <w:r>
-        <w:t xml:space="preserve"> String, </w:t>
-      </w:r>
-      <w:r>
-        <w:rPr>
-          <w:i/>
-          <w:iCs/>
-        </w:rPr>
-        <w:t>Default:</w:t>
-      </w:r>
-      <w:r>
-        <w:t xml:space="preserve"> </w:t>
-      </w:r>
-      <w:proofErr w:type="spellStart"/>
-      <w:r>
-        <w:t>không</w:t>
-      </w:r>
-      <w:proofErr w:type="spellEnd"/>
-      <w:r>
-        <w:t xml:space="preserve"> </w:t>
-      </w:r>
-      <w:proofErr w:type="spellStart"/>
-      <w:r>
-        <w:t>có</w:t>
-      </w:r>
-      <w:proofErr w:type="spellEnd"/>
-      <w:r>
-        <w:t xml:space="preserve"> – </w:t>
-      </w:r>
-      <w:proofErr w:type="spellStart"/>
-      <w:r>
-        <w:t>Mật</w:t>
-      </w:r>
-      <w:proofErr w:type="spellEnd"/>
-      <w:r>
-        <w:t xml:space="preserve"> </w:t>
-      </w:r>
-      <w:proofErr w:type="spellStart"/>
-      <w:r>
-        <w:t>khẩu</w:t>
-      </w:r>
-      <w:proofErr w:type="spellEnd"/>
-      <w:r>
-        <w:t xml:space="preserve"> ban </w:t>
-      </w:r>
-      <w:proofErr w:type="spellStart"/>
-      <w:r>
-        <w:t>đầu</w:t>
-      </w:r>
-      <w:proofErr w:type="spellEnd"/>
-      <w:r>
-        <w:t xml:space="preserve"> (</w:t>
-      </w:r>
-      <w:proofErr w:type="spellStart"/>
-      <w:r>
-        <w:t>trước</w:t>
-      </w:r>
-      <w:proofErr w:type="spellEnd"/>
-      <w:r>
-        <w:t xml:space="preserve"> </w:t>
-      </w:r>
-      <w:proofErr w:type="spellStart"/>
-      <w:r>
-        <w:t>khi</w:t>
-      </w:r>
-      <w:proofErr w:type="spellEnd"/>
-      <w:r>
-        <w:t xml:space="preserve"> </w:t>
-      </w:r>
-      <w:proofErr w:type="spellStart"/>
-      <w:r>
-        <w:t>mã</w:t>
-      </w:r>
-      <w:proofErr w:type="spellEnd"/>
-      <w:r>
-        <w:t xml:space="preserve"> </w:t>
-      </w:r>
-      <w:proofErr w:type="spellStart"/>
-      <w:r>
-        <w:t>hoá</w:t>
-      </w:r>
-      <w:proofErr w:type="spellEnd"/>
-      <w:r>
-        <w:t>).</w:t>
+      <w:proofErr w:type="gramStart"/>
+      <w:r>
+        <w:t>password :</w:t>
+      </w:r>
+      <w:proofErr w:type="gramEnd"/>
+      <w:r>
+        <w:t xml:space="preserve"> String – Mật khẩu ban đầu (trước khi mã hóa)</w:t>
       </w:r>
     </w:p>
     <w:p>
       <w:pPr>
         <w:numPr>
           <w:ilvl w:val="0"/>
-          <w:numId w:val="32"/>
+          <w:numId w:val="49"/>
         </w:numPr>
       </w:pPr>
-      <w:r>
-        <w:t xml:space="preserve">role – </w:t>
-      </w:r>
-      <w:r>
-        <w:rPr>
-          <w:i/>
-          <w:iCs/>
-        </w:rPr>
-        <w:t>Data type:</w:t>
-      </w:r>
-      <w:r>
-        <w:t xml:space="preserve"> String, </w:t>
-      </w:r>
-      <w:r>
-        <w:rPr>
-          <w:i/>
-          <w:iCs/>
-        </w:rPr>
-        <w:t>Default:</w:t>
-      </w:r>
-      <w:r>
-        <w:t xml:space="preserve"> "CUSTOMER" (</w:t>
-      </w:r>
-      <w:proofErr w:type="spellStart"/>
-      <w:r>
-        <w:t>tuỳ</w:t>
-      </w:r>
-      <w:proofErr w:type="spellEnd"/>
-      <w:r>
-        <w:t xml:space="preserve"> </w:t>
-      </w:r>
-      <w:proofErr w:type="spellStart"/>
-      <w:r>
-        <w:t>quy</w:t>
-      </w:r>
-      <w:proofErr w:type="spellEnd"/>
-      <w:r>
-        <w:t xml:space="preserve"> </w:t>
-      </w:r>
-      <w:proofErr w:type="spellStart"/>
-      <w:r>
-        <w:t>ước</w:t>
-      </w:r>
-      <w:proofErr w:type="spellEnd"/>
-      <w:r>
-        <w:t xml:space="preserve">) – Vai </w:t>
-      </w:r>
-      <w:proofErr w:type="spellStart"/>
-      <w:r>
-        <w:t>trò</w:t>
-      </w:r>
-      <w:proofErr w:type="spellEnd"/>
-      <w:r>
-        <w:t xml:space="preserve"> ban </w:t>
-      </w:r>
-      <w:proofErr w:type="spellStart"/>
-      <w:r>
-        <w:t>đầu</w:t>
-      </w:r>
-      <w:proofErr w:type="spellEnd"/>
-      <w:r>
-        <w:t xml:space="preserve"> </w:t>
-      </w:r>
-      <w:proofErr w:type="spellStart"/>
-      <w:r>
-        <w:t>của</w:t>
-      </w:r>
-      <w:proofErr w:type="spellEnd"/>
-      <w:r>
-        <w:t xml:space="preserve"> user.</w:t>
+      <w:proofErr w:type="gramStart"/>
+      <w:r>
+        <w:t>role :</w:t>
+      </w:r>
+      <w:proofErr w:type="gramEnd"/>
+      <w:r>
+        <w:t xml:space="preserve"> String – Vai trò ban đầu của user (có thể mặc định “CUSTOMER” theo quy ước)</w:t>
       </w:r>
     </w:p>
     <w:p>
       <w:pPr>
         <w:numPr>
           <w:ilvl w:val="0"/>
-          <w:numId w:val="32"/>
+          <w:numId w:val="49"/>
         </w:numPr>
       </w:pPr>
-      <w:r>
-        <w:t xml:space="preserve">status – </w:t>
-      </w:r>
-      <w:r>
-        <w:rPr>
-          <w:i/>
-          <w:iCs/>
-        </w:rPr>
-        <w:t>Data type:</w:t>
-      </w:r>
-      <w:r>
-        <w:t xml:space="preserve"> </w:t>
-      </w:r>
-      <w:proofErr w:type="spellStart"/>
-      <w:r>
-        <w:t>boolean</w:t>
-      </w:r>
-      <w:proofErr w:type="spellEnd"/>
-      <w:r>
-        <w:t xml:space="preserve">, </w:t>
-      </w:r>
-      <w:r>
-        <w:rPr>
-          <w:i/>
-          <w:iCs/>
-        </w:rPr>
-        <w:t>Default:</w:t>
-      </w:r>
-      <w:r>
-        <w:t xml:space="preserve"> true – </w:t>
-      </w:r>
-      <w:proofErr w:type="spellStart"/>
-      <w:r>
-        <w:t>Trạng</w:t>
-      </w:r>
-      <w:proofErr w:type="spellEnd"/>
-      <w:r>
-        <w:t xml:space="preserve"> </w:t>
-      </w:r>
-      <w:proofErr w:type="spellStart"/>
-      <w:r>
-        <w:t>thái</w:t>
-      </w:r>
-      <w:proofErr w:type="spellEnd"/>
-      <w:r>
-        <w:t xml:space="preserve"> ban </w:t>
-      </w:r>
-      <w:proofErr w:type="spellStart"/>
-      <w:r>
-        <w:t>đầu</w:t>
-      </w:r>
-      <w:proofErr w:type="spellEnd"/>
-      <w:r>
-        <w:t xml:space="preserve"> </w:t>
-      </w:r>
-      <w:proofErr w:type="spellStart"/>
-      <w:r>
-        <w:t>của</w:t>
-      </w:r>
-      <w:proofErr w:type="spellEnd"/>
-      <w:r>
-        <w:t xml:space="preserve"> </w:t>
-      </w:r>
-      <w:proofErr w:type="spellStart"/>
-      <w:r>
-        <w:t>tài</w:t>
-      </w:r>
-      <w:proofErr w:type="spellEnd"/>
-      <w:r>
-        <w:t xml:space="preserve"> </w:t>
-      </w:r>
-      <w:proofErr w:type="spellStart"/>
-      <w:r>
-        <w:t>khoản</w:t>
-      </w:r>
-      <w:proofErr w:type="spellEnd"/>
-      <w:r>
-        <w:t>.</w:t>
+      <w:proofErr w:type="gramStart"/>
+      <w:r>
+        <w:t>status :</w:t>
+      </w:r>
+      <w:proofErr w:type="gramEnd"/>
+      <w:r>
+        <w:t xml:space="preserve"> boolean – Trạng thái ban đầu của tài khoản (thường mặc định true)</w:t>
       </w:r>
     </w:p>
     <w:p>
@@ -4859,192 +2220,51 @@
           <w:b/>
           <w:bCs/>
         </w:rPr>
-        <w:t>Exception:</w:t>
+        <w:t>Exception</w:t>
       </w:r>
     </w:p>
     <w:p>
       <w:pPr>
         <w:numPr>
           <w:ilvl w:val="0"/>
-          <w:numId w:val="33"/>
+          <w:numId w:val="50"/>
         </w:numPr>
       </w:pPr>
-      <w:proofErr w:type="spellStart"/>
-      <w:r>
-        <w:t>Có</w:t>
-      </w:r>
-      <w:proofErr w:type="spellEnd"/>
-      <w:r>
-        <w:t xml:space="preserve"> </w:t>
-      </w:r>
-      <w:proofErr w:type="spellStart"/>
-      <w:r>
-        <w:t>thể</w:t>
-      </w:r>
-      <w:proofErr w:type="spellEnd"/>
-      <w:r>
-        <w:t xml:space="preserve"> </w:t>
-      </w:r>
-      <w:proofErr w:type="spellStart"/>
-      <w:r>
-        <w:t>ném</w:t>
-      </w:r>
-      <w:proofErr w:type="spellEnd"/>
-      <w:r>
-        <w:t xml:space="preserve"> </w:t>
-      </w:r>
-      <w:proofErr w:type="spellStart"/>
-      <w:r>
-        <w:t>IllegalArgumentException</w:t>
-      </w:r>
-      <w:proofErr w:type="spellEnd"/>
-      <w:r>
-        <w:t xml:space="preserve"> </w:t>
-      </w:r>
-      <w:proofErr w:type="spellStart"/>
-      <w:r>
-        <w:t>nếu</w:t>
-      </w:r>
-      <w:proofErr w:type="spellEnd"/>
-      <w:r>
-        <w:t>:</w:t>
+      <w:r>
+        <w:t>Có thể ném IllegalArgumentException nếu:</w:t>
       </w:r>
     </w:p>
     <w:p>
       <w:pPr>
         <w:numPr>
           <w:ilvl w:val="1"/>
-          <w:numId w:val="33"/>
+          <w:numId w:val="50"/>
         </w:numPr>
       </w:pPr>
       <w:r>
-        <w:t xml:space="preserve">username </w:t>
-      </w:r>
-      <w:proofErr w:type="spellStart"/>
-      <w:r>
-        <w:t>là</w:t>
-      </w:r>
-      <w:proofErr w:type="spellEnd"/>
-      <w:r>
-        <w:t xml:space="preserve"> null </w:t>
-      </w:r>
-      <w:proofErr w:type="spellStart"/>
-      <w:r>
-        <w:t>hoặc</w:t>
-      </w:r>
-      <w:proofErr w:type="spellEnd"/>
-      <w:r>
-        <w:t xml:space="preserve"> </w:t>
-      </w:r>
-      <w:proofErr w:type="spellStart"/>
-      <w:r>
-        <w:t>rỗng</w:t>
-      </w:r>
-      <w:proofErr w:type="spellEnd"/>
-      <w:r>
-        <w:t>;</w:t>
+        <w:t>username null hoặc rỗng</w:t>
       </w:r>
     </w:p>
     <w:p>
       <w:pPr>
         <w:numPr>
           <w:ilvl w:val="1"/>
-          <w:numId w:val="33"/>
+          <w:numId w:val="50"/>
         </w:numPr>
       </w:pPr>
       <w:r>
-        <w:t xml:space="preserve">password </w:t>
-      </w:r>
-      <w:proofErr w:type="spellStart"/>
-      <w:r>
-        <w:t>là</w:t>
-      </w:r>
-      <w:proofErr w:type="spellEnd"/>
-      <w:r>
-        <w:t xml:space="preserve"> null </w:t>
-      </w:r>
-      <w:proofErr w:type="spellStart"/>
-      <w:r>
-        <w:t>hoặc</w:t>
-      </w:r>
-      <w:proofErr w:type="spellEnd"/>
-      <w:r>
-        <w:t xml:space="preserve"> </w:t>
-      </w:r>
-      <w:proofErr w:type="spellStart"/>
-      <w:r>
-        <w:t>rỗng</w:t>
-      </w:r>
-      <w:proofErr w:type="spellEnd"/>
-      <w:r>
-        <w:t>;</w:t>
+        <w:t>password null hoặc rỗng</w:t>
       </w:r>
     </w:p>
     <w:p>
       <w:pPr>
         <w:numPr>
           <w:ilvl w:val="1"/>
-          <w:numId w:val="33"/>
+          <w:numId w:val="50"/>
         </w:numPr>
       </w:pPr>
       <w:r>
-        <w:t xml:space="preserve">role </w:t>
-      </w:r>
-      <w:proofErr w:type="spellStart"/>
-      <w:r>
-        <w:t>không</w:t>
-      </w:r>
-      <w:proofErr w:type="spellEnd"/>
-      <w:r>
-        <w:t xml:space="preserve"> </w:t>
-      </w:r>
-      <w:proofErr w:type="spellStart"/>
-      <w:r>
-        <w:t>thuộc</w:t>
-      </w:r>
-      <w:proofErr w:type="spellEnd"/>
-      <w:r>
-        <w:t xml:space="preserve"> </w:t>
-      </w:r>
-      <w:proofErr w:type="spellStart"/>
-      <w:r>
-        <w:t>các</w:t>
-      </w:r>
-      <w:proofErr w:type="spellEnd"/>
-      <w:r>
-        <w:t xml:space="preserve"> </w:t>
-      </w:r>
-      <w:proofErr w:type="spellStart"/>
-      <w:r>
-        <w:t>giá</w:t>
-      </w:r>
-      <w:proofErr w:type="spellEnd"/>
-      <w:r>
-        <w:t xml:space="preserve"> </w:t>
-      </w:r>
-      <w:proofErr w:type="spellStart"/>
-      <w:r>
-        <w:t>trị</w:t>
-      </w:r>
-      <w:proofErr w:type="spellEnd"/>
-      <w:r>
-        <w:t xml:space="preserve"> </w:t>
-      </w:r>
-      <w:proofErr w:type="spellStart"/>
-      <w:r>
-        <w:t>cho</w:t>
-      </w:r>
-      <w:proofErr w:type="spellEnd"/>
-      <w:r>
-        <w:t xml:space="preserve"> </w:t>
-      </w:r>
-      <w:proofErr w:type="spellStart"/>
-      <w:r>
-        <w:t>phép</w:t>
-      </w:r>
-      <w:proofErr w:type="spellEnd"/>
-      <w:r>
-        <w:t>.</w:t>
+        <w:t>role không thuộc các giá trị cho phép</w:t>
       </w:r>
     </w:p>
     <w:p>
@@ -5053,262 +2273,42 @@
           <w:b/>
           <w:bCs/>
         </w:rPr>
-        <w:t>Method:</w:t>
+        <w:t>Method</w:t>
       </w:r>
     </w:p>
     <w:p>
       <w:pPr>
         <w:numPr>
           <w:ilvl w:val="0"/>
-          <w:numId w:val="34"/>
+          <w:numId w:val="51"/>
         </w:numPr>
       </w:pPr>
-      <w:proofErr w:type="spellStart"/>
-      <w:r>
-        <w:t>Kiểm</w:t>
-      </w:r>
-      <w:proofErr w:type="spellEnd"/>
-      <w:r>
-        <w:t xml:space="preserve"> </w:t>
-      </w:r>
-      <w:proofErr w:type="spellStart"/>
-      <w:r>
-        <w:t>tra</w:t>
-      </w:r>
-      <w:proofErr w:type="spellEnd"/>
-      <w:r>
-        <w:t xml:space="preserve"> </w:t>
-      </w:r>
-      <w:proofErr w:type="spellStart"/>
-      <w:r>
-        <w:t>tính</w:t>
-      </w:r>
-      <w:proofErr w:type="spellEnd"/>
-      <w:r>
-        <w:t xml:space="preserve"> </w:t>
-      </w:r>
-      <w:proofErr w:type="spellStart"/>
-      <w:r>
-        <w:t>hợp</w:t>
-      </w:r>
-      <w:proofErr w:type="spellEnd"/>
-      <w:r>
-        <w:t xml:space="preserve"> </w:t>
-      </w:r>
-      <w:proofErr w:type="spellStart"/>
-      <w:r>
-        <w:t>lệ</w:t>
-      </w:r>
-      <w:proofErr w:type="spellEnd"/>
-      <w:r>
-        <w:t xml:space="preserve"> </w:t>
-      </w:r>
-      <w:proofErr w:type="spellStart"/>
-      <w:r>
-        <w:t>của</w:t>
-      </w:r>
-      <w:proofErr w:type="spellEnd"/>
-      <w:r>
-        <w:t xml:space="preserve"> </w:t>
-      </w:r>
-      <w:proofErr w:type="spellStart"/>
-      <w:r>
-        <w:t>các</w:t>
-      </w:r>
-      <w:proofErr w:type="spellEnd"/>
-      <w:r>
-        <w:t xml:space="preserve"> </w:t>
-      </w:r>
-      <w:proofErr w:type="spellStart"/>
-      <w:r>
-        <w:t>tham</w:t>
-      </w:r>
-      <w:proofErr w:type="spellEnd"/>
-      <w:r>
-        <w:t xml:space="preserve"> </w:t>
-      </w:r>
-      <w:proofErr w:type="spellStart"/>
-      <w:r>
-        <w:t>số</w:t>
-      </w:r>
-      <w:proofErr w:type="spellEnd"/>
-      <w:r>
-        <w:t xml:space="preserve"> (username, password, role). </w:t>
-      </w:r>
-      <w:proofErr w:type="spellStart"/>
-      <w:r>
-        <w:t>Nếu</w:t>
-      </w:r>
-      <w:proofErr w:type="spellEnd"/>
-      <w:r>
-        <w:t xml:space="preserve"> </w:t>
-      </w:r>
-      <w:proofErr w:type="spellStart"/>
-      <w:r>
-        <w:t>tham</w:t>
-      </w:r>
-      <w:proofErr w:type="spellEnd"/>
-      <w:r>
-        <w:t xml:space="preserve"> </w:t>
-      </w:r>
-      <w:proofErr w:type="spellStart"/>
-      <w:r>
-        <w:t>số</w:t>
-      </w:r>
-      <w:proofErr w:type="spellEnd"/>
-      <w:r>
-        <w:t xml:space="preserve"> </w:t>
-      </w:r>
-      <w:proofErr w:type="spellStart"/>
-      <w:r>
-        <w:t>nào</w:t>
-      </w:r>
-      <w:proofErr w:type="spellEnd"/>
-      <w:r>
-        <w:t xml:space="preserve"> </w:t>
-      </w:r>
-      <w:proofErr w:type="spellStart"/>
-      <w:r>
-        <w:t>không</w:t>
-      </w:r>
-      <w:proofErr w:type="spellEnd"/>
-      <w:r>
-        <w:t xml:space="preserve"> </w:t>
-      </w:r>
-      <w:proofErr w:type="spellStart"/>
-      <w:r>
-        <w:t>hợp</w:t>
-      </w:r>
-      <w:proofErr w:type="spellEnd"/>
-      <w:r>
-        <w:t xml:space="preserve"> </w:t>
-      </w:r>
-      <w:proofErr w:type="spellStart"/>
-      <w:r>
-        <w:t>lệ</w:t>
-      </w:r>
-      <w:proofErr w:type="spellEnd"/>
-      <w:r>
-        <w:t xml:space="preserve"> → </w:t>
-      </w:r>
-      <w:proofErr w:type="spellStart"/>
-      <w:r>
-        <w:t>ném</w:t>
-      </w:r>
-      <w:proofErr w:type="spellEnd"/>
-      <w:r>
-        <w:t xml:space="preserve"> </w:t>
-      </w:r>
-      <w:proofErr w:type="spellStart"/>
-      <w:r>
-        <w:t>IllegalArgumentException</w:t>
-      </w:r>
-      <w:proofErr w:type="spellEnd"/>
-      <w:r>
-        <w:t>.</w:t>
+      <w:r>
+        <w:t>Kiểm tra tính hợp lệ của username, password, role. Nếu không hợp lệ → ném IllegalArgumentException.</w:t>
       </w:r>
     </w:p>
     <w:p>
       <w:pPr>
         <w:numPr>
           <w:ilvl w:val="0"/>
-          <w:numId w:val="34"/>
+          <w:numId w:val="51"/>
         </w:numPr>
       </w:pPr>
-      <w:proofErr w:type="spellStart"/>
-      <w:r>
-        <w:t>Gán</w:t>
-      </w:r>
-      <w:proofErr w:type="spellEnd"/>
-      <w:r>
-        <w:t xml:space="preserve"> </w:t>
-      </w:r>
-      <w:proofErr w:type="spellStart"/>
-      <w:r>
-        <w:t>các</w:t>
-      </w:r>
-      <w:proofErr w:type="spellEnd"/>
-      <w:r>
-        <w:t xml:space="preserve"> </w:t>
-      </w:r>
-      <w:proofErr w:type="spellStart"/>
-      <w:r>
-        <w:t>tham</w:t>
-      </w:r>
-      <w:proofErr w:type="spellEnd"/>
-      <w:r>
-        <w:t xml:space="preserve"> </w:t>
-      </w:r>
-      <w:proofErr w:type="spellStart"/>
-      <w:r>
-        <w:t>số</w:t>
-      </w:r>
-      <w:proofErr w:type="spellEnd"/>
-      <w:r>
-        <w:t xml:space="preserve"> </w:t>
-      </w:r>
-      <w:proofErr w:type="spellStart"/>
-      <w:r>
-        <w:t>vào</w:t>
-      </w:r>
-      <w:proofErr w:type="spellEnd"/>
-      <w:r>
-        <w:t xml:space="preserve"> </w:t>
-      </w:r>
-      <w:proofErr w:type="spellStart"/>
-      <w:r>
-        <w:t>các</w:t>
-      </w:r>
-      <w:proofErr w:type="spellEnd"/>
-      <w:r>
-        <w:t xml:space="preserve"> </w:t>
-      </w:r>
-      <w:proofErr w:type="spellStart"/>
-      <w:r>
-        <w:t>thuộc</w:t>
-      </w:r>
-      <w:proofErr w:type="spellEnd"/>
-      <w:r>
-        <w:t xml:space="preserve"> </w:t>
-      </w:r>
-      <w:proofErr w:type="spellStart"/>
-      <w:r>
-        <w:t>tính</w:t>
-      </w:r>
-      <w:proofErr w:type="spellEnd"/>
-      <w:r>
-        <w:t xml:space="preserve"> </w:t>
-      </w:r>
-      <w:proofErr w:type="spellStart"/>
-      <w:r>
-        <w:t>tương</w:t>
-      </w:r>
-      <w:proofErr w:type="spellEnd"/>
-      <w:r>
-        <w:t xml:space="preserve"> </w:t>
-      </w:r>
-      <w:proofErr w:type="spellStart"/>
-      <w:r>
-        <w:t>ứng</w:t>
-      </w:r>
-      <w:proofErr w:type="spellEnd"/>
-      <w:r>
-        <w:t>:</w:t>
+      <w:r>
+        <w:t>Gán dữ liệu vào các thuộc tính:</w:t>
       </w:r>
     </w:p>
     <w:p>
       <w:pPr>
         <w:numPr>
           <w:ilvl w:val="1"/>
-          <w:numId w:val="34"/>
+          <w:numId w:val="51"/>
         </w:numPr>
       </w:pPr>
-      <w:proofErr w:type="spellStart"/>
       <w:proofErr w:type="gramStart"/>
       <w:r>
         <w:t>this.username</w:t>
       </w:r>
-      <w:proofErr w:type="spellEnd"/>
       <w:proofErr w:type="gramEnd"/>
       <w:r>
         <w:t xml:space="preserve"> = username;</w:t>
@@ -5318,105 +2318,30 @@
       <w:pPr>
         <w:numPr>
           <w:ilvl w:val="1"/>
-          <w:numId w:val="34"/>
+          <w:numId w:val="51"/>
         </w:numPr>
       </w:pPr>
-      <w:proofErr w:type="spellStart"/>
       <w:proofErr w:type="gramStart"/>
       <w:r>
         <w:t>this.password</w:t>
       </w:r>
-      <w:proofErr w:type="spellEnd"/>
       <w:proofErr w:type="gramEnd"/>
       <w:r>
-        <w:t xml:space="preserve"> = &lt;</w:t>
-      </w:r>
-      <w:proofErr w:type="spellStart"/>
-      <w:r>
-        <w:t>giá</w:t>
-      </w:r>
-      <w:proofErr w:type="spellEnd"/>
-      <w:r>
-        <w:t xml:space="preserve"> </w:t>
-      </w:r>
-      <w:proofErr w:type="spellStart"/>
-      <w:r>
-        <w:t>trị</w:t>
-      </w:r>
-      <w:proofErr w:type="spellEnd"/>
-      <w:r>
-        <w:t xml:space="preserve"> </w:t>
-      </w:r>
-      <w:proofErr w:type="spellStart"/>
-      <w:r>
-        <w:t>đã</w:t>
-      </w:r>
-      <w:proofErr w:type="spellEnd"/>
-      <w:r>
-        <w:t xml:space="preserve"> </w:t>
-      </w:r>
-      <w:proofErr w:type="spellStart"/>
-      <w:r>
-        <w:t>được</w:t>
-      </w:r>
-      <w:proofErr w:type="spellEnd"/>
-      <w:r>
-        <w:t xml:space="preserve"> </w:t>
-      </w:r>
-      <w:proofErr w:type="spellStart"/>
-      <w:r>
-        <w:t>mã</w:t>
-      </w:r>
-      <w:proofErr w:type="spellEnd"/>
-      <w:r>
-        <w:t xml:space="preserve"> </w:t>
-      </w:r>
-      <w:proofErr w:type="spellStart"/>
-      <w:r>
-        <w:t>hoá</w:t>
-      </w:r>
-      <w:proofErr w:type="spellEnd"/>
-      <w:r>
-        <w:t xml:space="preserve"> </w:t>
-      </w:r>
-      <w:proofErr w:type="spellStart"/>
-      <w:r>
-        <w:t>từ</w:t>
-      </w:r>
-      <w:proofErr w:type="spellEnd"/>
-      <w:r>
-        <w:t xml:space="preserve"> password </w:t>
-      </w:r>
-      <w:proofErr w:type="spellStart"/>
-      <w:r>
-        <w:t>đầu</w:t>
-      </w:r>
-      <w:proofErr w:type="spellEnd"/>
-      <w:r>
-        <w:t xml:space="preserve"> </w:t>
-      </w:r>
-      <w:proofErr w:type="spellStart"/>
-      <w:r>
-        <w:t>vào</w:t>
-      </w:r>
-      <w:proofErr w:type="spellEnd"/>
-      <w:r>
-        <w:t>&gt;;</w:t>
+        <w:t xml:space="preserve"> = hash(password); (mã hóa mật khẩu đầu vào)</w:t>
       </w:r>
     </w:p>
     <w:p>
       <w:pPr>
         <w:numPr>
           <w:ilvl w:val="1"/>
-          <w:numId w:val="34"/>
+          <w:numId w:val="51"/>
         </w:numPr>
       </w:pPr>
-      <w:proofErr w:type="spellStart"/>
       <w:proofErr w:type="gramStart"/>
       <w:r>
+        <w:lastRenderedPageBreak/>
         <w:t>this.role</w:t>
       </w:r>
-      <w:proofErr w:type="spellEnd"/>
       <w:proofErr w:type="gramEnd"/>
       <w:r>
         <w:t xml:space="preserve"> = role;</w:t>
@@ -5426,15 +2351,13 @@
       <w:pPr>
         <w:numPr>
           <w:ilvl w:val="1"/>
-          <w:numId w:val="34"/>
+          <w:numId w:val="51"/>
         </w:numPr>
       </w:pPr>
-      <w:proofErr w:type="spellStart"/>
       <w:proofErr w:type="gramStart"/>
       <w:r>
         <w:t>this.status</w:t>
       </w:r>
-      <w:proofErr w:type="spellEnd"/>
       <w:proofErr w:type="gramEnd"/>
       <w:r>
         <w:t xml:space="preserve"> = status;</w:t>
@@ -5444,304 +2367,39 @@
       <w:pPr>
         <w:numPr>
           <w:ilvl w:val="0"/>
-          <w:numId w:val="34"/>
+          <w:numId w:val="51"/>
         </w:numPr>
       </w:pPr>
       <w:r>
-        <w:t xml:space="preserve">Sinh </w:t>
-      </w:r>
-      <w:proofErr w:type="spellStart"/>
-      <w:r>
-        <w:t>ra</w:t>
-      </w:r>
-      <w:proofErr w:type="spellEnd"/>
-      <w:r>
-        <w:t xml:space="preserve"> </w:t>
-      </w:r>
-      <w:proofErr w:type="spellStart"/>
-      <w:r>
-        <w:t>userId</w:t>
-      </w:r>
-      <w:proofErr w:type="spellEnd"/>
-      <w:r>
-        <w:t xml:space="preserve"> </w:t>
-      </w:r>
-      <w:proofErr w:type="spellStart"/>
-      <w:r>
-        <w:t>mới</w:t>
-      </w:r>
-      <w:proofErr w:type="spellEnd"/>
-      <w:r>
-        <w:t xml:space="preserve"> (</w:t>
-      </w:r>
-      <w:proofErr w:type="spellStart"/>
-      <w:r>
-        <w:t>ví</w:t>
-      </w:r>
-      <w:proofErr w:type="spellEnd"/>
-      <w:r>
-        <w:t xml:space="preserve"> </w:t>
-      </w:r>
-      <w:proofErr w:type="spellStart"/>
-      <w:r>
-        <w:t>dụ</w:t>
-      </w:r>
-      <w:proofErr w:type="spellEnd"/>
-      <w:r>
-        <w:t xml:space="preserve"> </w:t>
-      </w:r>
-      <w:proofErr w:type="spellStart"/>
-      <w:r>
-        <w:t>dùng</w:t>
-      </w:r>
-      <w:proofErr w:type="spellEnd"/>
-      <w:r>
-        <w:t xml:space="preserve"> UUID </w:t>
-      </w:r>
-      <w:proofErr w:type="spellStart"/>
-      <w:r>
-        <w:t>hoặc</w:t>
-      </w:r>
-      <w:proofErr w:type="spellEnd"/>
-      <w:r>
-        <w:t xml:space="preserve"> sequence) </w:t>
-      </w:r>
-      <w:proofErr w:type="spellStart"/>
-      <w:r>
-        <w:t>và</w:t>
-      </w:r>
-      <w:proofErr w:type="spellEnd"/>
-      <w:r>
-        <w:t xml:space="preserve"> </w:t>
-      </w:r>
-      <w:proofErr w:type="spellStart"/>
-      <w:r>
-        <w:t>gán</w:t>
-      </w:r>
-      <w:proofErr w:type="spellEnd"/>
-      <w:r>
-        <w:t xml:space="preserve"> </w:t>
-      </w:r>
-      <w:proofErr w:type="spellStart"/>
-      <w:r>
-        <w:t>cho</w:t>
-      </w:r>
-      <w:proofErr w:type="spellEnd"/>
-      <w:r>
-        <w:t xml:space="preserve"> </w:t>
-      </w:r>
-      <w:proofErr w:type="spellStart"/>
+        <w:t xml:space="preserve">Sinh userId mới (ví dụ UUID/sequence) và gán </w:t>
+      </w:r>
       <w:proofErr w:type="gramStart"/>
       <w:r>
         <w:t>this.userId</w:t>
       </w:r>
-      <w:proofErr w:type="spellEnd"/>
       <w:proofErr w:type="gramEnd"/>
       <w:r>
         <w:t>.</w:t>
       </w:r>
     </w:p>
     <w:p>
-      <w:pPr>
-        <w:numPr>
-          <w:ilvl w:val="0"/>
-          <w:numId w:val="35"/>
-        </w:numPr>
-      </w:pPr>
-      <w:proofErr w:type="spellStart"/>
-      <w:r>
-        <w:t>Không</w:t>
-      </w:r>
-      <w:proofErr w:type="spellEnd"/>
-      <w:r>
-        <w:t xml:space="preserve"> </w:t>
-      </w:r>
-      <w:proofErr w:type="spellStart"/>
-      <w:r>
-        <w:t>bắt</w:t>
-      </w:r>
-      <w:proofErr w:type="spellEnd"/>
-      <w:r>
-        <w:t xml:space="preserve"> </w:t>
-      </w:r>
-      <w:proofErr w:type="spellStart"/>
-      <w:r>
-        <w:t>buộc</w:t>
-      </w:r>
-      <w:proofErr w:type="spellEnd"/>
-      <w:r>
-        <w:t xml:space="preserve">; </w:t>
-      </w:r>
-      <w:proofErr w:type="spellStart"/>
-      <w:r>
-        <w:t>nếu</w:t>
-      </w:r>
-      <w:proofErr w:type="spellEnd"/>
-      <w:r>
-        <w:t xml:space="preserve"> </w:t>
-      </w:r>
-      <w:proofErr w:type="spellStart"/>
-      <w:r>
-        <w:t>muốn</w:t>
-      </w:r>
-      <w:proofErr w:type="spellEnd"/>
-      <w:r>
-        <w:t xml:space="preserve">, </w:t>
-      </w:r>
-      <w:proofErr w:type="spellStart"/>
-      <w:r>
-        <w:t>bạn</w:t>
-      </w:r>
-      <w:proofErr w:type="spellEnd"/>
-      <w:r>
-        <w:t xml:space="preserve"> </w:t>
-      </w:r>
-      <w:proofErr w:type="spellStart"/>
-      <w:r>
-        <w:t>có</w:t>
-      </w:r>
-      <w:proofErr w:type="spellEnd"/>
-      <w:r>
-        <w:t xml:space="preserve"> </w:t>
-      </w:r>
-      <w:proofErr w:type="spellStart"/>
-      <w:r>
-        <w:t>thể</w:t>
-      </w:r>
-      <w:proofErr w:type="spellEnd"/>
-      <w:r>
-        <w:t xml:space="preserve"> </w:t>
-      </w:r>
-      <w:proofErr w:type="spellStart"/>
-      <w:r>
-        <w:t>vẽ</w:t>
-      </w:r>
-      <w:proofErr w:type="spellEnd"/>
-      <w:r>
-        <w:t xml:space="preserve"> </w:t>
-      </w:r>
-      <w:proofErr w:type="spellStart"/>
-      <w:r>
-        <w:t>một</w:t>
-      </w:r>
-      <w:proofErr w:type="spellEnd"/>
-      <w:r>
-        <w:t xml:space="preserve"> </w:t>
-      </w:r>
       <w:r>
         <w:rPr>
           <w:b/>
           <w:bCs/>
         </w:rPr>
-        <w:t xml:space="preserve">activity diagram </w:t>
-      </w:r>
-      <w:proofErr w:type="spellStart"/>
-      <w:r>
-        <w:rPr>
-          <w:b/>
-          <w:bCs/>
-        </w:rPr>
-        <w:t>nhỏ</w:t>
-      </w:r>
-      <w:proofErr w:type="spellEnd"/>
-      <w:r>
-        <w:t xml:space="preserve"> </w:t>
-      </w:r>
-      <w:proofErr w:type="spellStart"/>
-      <w:r>
-        <w:t>cho</w:t>
-      </w:r>
-      <w:proofErr w:type="spellEnd"/>
-      <w:r>
-        <w:t xml:space="preserve"> </w:t>
-      </w:r>
-      <w:proofErr w:type="spellStart"/>
-      <w:r>
-        <w:t>quá</w:t>
-      </w:r>
-      <w:proofErr w:type="spellEnd"/>
-      <w:r>
-        <w:t xml:space="preserve"> </w:t>
-      </w:r>
-      <w:proofErr w:type="spellStart"/>
-      <w:r>
-        <w:t>trình</w:t>
-      </w:r>
-      <w:proofErr w:type="spellEnd"/>
-      <w:r>
-        <w:t xml:space="preserve"> </w:t>
-      </w:r>
-      <w:proofErr w:type="spellStart"/>
-      <w:r>
-        <w:t>kiểm</w:t>
-      </w:r>
-      <w:proofErr w:type="spellEnd"/>
-      <w:r>
-        <w:t xml:space="preserve"> </w:t>
-      </w:r>
-      <w:proofErr w:type="spellStart"/>
-      <w:r>
-        <w:t>tra</w:t>
-      </w:r>
-      <w:proofErr w:type="spellEnd"/>
-      <w:r>
-        <w:t xml:space="preserve"> </w:t>
-      </w:r>
-      <w:proofErr w:type="spellStart"/>
-      <w:r>
-        <w:t>tham</w:t>
-      </w:r>
-      <w:proofErr w:type="spellEnd"/>
-      <w:r>
-        <w:t xml:space="preserve"> </w:t>
-      </w:r>
-      <w:proofErr w:type="spellStart"/>
-      <w:r>
-        <w:t>số</w:t>
-      </w:r>
-      <w:proofErr w:type="spellEnd"/>
-      <w:r>
-        <w:t xml:space="preserve"> </w:t>
-      </w:r>
-      <w:proofErr w:type="spellStart"/>
-      <w:r>
-        <w:t>và</w:t>
-      </w:r>
-      <w:proofErr w:type="spellEnd"/>
-      <w:r>
-        <w:t xml:space="preserve"> </w:t>
-      </w:r>
-      <w:proofErr w:type="spellStart"/>
-      <w:r>
-        <w:t>gán</w:t>
-      </w:r>
-      <w:proofErr w:type="spellEnd"/>
-      <w:r>
-        <w:t xml:space="preserve"> </w:t>
-      </w:r>
-      <w:proofErr w:type="spellStart"/>
-      <w:r>
-        <w:t>giá</w:t>
-      </w:r>
-      <w:proofErr w:type="spellEnd"/>
-      <w:r>
-        <w:t xml:space="preserve"> </w:t>
-      </w:r>
-      <w:proofErr w:type="spellStart"/>
-      <w:r>
-        <w:t>trị</w:t>
-      </w:r>
-      <w:proofErr w:type="spellEnd"/>
-      <w:r>
-        <w:t xml:space="preserve"> </w:t>
-      </w:r>
-      <w:proofErr w:type="spellStart"/>
-      <w:r>
-        <w:t>trong</w:t>
-      </w:r>
-      <w:proofErr w:type="spellEnd"/>
-      <w:r>
-        <w:t xml:space="preserve"> constructor.</w:t>
+        <w:t>Other diagrams</w:t>
+      </w:r>
+    </w:p>
+    <w:p>
+      <w:pPr>
+        <w:numPr>
+          <w:ilvl w:val="0"/>
+          <w:numId w:val="52"/>
+        </w:numPr>
+      </w:pPr>
+      <w:r>
+        <w:t>Không bắt buộc; có thể vẽ activity diagram mô tả bước kiểm tra tham số và gán giá trị trong constructor (nếu cần minh họa).</w:t>
       </w:r>
     </w:p>
     <w:p/>
@@ -5758,6 +2416,155 @@
 <file path=word/numbering.xml><?xml version="1.0" encoding="utf-8"?>
 <w:numbering xmlns:wpc="http://schemas.microsoft.com/office/word/2010/wordprocessingCanvas" xmlns:cx="http://schemas.microsoft.com/office/drawing/2014/chartex" xmlns:cx1="http://schemas.microsoft.com/office/drawing/2015/9/8/chartex" xmlns:cx2="http://schemas.microsoft.com/office/drawing/2015/10/21/chartex" xmlns:cx3="http://schemas.microsoft.com/office/drawing/2016/5/9/chartex" xmlns:cx4="http://schemas.microsoft.com/office/drawing/2016/5/10/chartex" xmlns:cx5="http://schemas.microsoft.com/office/drawing/2016/5/11/chartex" xmlns:cx6="http://schemas.microsoft.com/office/drawing/2016/5/12/chartex" xmlns:cx7="http://schemas.microsoft.com/office/drawing/2016/5/13/chartex" xmlns:cx8="http://schemas.microsoft.com/office/drawing/2016/5/14/chartex" xmlns:mc="http://schemas.openxmlformats.org/markup-compatibility/2006" xmlns:aink="http://schemas.microsoft.com/office/drawing/2016/ink" xmlns:am3d="http://schemas.microsoft.com/office/drawing/2017/model3d" xmlns:o="urn:schemas-microsoft-com:office:office" xmlns:oel="http://schemas.microsoft.com/office/2019/extlst" xmlns:r="http://schemas.openxmlformats.org/officeDocument/2006/relationships" xmlns:m="http://schemas.openxmlformats.org/officeDocument/2006/math" xmlns:v="urn:schemas-microsoft-com:vml" xmlns:wp14="http://schemas.microsoft.com/office/word/2010/wordprocessingDrawing" xmlns:wp="http://schemas.openxmlformats.org/drawingml/2006/wordprocessingDrawing" xmlns:w10="urn:schemas-microsoft-com:office:word" xmlns:w="http://schemas.openxmlformats.org/wordprocessingml/2006/main" xmlns:w14="http://schemas.microsoft.com/office/word/2010/wordml" xmlns:w15="http://schemas.microsoft.com/office/word/2012/wordml" xmlns:w16cex="http://schemas.microsoft.com/office/word/2018/wordml/cex" xmlns:w16cid="http://schemas.microsoft.com/office/word/2016/wordml/cid" xmlns:w16="http://schemas.microsoft.com/office/word/2018/wordml" xmlns:w16du="http://schemas.microsoft.com/office/word/2023/wordml/word16du" xmlns:w16sdtdh="http://schemas.microsoft.com/office/word/2020/wordml/sdtdatahash" xmlns:w16sdtfl="http://schemas.microsoft.com/office/word/2024/wordml/sdtformatlock" xmlns:w16se="http://schemas.microsoft.com/office/word/2015/wordml/symex" xmlns:wpg="http://schemas.microsoft.com/office/word/2010/wordprocessingGroup" xmlns:wpi="http://schemas.microsoft.com/office/word/2010/wordprocessingInk" xmlns:wne="http://schemas.microsoft.com/office/word/2006/wordml" xmlns:wps="http://schemas.microsoft.com/office/word/2010/wordprocessingShape" mc:Ignorable="w14 w15 w16se w16cid w16 w16cex w16sdtdh w16sdtfl w16du wp14">
   <w:abstractNum w:abstractNumId="0" w15:restartNumberingAfterBreak="0">
+    <w:nsid w:val="04B01038"/>
+    <w:multiLevelType w:val="multilevel"/>
+    <w:tmpl w:val="D3B21070"/>
+    <w:lvl w:ilvl="0">
+      <w:start w:val="1"/>
+      <w:numFmt w:val="bullet"/>
+      <w:lvlText w:val=""/>
+      <w:lvlJc w:val="left"/>
+      <w:pPr>
+        <w:tabs>
+          <w:tab w:val="num" w:pos="720"/>
+        </w:tabs>
+        <w:ind w:left="720" w:hanging="360"/>
+      </w:pPr>
+      <w:rPr>
+        <w:rFonts w:ascii="Symbol" w:hAnsi="Symbol" w:hint="default"/>
+        <w:sz w:val="20"/>
+      </w:rPr>
+    </w:lvl>
+    <w:lvl w:ilvl="1" w:tentative="1">
+      <w:start w:val="1"/>
+      <w:numFmt w:val="bullet"/>
+      <w:lvlText w:val="o"/>
+      <w:lvlJc w:val="left"/>
+      <w:pPr>
+        <w:tabs>
+          <w:tab w:val="num" w:pos="1440"/>
+        </w:tabs>
+        <w:ind w:left="1440" w:hanging="360"/>
+      </w:pPr>
+      <w:rPr>
+        <w:rFonts w:ascii="Courier New" w:hAnsi="Courier New" w:hint="default"/>
+        <w:sz w:val="20"/>
+      </w:rPr>
+    </w:lvl>
+    <w:lvl w:ilvl="2" w:tentative="1">
+      <w:start w:val="1"/>
+      <w:numFmt w:val="bullet"/>
+      <w:lvlText w:val=""/>
+      <w:lvlJc w:val="left"/>
+      <w:pPr>
+        <w:tabs>
+          <w:tab w:val="num" w:pos="2160"/>
+        </w:tabs>
+        <w:ind w:left="2160" w:hanging="360"/>
+      </w:pPr>
+      <w:rPr>
+        <w:rFonts w:ascii="Wingdings" w:hAnsi="Wingdings" w:hint="default"/>
+        <w:sz w:val="20"/>
+      </w:rPr>
+    </w:lvl>
+    <w:lvl w:ilvl="3" w:tentative="1">
+      <w:start w:val="1"/>
+      <w:numFmt w:val="bullet"/>
+      <w:lvlText w:val=""/>
+      <w:lvlJc w:val="left"/>
+      <w:pPr>
+        <w:tabs>
+          <w:tab w:val="num" w:pos="2880"/>
+        </w:tabs>
+        <w:ind w:left="2880" w:hanging="360"/>
+      </w:pPr>
+      <w:rPr>
+        <w:rFonts w:ascii="Wingdings" w:hAnsi="Wingdings" w:hint="default"/>
+        <w:sz w:val="20"/>
+      </w:rPr>
+    </w:lvl>
+    <w:lvl w:ilvl="4" w:tentative="1">
+      <w:start w:val="1"/>
+      <w:numFmt w:val="bullet"/>
+      <w:lvlText w:val=""/>
+      <w:lvlJc w:val="left"/>
+      <w:pPr>
+        <w:tabs>
+          <w:tab w:val="num" w:pos="3600"/>
+        </w:tabs>
+        <w:ind w:left="3600" w:hanging="360"/>
+      </w:pPr>
+      <w:rPr>
+        <w:rFonts w:ascii="Wingdings" w:hAnsi="Wingdings" w:hint="default"/>
+        <w:sz w:val="20"/>
+      </w:rPr>
+    </w:lvl>
+    <w:lvl w:ilvl="5" w:tentative="1">
+      <w:start w:val="1"/>
+      <w:numFmt w:val="bullet"/>
+      <w:lvlText w:val=""/>
+      <w:lvlJc w:val="left"/>
+      <w:pPr>
+        <w:tabs>
+          <w:tab w:val="num" w:pos="4320"/>
+        </w:tabs>
+        <w:ind w:left="4320" w:hanging="360"/>
+      </w:pPr>
+      <w:rPr>
+        <w:rFonts w:ascii="Wingdings" w:hAnsi="Wingdings" w:hint="default"/>
+        <w:sz w:val="20"/>
+      </w:rPr>
+    </w:lvl>
+    <w:lvl w:ilvl="6" w:tentative="1">
+      <w:start w:val="1"/>
+      <w:numFmt w:val="bullet"/>
+      <w:lvlText w:val=""/>
+      <w:lvlJc w:val="left"/>
+      <w:pPr>
+        <w:tabs>
+          <w:tab w:val="num" w:pos="5040"/>
+        </w:tabs>
+        <w:ind w:left="5040" w:hanging="360"/>
+      </w:pPr>
+      <w:rPr>
+        <w:rFonts w:ascii="Wingdings" w:hAnsi="Wingdings" w:hint="default"/>
+        <w:sz w:val="20"/>
+      </w:rPr>
+    </w:lvl>
+    <w:lvl w:ilvl="7" w:tentative="1">
+      <w:start w:val="1"/>
+      <w:numFmt w:val="bullet"/>
+      <w:lvlText w:val=""/>
+      <w:lvlJc w:val="left"/>
+      <w:pPr>
+        <w:tabs>
+          <w:tab w:val="num" w:pos="5760"/>
+        </w:tabs>
+        <w:ind w:left="5760" w:hanging="360"/>
+      </w:pPr>
+      <w:rPr>
+        <w:rFonts w:ascii="Wingdings" w:hAnsi="Wingdings" w:hint="default"/>
+        <w:sz w:val="20"/>
+      </w:rPr>
+    </w:lvl>
+    <w:lvl w:ilvl="8" w:tentative="1">
+      <w:start w:val="1"/>
+      <w:numFmt w:val="bullet"/>
+      <w:lvlText w:val=""/>
+      <w:lvlJc w:val="left"/>
+      <w:pPr>
+        <w:tabs>
+          <w:tab w:val="num" w:pos="6480"/>
+        </w:tabs>
+        <w:ind w:left="6480" w:hanging="360"/>
+      </w:pPr>
+      <w:rPr>
+        <w:rFonts w:ascii="Wingdings" w:hAnsi="Wingdings" w:hint="default"/>
+        <w:sz w:val="20"/>
+      </w:rPr>
+    </w:lvl>
+  </w:abstractNum>
+  <w:abstractNum w:abstractNumId="1" w15:restartNumberingAfterBreak="0">
     <w:nsid w:val="04D461FA"/>
     <w:multiLevelType w:val="multilevel"/>
     <w:tmpl w:val="068A4AB2"/>
@@ -5906,7 +2713,7 @@
       </w:rPr>
     </w:lvl>
   </w:abstractNum>
-  <w:abstractNum w:abstractNumId="1" w15:restartNumberingAfterBreak="0">
+  <w:abstractNum w:abstractNumId="2" w15:restartNumberingAfterBreak="0">
     <w:nsid w:val="04FA18B9"/>
     <w:multiLevelType w:val="multilevel"/>
     <w:tmpl w:val="5F3CF986"/>
@@ -6055,7 +2862,7 @@
       </w:rPr>
     </w:lvl>
   </w:abstractNum>
-  <w:abstractNum w:abstractNumId="2" w15:restartNumberingAfterBreak="0">
+  <w:abstractNum w:abstractNumId="3" w15:restartNumberingAfterBreak="0">
     <w:nsid w:val="0C497D39"/>
     <w:multiLevelType w:val="multilevel"/>
     <w:tmpl w:val="96805B5C"/>
@@ -6204,7 +3011,7 @@
       </w:rPr>
     </w:lvl>
   </w:abstractNum>
-  <w:abstractNum w:abstractNumId="3" w15:restartNumberingAfterBreak="0">
+  <w:abstractNum w:abstractNumId="4" w15:restartNumberingAfterBreak="0">
     <w:nsid w:val="0F7768D1"/>
     <w:multiLevelType w:val="multilevel"/>
     <w:tmpl w:val="C96838D8"/>
@@ -6353,7 +3160,7 @@
       </w:rPr>
     </w:lvl>
   </w:abstractNum>
-  <w:abstractNum w:abstractNumId="4" w15:restartNumberingAfterBreak="0">
+  <w:abstractNum w:abstractNumId="5" w15:restartNumberingAfterBreak="0">
     <w:nsid w:val="108C70D2"/>
     <w:multiLevelType w:val="multilevel"/>
     <w:tmpl w:val="06BA45C6"/>
@@ -6502,7 +3309,7 @@
       </w:rPr>
     </w:lvl>
   </w:abstractNum>
-  <w:abstractNum w:abstractNumId="5" w15:restartNumberingAfterBreak="0">
+  <w:abstractNum w:abstractNumId="6" w15:restartNumberingAfterBreak="0">
     <w:nsid w:val="146F1BA3"/>
     <w:multiLevelType w:val="multilevel"/>
     <w:tmpl w:val="E564F432"/>
@@ -6651,7 +3458,454 @@
       </w:rPr>
     </w:lvl>
   </w:abstractNum>
-  <w:abstractNum w:abstractNumId="6" w15:restartNumberingAfterBreak="0">
+  <w:abstractNum w:abstractNumId="7" w15:restartNumberingAfterBreak="0">
+    <w:nsid w:val="18692956"/>
+    <w:multiLevelType w:val="multilevel"/>
+    <w:tmpl w:val="E154CEB4"/>
+    <w:lvl w:ilvl="0">
+      <w:start w:val="1"/>
+      <w:numFmt w:val="bullet"/>
+      <w:lvlText w:val=""/>
+      <w:lvlJc w:val="left"/>
+      <w:pPr>
+        <w:tabs>
+          <w:tab w:val="num" w:pos="720"/>
+        </w:tabs>
+        <w:ind w:left="720" w:hanging="360"/>
+      </w:pPr>
+      <w:rPr>
+        <w:rFonts w:ascii="Symbol" w:hAnsi="Symbol" w:hint="default"/>
+        <w:sz w:val="20"/>
+      </w:rPr>
+    </w:lvl>
+    <w:lvl w:ilvl="1">
+      <w:start w:val="1"/>
+      <w:numFmt w:val="bullet"/>
+      <w:lvlText w:val="o"/>
+      <w:lvlJc w:val="left"/>
+      <w:pPr>
+        <w:tabs>
+          <w:tab w:val="num" w:pos="1440"/>
+        </w:tabs>
+        <w:ind w:left="1440" w:hanging="360"/>
+      </w:pPr>
+      <w:rPr>
+        <w:rFonts w:ascii="Courier New" w:hAnsi="Courier New" w:hint="default"/>
+        <w:sz w:val="20"/>
+      </w:rPr>
+    </w:lvl>
+    <w:lvl w:ilvl="2" w:tentative="1">
+      <w:start w:val="1"/>
+      <w:numFmt w:val="bullet"/>
+      <w:lvlText w:val=""/>
+      <w:lvlJc w:val="left"/>
+      <w:pPr>
+        <w:tabs>
+          <w:tab w:val="num" w:pos="2160"/>
+        </w:tabs>
+        <w:ind w:left="2160" w:hanging="360"/>
+      </w:pPr>
+      <w:rPr>
+        <w:rFonts w:ascii="Wingdings" w:hAnsi="Wingdings" w:hint="default"/>
+        <w:sz w:val="20"/>
+      </w:rPr>
+    </w:lvl>
+    <w:lvl w:ilvl="3" w:tentative="1">
+      <w:start w:val="1"/>
+      <w:numFmt w:val="bullet"/>
+      <w:lvlText w:val=""/>
+      <w:lvlJc w:val="left"/>
+      <w:pPr>
+        <w:tabs>
+          <w:tab w:val="num" w:pos="2880"/>
+        </w:tabs>
+        <w:ind w:left="2880" w:hanging="360"/>
+      </w:pPr>
+      <w:rPr>
+        <w:rFonts w:ascii="Wingdings" w:hAnsi="Wingdings" w:hint="default"/>
+        <w:sz w:val="20"/>
+      </w:rPr>
+    </w:lvl>
+    <w:lvl w:ilvl="4" w:tentative="1">
+      <w:start w:val="1"/>
+      <w:numFmt w:val="bullet"/>
+      <w:lvlText w:val=""/>
+      <w:lvlJc w:val="left"/>
+      <w:pPr>
+        <w:tabs>
+          <w:tab w:val="num" w:pos="3600"/>
+        </w:tabs>
+        <w:ind w:left="3600" w:hanging="360"/>
+      </w:pPr>
+      <w:rPr>
+        <w:rFonts w:ascii="Wingdings" w:hAnsi="Wingdings" w:hint="default"/>
+        <w:sz w:val="20"/>
+      </w:rPr>
+    </w:lvl>
+    <w:lvl w:ilvl="5" w:tentative="1">
+      <w:start w:val="1"/>
+      <w:numFmt w:val="bullet"/>
+      <w:lvlText w:val=""/>
+      <w:lvlJc w:val="left"/>
+      <w:pPr>
+        <w:tabs>
+          <w:tab w:val="num" w:pos="4320"/>
+        </w:tabs>
+        <w:ind w:left="4320" w:hanging="360"/>
+      </w:pPr>
+      <w:rPr>
+        <w:rFonts w:ascii="Wingdings" w:hAnsi="Wingdings" w:hint="default"/>
+        <w:sz w:val="20"/>
+      </w:rPr>
+    </w:lvl>
+    <w:lvl w:ilvl="6" w:tentative="1">
+      <w:start w:val="1"/>
+      <w:numFmt w:val="bullet"/>
+      <w:lvlText w:val=""/>
+      <w:lvlJc w:val="left"/>
+      <w:pPr>
+        <w:tabs>
+          <w:tab w:val="num" w:pos="5040"/>
+        </w:tabs>
+        <w:ind w:left="5040" w:hanging="360"/>
+      </w:pPr>
+      <w:rPr>
+        <w:rFonts w:ascii="Wingdings" w:hAnsi="Wingdings" w:hint="default"/>
+        <w:sz w:val="20"/>
+      </w:rPr>
+    </w:lvl>
+    <w:lvl w:ilvl="7" w:tentative="1">
+      <w:start w:val="1"/>
+      <w:numFmt w:val="bullet"/>
+      <w:lvlText w:val=""/>
+      <w:lvlJc w:val="left"/>
+      <w:pPr>
+        <w:tabs>
+          <w:tab w:val="num" w:pos="5760"/>
+        </w:tabs>
+        <w:ind w:left="5760" w:hanging="360"/>
+      </w:pPr>
+      <w:rPr>
+        <w:rFonts w:ascii="Wingdings" w:hAnsi="Wingdings" w:hint="default"/>
+        <w:sz w:val="20"/>
+      </w:rPr>
+    </w:lvl>
+    <w:lvl w:ilvl="8" w:tentative="1">
+      <w:start w:val="1"/>
+      <w:numFmt w:val="bullet"/>
+      <w:lvlText w:val=""/>
+      <w:lvlJc w:val="left"/>
+      <w:pPr>
+        <w:tabs>
+          <w:tab w:val="num" w:pos="6480"/>
+        </w:tabs>
+        <w:ind w:left="6480" w:hanging="360"/>
+      </w:pPr>
+      <w:rPr>
+        <w:rFonts w:ascii="Wingdings" w:hAnsi="Wingdings" w:hint="default"/>
+        <w:sz w:val="20"/>
+      </w:rPr>
+    </w:lvl>
+  </w:abstractNum>
+  <w:abstractNum w:abstractNumId="8" w15:restartNumberingAfterBreak="0">
+    <w:nsid w:val="198670E6"/>
+    <w:multiLevelType w:val="multilevel"/>
+    <w:tmpl w:val="D0A013A4"/>
+    <w:lvl w:ilvl="0">
+      <w:start w:val="1"/>
+      <w:numFmt w:val="bullet"/>
+      <w:lvlText w:val=""/>
+      <w:lvlJc w:val="left"/>
+      <w:pPr>
+        <w:tabs>
+          <w:tab w:val="num" w:pos="720"/>
+        </w:tabs>
+        <w:ind w:left="720" w:hanging="360"/>
+      </w:pPr>
+      <w:rPr>
+        <w:rFonts w:ascii="Symbol" w:hAnsi="Symbol" w:hint="default"/>
+        <w:sz w:val="20"/>
+      </w:rPr>
+    </w:lvl>
+    <w:lvl w:ilvl="1" w:tentative="1">
+      <w:start w:val="1"/>
+      <w:numFmt w:val="bullet"/>
+      <w:lvlText w:val="o"/>
+      <w:lvlJc w:val="left"/>
+      <w:pPr>
+        <w:tabs>
+          <w:tab w:val="num" w:pos="1440"/>
+        </w:tabs>
+        <w:ind w:left="1440" w:hanging="360"/>
+      </w:pPr>
+      <w:rPr>
+        <w:rFonts w:ascii="Courier New" w:hAnsi="Courier New" w:hint="default"/>
+        <w:sz w:val="20"/>
+      </w:rPr>
+    </w:lvl>
+    <w:lvl w:ilvl="2" w:tentative="1">
+      <w:start w:val="1"/>
+      <w:numFmt w:val="bullet"/>
+      <w:lvlText w:val=""/>
+      <w:lvlJc w:val="left"/>
+      <w:pPr>
+        <w:tabs>
+          <w:tab w:val="num" w:pos="2160"/>
+        </w:tabs>
+        <w:ind w:left="2160" w:hanging="360"/>
+      </w:pPr>
+      <w:rPr>
+        <w:rFonts w:ascii="Wingdings" w:hAnsi="Wingdings" w:hint="default"/>
+        <w:sz w:val="20"/>
+      </w:rPr>
+    </w:lvl>
+    <w:lvl w:ilvl="3" w:tentative="1">
+      <w:start w:val="1"/>
+      <w:numFmt w:val="bullet"/>
+      <w:lvlText w:val=""/>
+      <w:lvlJc w:val="left"/>
+      <w:pPr>
+        <w:tabs>
+          <w:tab w:val="num" w:pos="2880"/>
+        </w:tabs>
+        <w:ind w:left="2880" w:hanging="360"/>
+      </w:pPr>
+      <w:rPr>
+        <w:rFonts w:ascii="Wingdings" w:hAnsi="Wingdings" w:hint="default"/>
+        <w:sz w:val="20"/>
+      </w:rPr>
+    </w:lvl>
+    <w:lvl w:ilvl="4" w:tentative="1">
+      <w:start w:val="1"/>
+      <w:numFmt w:val="bullet"/>
+      <w:lvlText w:val=""/>
+      <w:lvlJc w:val="left"/>
+      <w:pPr>
+        <w:tabs>
+          <w:tab w:val="num" w:pos="3600"/>
+        </w:tabs>
+        <w:ind w:left="3600" w:hanging="360"/>
+      </w:pPr>
+      <w:rPr>
+        <w:rFonts w:ascii="Wingdings" w:hAnsi="Wingdings" w:hint="default"/>
+        <w:sz w:val="20"/>
+      </w:rPr>
+    </w:lvl>
+    <w:lvl w:ilvl="5" w:tentative="1">
+      <w:start w:val="1"/>
+      <w:numFmt w:val="bullet"/>
+      <w:lvlText w:val=""/>
+      <w:lvlJc w:val="left"/>
+      <w:pPr>
+        <w:tabs>
+          <w:tab w:val="num" w:pos="4320"/>
+        </w:tabs>
+        <w:ind w:left="4320" w:hanging="360"/>
+      </w:pPr>
+      <w:rPr>
+        <w:rFonts w:ascii="Wingdings" w:hAnsi="Wingdings" w:hint="default"/>
+        <w:sz w:val="20"/>
+      </w:rPr>
+    </w:lvl>
+    <w:lvl w:ilvl="6" w:tentative="1">
+      <w:start w:val="1"/>
+      <w:numFmt w:val="bullet"/>
+      <w:lvlText w:val=""/>
+      <w:lvlJc w:val="left"/>
+      <w:pPr>
+        <w:tabs>
+          <w:tab w:val="num" w:pos="5040"/>
+        </w:tabs>
+        <w:ind w:left="5040" w:hanging="360"/>
+      </w:pPr>
+      <w:rPr>
+        <w:rFonts w:ascii="Wingdings" w:hAnsi="Wingdings" w:hint="default"/>
+        <w:sz w:val="20"/>
+      </w:rPr>
+    </w:lvl>
+    <w:lvl w:ilvl="7" w:tentative="1">
+      <w:start w:val="1"/>
+      <w:numFmt w:val="bullet"/>
+      <w:lvlText w:val=""/>
+      <w:lvlJc w:val="left"/>
+      <w:pPr>
+        <w:tabs>
+          <w:tab w:val="num" w:pos="5760"/>
+        </w:tabs>
+        <w:ind w:left="5760" w:hanging="360"/>
+      </w:pPr>
+      <w:rPr>
+        <w:rFonts w:ascii="Wingdings" w:hAnsi="Wingdings" w:hint="default"/>
+        <w:sz w:val="20"/>
+      </w:rPr>
+    </w:lvl>
+    <w:lvl w:ilvl="8" w:tentative="1">
+      <w:start w:val="1"/>
+      <w:numFmt w:val="bullet"/>
+      <w:lvlText w:val=""/>
+      <w:lvlJc w:val="left"/>
+      <w:pPr>
+        <w:tabs>
+          <w:tab w:val="num" w:pos="6480"/>
+        </w:tabs>
+        <w:ind w:left="6480" w:hanging="360"/>
+      </w:pPr>
+      <w:rPr>
+        <w:rFonts w:ascii="Wingdings" w:hAnsi="Wingdings" w:hint="default"/>
+        <w:sz w:val="20"/>
+      </w:rPr>
+    </w:lvl>
+  </w:abstractNum>
+  <w:abstractNum w:abstractNumId="9" w15:restartNumberingAfterBreak="0">
+    <w:nsid w:val="19A16AEF"/>
+    <w:multiLevelType w:val="multilevel"/>
+    <w:tmpl w:val="35544132"/>
+    <w:lvl w:ilvl="0">
+      <w:start w:val="1"/>
+      <w:numFmt w:val="bullet"/>
+      <w:lvlText w:val=""/>
+      <w:lvlJc w:val="left"/>
+      <w:pPr>
+        <w:tabs>
+          <w:tab w:val="num" w:pos="720"/>
+        </w:tabs>
+        <w:ind w:left="720" w:hanging="360"/>
+      </w:pPr>
+      <w:rPr>
+        <w:rFonts w:ascii="Symbol" w:hAnsi="Symbol" w:hint="default"/>
+        <w:sz w:val="20"/>
+      </w:rPr>
+    </w:lvl>
+    <w:lvl w:ilvl="1" w:tentative="1">
+      <w:start w:val="1"/>
+      <w:numFmt w:val="bullet"/>
+      <w:lvlText w:val="o"/>
+      <w:lvlJc w:val="left"/>
+      <w:pPr>
+        <w:tabs>
+          <w:tab w:val="num" w:pos="1440"/>
+        </w:tabs>
+        <w:ind w:left="1440" w:hanging="360"/>
+      </w:pPr>
+      <w:rPr>
+        <w:rFonts w:ascii="Courier New" w:hAnsi="Courier New" w:hint="default"/>
+        <w:sz w:val="20"/>
+      </w:rPr>
+    </w:lvl>
+    <w:lvl w:ilvl="2" w:tentative="1">
+      <w:start w:val="1"/>
+      <w:numFmt w:val="bullet"/>
+      <w:lvlText w:val=""/>
+      <w:lvlJc w:val="left"/>
+      <w:pPr>
+        <w:tabs>
+          <w:tab w:val="num" w:pos="2160"/>
+        </w:tabs>
+        <w:ind w:left="2160" w:hanging="360"/>
+      </w:pPr>
+      <w:rPr>
+        <w:rFonts w:ascii="Wingdings" w:hAnsi="Wingdings" w:hint="default"/>
+        <w:sz w:val="20"/>
+      </w:rPr>
+    </w:lvl>
+    <w:lvl w:ilvl="3" w:tentative="1">
+      <w:start w:val="1"/>
+      <w:numFmt w:val="bullet"/>
+      <w:lvlText w:val=""/>
+      <w:lvlJc w:val="left"/>
+      <w:pPr>
+        <w:tabs>
+          <w:tab w:val="num" w:pos="2880"/>
+        </w:tabs>
+        <w:ind w:left="2880" w:hanging="360"/>
+      </w:pPr>
+      <w:rPr>
+        <w:rFonts w:ascii="Wingdings" w:hAnsi="Wingdings" w:hint="default"/>
+        <w:sz w:val="20"/>
+      </w:rPr>
+    </w:lvl>
+    <w:lvl w:ilvl="4" w:tentative="1">
+      <w:start w:val="1"/>
+      <w:numFmt w:val="bullet"/>
+      <w:lvlText w:val=""/>
+      <w:lvlJc w:val="left"/>
+      <w:pPr>
+        <w:tabs>
+          <w:tab w:val="num" w:pos="3600"/>
+        </w:tabs>
+        <w:ind w:left="3600" w:hanging="360"/>
+      </w:pPr>
+      <w:rPr>
+        <w:rFonts w:ascii="Wingdings" w:hAnsi="Wingdings" w:hint="default"/>
+        <w:sz w:val="20"/>
+      </w:rPr>
+    </w:lvl>
+    <w:lvl w:ilvl="5" w:tentative="1">
+      <w:start w:val="1"/>
+      <w:numFmt w:val="bullet"/>
+      <w:lvlText w:val=""/>
+      <w:lvlJc w:val="left"/>
+      <w:pPr>
+        <w:tabs>
+          <w:tab w:val="num" w:pos="4320"/>
+        </w:tabs>
+        <w:ind w:left="4320" w:hanging="360"/>
+      </w:pPr>
+      <w:rPr>
+        <w:rFonts w:ascii="Wingdings" w:hAnsi="Wingdings" w:hint="default"/>
+        <w:sz w:val="20"/>
+      </w:rPr>
+    </w:lvl>
+    <w:lvl w:ilvl="6" w:tentative="1">
+      <w:start w:val="1"/>
+      <w:numFmt w:val="bullet"/>
+      <w:lvlText w:val=""/>
+      <w:lvlJc w:val="left"/>
+      <w:pPr>
+        <w:tabs>
+          <w:tab w:val="num" w:pos="5040"/>
+        </w:tabs>
+        <w:ind w:left="5040" w:hanging="360"/>
+      </w:pPr>
+      <w:rPr>
+        <w:rFonts w:ascii="Wingdings" w:hAnsi="Wingdings" w:hint="default"/>
+        <w:sz w:val="20"/>
+      </w:rPr>
+    </w:lvl>
+    <w:lvl w:ilvl="7" w:tentative="1">
+      <w:start w:val="1"/>
+      <w:numFmt w:val="bullet"/>
+      <w:lvlText w:val=""/>
+      <w:lvlJc w:val="left"/>
+      <w:pPr>
+        <w:tabs>
+          <w:tab w:val="num" w:pos="5760"/>
+        </w:tabs>
+        <w:ind w:left="5760" w:hanging="360"/>
+      </w:pPr>
+      <w:rPr>
+        <w:rFonts w:ascii="Wingdings" w:hAnsi="Wingdings" w:hint="default"/>
+        <w:sz w:val="20"/>
+      </w:rPr>
+    </w:lvl>
+    <w:lvl w:ilvl="8" w:tentative="1">
+      <w:start w:val="1"/>
+      <w:numFmt w:val="bullet"/>
+      <w:lvlText w:val=""/>
+      <w:lvlJc w:val="left"/>
+      <w:pPr>
+        <w:tabs>
+          <w:tab w:val="num" w:pos="6480"/>
+        </w:tabs>
+        <w:ind w:left="6480" w:hanging="360"/>
+      </w:pPr>
+      <w:rPr>
+        <w:rFonts w:ascii="Wingdings" w:hAnsi="Wingdings" w:hint="default"/>
+        <w:sz w:val="20"/>
+      </w:rPr>
+    </w:lvl>
+  </w:abstractNum>
+  <w:abstractNum w:abstractNumId="10" w15:restartNumberingAfterBreak="0">
     <w:nsid w:val="1C9A7AFE"/>
     <w:multiLevelType w:val="multilevel"/>
     <w:tmpl w:val="6EBA4EB8"/>
@@ -6800,7 +4054,7 @@
       </w:rPr>
     </w:lvl>
   </w:abstractNum>
-  <w:abstractNum w:abstractNumId="7" w15:restartNumberingAfterBreak="0">
+  <w:abstractNum w:abstractNumId="11" w15:restartNumberingAfterBreak="0">
     <w:nsid w:val="1E29399A"/>
     <w:multiLevelType w:val="multilevel"/>
     <w:tmpl w:val="165C0862"/>
@@ -6949,7 +4203,7 @@
       </w:rPr>
     </w:lvl>
   </w:abstractNum>
-  <w:abstractNum w:abstractNumId="8" w15:restartNumberingAfterBreak="0">
+  <w:abstractNum w:abstractNumId="12" w15:restartNumberingAfterBreak="0">
     <w:nsid w:val="1EB659E4"/>
     <w:multiLevelType w:val="multilevel"/>
     <w:tmpl w:val="82DA4FB2"/>
@@ -7098,7 +4352,7 @@
       </w:rPr>
     </w:lvl>
   </w:abstractNum>
-  <w:abstractNum w:abstractNumId="9" w15:restartNumberingAfterBreak="0">
+  <w:abstractNum w:abstractNumId="13" w15:restartNumberingAfterBreak="0">
     <w:nsid w:val="25804B67"/>
     <w:multiLevelType w:val="multilevel"/>
     <w:tmpl w:val="E0C20BCE"/>
@@ -7247,7 +4501,156 @@
       </w:rPr>
     </w:lvl>
   </w:abstractNum>
-  <w:abstractNum w:abstractNumId="10" w15:restartNumberingAfterBreak="0">
+  <w:abstractNum w:abstractNumId="14" w15:restartNumberingAfterBreak="0">
+    <w:nsid w:val="2AC44DC1"/>
+    <w:multiLevelType w:val="multilevel"/>
+    <w:tmpl w:val="601A4836"/>
+    <w:lvl w:ilvl="0">
+      <w:start w:val="1"/>
+      <w:numFmt w:val="bullet"/>
+      <w:lvlText w:val=""/>
+      <w:lvlJc w:val="left"/>
+      <w:pPr>
+        <w:tabs>
+          <w:tab w:val="num" w:pos="720"/>
+        </w:tabs>
+        <w:ind w:left="720" w:hanging="360"/>
+      </w:pPr>
+      <w:rPr>
+        <w:rFonts w:ascii="Symbol" w:hAnsi="Symbol" w:hint="default"/>
+        <w:sz w:val="20"/>
+      </w:rPr>
+    </w:lvl>
+    <w:lvl w:ilvl="1" w:tentative="1">
+      <w:start w:val="1"/>
+      <w:numFmt w:val="bullet"/>
+      <w:lvlText w:val="o"/>
+      <w:lvlJc w:val="left"/>
+      <w:pPr>
+        <w:tabs>
+          <w:tab w:val="num" w:pos="1440"/>
+        </w:tabs>
+        <w:ind w:left="1440" w:hanging="360"/>
+      </w:pPr>
+      <w:rPr>
+        <w:rFonts w:ascii="Courier New" w:hAnsi="Courier New" w:hint="default"/>
+        <w:sz w:val="20"/>
+      </w:rPr>
+    </w:lvl>
+    <w:lvl w:ilvl="2" w:tentative="1">
+      <w:start w:val="1"/>
+      <w:numFmt w:val="bullet"/>
+      <w:lvlText w:val=""/>
+      <w:lvlJc w:val="left"/>
+      <w:pPr>
+        <w:tabs>
+          <w:tab w:val="num" w:pos="2160"/>
+        </w:tabs>
+        <w:ind w:left="2160" w:hanging="360"/>
+      </w:pPr>
+      <w:rPr>
+        <w:rFonts w:ascii="Wingdings" w:hAnsi="Wingdings" w:hint="default"/>
+        <w:sz w:val="20"/>
+      </w:rPr>
+    </w:lvl>
+    <w:lvl w:ilvl="3" w:tentative="1">
+      <w:start w:val="1"/>
+      <w:numFmt w:val="bullet"/>
+      <w:lvlText w:val=""/>
+      <w:lvlJc w:val="left"/>
+      <w:pPr>
+        <w:tabs>
+          <w:tab w:val="num" w:pos="2880"/>
+        </w:tabs>
+        <w:ind w:left="2880" w:hanging="360"/>
+      </w:pPr>
+      <w:rPr>
+        <w:rFonts w:ascii="Wingdings" w:hAnsi="Wingdings" w:hint="default"/>
+        <w:sz w:val="20"/>
+      </w:rPr>
+    </w:lvl>
+    <w:lvl w:ilvl="4" w:tentative="1">
+      <w:start w:val="1"/>
+      <w:numFmt w:val="bullet"/>
+      <w:lvlText w:val=""/>
+      <w:lvlJc w:val="left"/>
+      <w:pPr>
+        <w:tabs>
+          <w:tab w:val="num" w:pos="3600"/>
+        </w:tabs>
+        <w:ind w:left="3600" w:hanging="360"/>
+      </w:pPr>
+      <w:rPr>
+        <w:rFonts w:ascii="Wingdings" w:hAnsi="Wingdings" w:hint="default"/>
+        <w:sz w:val="20"/>
+      </w:rPr>
+    </w:lvl>
+    <w:lvl w:ilvl="5" w:tentative="1">
+      <w:start w:val="1"/>
+      <w:numFmt w:val="bullet"/>
+      <w:lvlText w:val=""/>
+      <w:lvlJc w:val="left"/>
+      <w:pPr>
+        <w:tabs>
+          <w:tab w:val="num" w:pos="4320"/>
+        </w:tabs>
+        <w:ind w:left="4320" w:hanging="360"/>
+      </w:pPr>
+      <w:rPr>
+        <w:rFonts w:ascii="Wingdings" w:hAnsi="Wingdings" w:hint="default"/>
+        <w:sz w:val="20"/>
+      </w:rPr>
+    </w:lvl>
+    <w:lvl w:ilvl="6" w:tentative="1">
+      <w:start w:val="1"/>
+      <w:numFmt w:val="bullet"/>
+      <w:lvlText w:val=""/>
+      <w:lvlJc w:val="left"/>
+      <w:pPr>
+        <w:tabs>
+          <w:tab w:val="num" w:pos="5040"/>
+        </w:tabs>
+        <w:ind w:left="5040" w:hanging="360"/>
+      </w:pPr>
+      <w:rPr>
+        <w:rFonts w:ascii="Wingdings" w:hAnsi="Wingdings" w:hint="default"/>
+        <w:sz w:val="20"/>
+      </w:rPr>
+    </w:lvl>
+    <w:lvl w:ilvl="7" w:tentative="1">
+      <w:start w:val="1"/>
+      <w:numFmt w:val="bullet"/>
+      <w:lvlText w:val=""/>
+      <w:lvlJc w:val="left"/>
+      <w:pPr>
+        <w:tabs>
+          <w:tab w:val="num" w:pos="5760"/>
+        </w:tabs>
+        <w:ind w:left="5760" w:hanging="360"/>
+      </w:pPr>
+      <w:rPr>
+        <w:rFonts w:ascii="Wingdings" w:hAnsi="Wingdings" w:hint="default"/>
+        <w:sz w:val="20"/>
+      </w:rPr>
+    </w:lvl>
+    <w:lvl w:ilvl="8" w:tentative="1">
+      <w:start w:val="1"/>
+      <w:numFmt w:val="bullet"/>
+      <w:lvlText w:val=""/>
+      <w:lvlJc w:val="left"/>
+      <w:pPr>
+        <w:tabs>
+          <w:tab w:val="num" w:pos="6480"/>
+        </w:tabs>
+        <w:ind w:left="6480" w:hanging="360"/>
+      </w:pPr>
+      <w:rPr>
+        <w:rFonts w:ascii="Wingdings" w:hAnsi="Wingdings" w:hint="default"/>
+        <w:sz w:val="20"/>
+      </w:rPr>
+    </w:lvl>
+  </w:abstractNum>
+  <w:abstractNum w:abstractNumId="15" w15:restartNumberingAfterBreak="0">
     <w:nsid w:val="2C2418D5"/>
     <w:multiLevelType w:val="multilevel"/>
     <w:tmpl w:val="ABD0EF5C"/>
@@ -7396,7 +4799,305 @@
       </w:rPr>
     </w:lvl>
   </w:abstractNum>
-  <w:abstractNum w:abstractNumId="11" w15:restartNumberingAfterBreak="0">
+  <w:abstractNum w:abstractNumId="16" w15:restartNumberingAfterBreak="0">
+    <w:nsid w:val="2CA57F9C"/>
+    <w:multiLevelType w:val="multilevel"/>
+    <w:tmpl w:val="BDB69466"/>
+    <w:lvl w:ilvl="0">
+      <w:start w:val="1"/>
+      <w:numFmt w:val="bullet"/>
+      <w:lvlText w:val=""/>
+      <w:lvlJc w:val="left"/>
+      <w:pPr>
+        <w:tabs>
+          <w:tab w:val="num" w:pos="720"/>
+        </w:tabs>
+        <w:ind w:left="720" w:hanging="360"/>
+      </w:pPr>
+      <w:rPr>
+        <w:rFonts w:ascii="Symbol" w:hAnsi="Symbol" w:hint="default"/>
+        <w:sz w:val="20"/>
+      </w:rPr>
+    </w:lvl>
+    <w:lvl w:ilvl="1" w:tentative="1">
+      <w:start w:val="1"/>
+      <w:numFmt w:val="bullet"/>
+      <w:lvlText w:val="o"/>
+      <w:lvlJc w:val="left"/>
+      <w:pPr>
+        <w:tabs>
+          <w:tab w:val="num" w:pos="1440"/>
+        </w:tabs>
+        <w:ind w:left="1440" w:hanging="360"/>
+      </w:pPr>
+      <w:rPr>
+        <w:rFonts w:ascii="Courier New" w:hAnsi="Courier New" w:hint="default"/>
+        <w:sz w:val="20"/>
+      </w:rPr>
+    </w:lvl>
+    <w:lvl w:ilvl="2" w:tentative="1">
+      <w:start w:val="1"/>
+      <w:numFmt w:val="bullet"/>
+      <w:lvlText w:val=""/>
+      <w:lvlJc w:val="left"/>
+      <w:pPr>
+        <w:tabs>
+          <w:tab w:val="num" w:pos="2160"/>
+        </w:tabs>
+        <w:ind w:left="2160" w:hanging="360"/>
+      </w:pPr>
+      <w:rPr>
+        <w:rFonts w:ascii="Wingdings" w:hAnsi="Wingdings" w:hint="default"/>
+        <w:sz w:val="20"/>
+      </w:rPr>
+    </w:lvl>
+    <w:lvl w:ilvl="3" w:tentative="1">
+      <w:start w:val="1"/>
+      <w:numFmt w:val="bullet"/>
+      <w:lvlText w:val=""/>
+      <w:lvlJc w:val="left"/>
+      <w:pPr>
+        <w:tabs>
+          <w:tab w:val="num" w:pos="2880"/>
+        </w:tabs>
+        <w:ind w:left="2880" w:hanging="360"/>
+      </w:pPr>
+      <w:rPr>
+        <w:rFonts w:ascii="Wingdings" w:hAnsi="Wingdings" w:hint="default"/>
+        <w:sz w:val="20"/>
+      </w:rPr>
+    </w:lvl>
+    <w:lvl w:ilvl="4" w:tentative="1">
+      <w:start w:val="1"/>
+      <w:numFmt w:val="bullet"/>
+      <w:lvlText w:val=""/>
+      <w:lvlJc w:val="left"/>
+      <w:pPr>
+        <w:tabs>
+          <w:tab w:val="num" w:pos="3600"/>
+        </w:tabs>
+        <w:ind w:left="3600" w:hanging="360"/>
+      </w:pPr>
+      <w:rPr>
+        <w:rFonts w:ascii="Wingdings" w:hAnsi="Wingdings" w:hint="default"/>
+        <w:sz w:val="20"/>
+      </w:rPr>
+    </w:lvl>
+    <w:lvl w:ilvl="5" w:tentative="1">
+      <w:start w:val="1"/>
+      <w:numFmt w:val="bullet"/>
+      <w:lvlText w:val=""/>
+      <w:lvlJc w:val="left"/>
+      <w:pPr>
+        <w:tabs>
+          <w:tab w:val="num" w:pos="4320"/>
+        </w:tabs>
+        <w:ind w:left="4320" w:hanging="360"/>
+      </w:pPr>
+      <w:rPr>
+        <w:rFonts w:ascii="Wingdings" w:hAnsi="Wingdings" w:hint="default"/>
+        <w:sz w:val="20"/>
+      </w:rPr>
+    </w:lvl>
+    <w:lvl w:ilvl="6" w:tentative="1">
+      <w:start w:val="1"/>
+      <w:numFmt w:val="bullet"/>
+      <w:lvlText w:val=""/>
+      <w:lvlJc w:val="left"/>
+      <w:pPr>
+        <w:tabs>
+          <w:tab w:val="num" w:pos="5040"/>
+        </w:tabs>
+        <w:ind w:left="5040" w:hanging="360"/>
+      </w:pPr>
+      <w:rPr>
+        <w:rFonts w:ascii="Wingdings" w:hAnsi="Wingdings" w:hint="default"/>
+        <w:sz w:val="20"/>
+      </w:rPr>
+    </w:lvl>
+    <w:lvl w:ilvl="7" w:tentative="1">
+      <w:start w:val="1"/>
+      <w:numFmt w:val="bullet"/>
+      <w:lvlText w:val=""/>
+      <w:lvlJc w:val="left"/>
+      <w:pPr>
+        <w:tabs>
+          <w:tab w:val="num" w:pos="5760"/>
+        </w:tabs>
+        <w:ind w:left="5760" w:hanging="360"/>
+      </w:pPr>
+      <w:rPr>
+        <w:rFonts w:ascii="Wingdings" w:hAnsi="Wingdings" w:hint="default"/>
+        <w:sz w:val="20"/>
+      </w:rPr>
+    </w:lvl>
+    <w:lvl w:ilvl="8" w:tentative="1">
+      <w:start w:val="1"/>
+      <w:numFmt w:val="bullet"/>
+      <w:lvlText w:val=""/>
+      <w:lvlJc w:val="left"/>
+      <w:pPr>
+        <w:tabs>
+          <w:tab w:val="num" w:pos="6480"/>
+        </w:tabs>
+        <w:ind w:left="6480" w:hanging="360"/>
+      </w:pPr>
+      <w:rPr>
+        <w:rFonts w:ascii="Wingdings" w:hAnsi="Wingdings" w:hint="default"/>
+        <w:sz w:val="20"/>
+      </w:rPr>
+    </w:lvl>
+  </w:abstractNum>
+  <w:abstractNum w:abstractNumId="17" w15:restartNumberingAfterBreak="0">
+    <w:nsid w:val="2FB6100D"/>
+    <w:multiLevelType w:val="multilevel"/>
+    <w:tmpl w:val="FC8E8F9E"/>
+    <w:lvl w:ilvl="0">
+      <w:start w:val="1"/>
+      <w:numFmt w:val="bullet"/>
+      <w:lvlText w:val=""/>
+      <w:lvlJc w:val="left"/>
+      <w:pPr>
+        <w:tabs>
+          <w:tab w:val="num" w:pos="720"/>
+        </w:tabs>
+        <w:ind w:left="720" w:hanging="360"/>
+      </w:pPr>
+      <w:rPr>
+        <w:rFonts w:ascii="Symbol" w:hAnsi="Symbol" w:hint="default"/>
+        <w:sz w:val="20"/>
+      </w:rPr>
+    </w:lvl>
+    <w:lvl w:ilvl="1" w:tentative="1">
+      <w:start w:val="1"/>
+      <w:numFmt w:val="bullet"/>
+      <w:lvlText w:val="o"/>
+      <w:lvlJc w:val="left"/>
+      <w:pPr>
+        <w:tabs>
+          <w:tab w:val="num" w:pos="1440"/>
+        </w:tabs>
+        <w:ind w:left="1440" w:hanging="360"/>
+      </w:pPr>
+      <w:rPr>
+        <w:rFonts w:ascii="Courier New" w:hAnsi="Courier New" w:hint="default"/>
+        <w:sz w:val="20"/>
+      </w:rPr>
+    </w:lvl>
+    <w:lvl w:ilvl="2" w:tentative="1">
+      <w:start w:val="1"/>
+      <w:numFmt w:val="bullet"/>
+      <w:lvlText w:val=""/>
+      <w:lvlJc w:val="left"/>
+      <w:pPr>
+        <w:tabs>
+          <w:tab w:val="num" w:pos="2160"/>
+        </w:tabs>
+        <w:ind w:left="2160" w:hanging="360"/>
+      </w:pPr>
+      <w:rPr>
+        <w:rFonts w:ascii="Wingdings" w:hAnsi="Wingdings" w:hint="default"/>
+        <w:sz w:val="20"/>
+      </w:rPr>
+    </w:lvl>
+    <w:lvl w:ilvl="3" w:tentative="1">
+      <w:start w:val="1"/>
+      <w:numFmt w:val="bullet"/>
+      <w:lvlText w:val=""/>
+      <w:lvlJc w:val="left"/>
+      <w:pPr>
+        <w:tabs>
+          <w:tab w:val="num" w:pos="2880"/>
+        </w:tabs>
+        <w:ind w:left="2880" w:hanging="360"/>
+      </w:pPr>
+      <w:rPr>
+        <w:rFonts w:ascii="Wingdings" w:hAnsi="Wingdings" w:hint="default"/>
+        <w:sz w:val="20"/>
+      </w:rPr>
+    </w:lvl>
+    <w:lvl w:ilvl="4" w:tentative="1">
+      <w:start w:val="1"/>
+      <w:numFmt w:val="bullet"/>
+      <w:lvlText w:val=""/>
+      <w:lvlJc w:val="left"/>
+      <w:pPr>
+        <w:tabs>
+          <w:tab w:val="num" w:pos="3600"/>
+        </w:tabs>
+        <w:ind w:left="3600" w:hanging="360"/>
+      </w:pPr>
+      <w:rPr>
+        <w:rFonts w:ascii="Wingdings" w:hAnsi="Wingdings" w:hint="default"/>
+        <w:sz w:val="20"/>
+      </w:rPr>
+    </w:lvl>
+    <w:lvl w:ilvl="5" w:tentative="1">
+      <w:start w:val="1"/>
+      <w:numFmt w:val="bullet"/>
+      <w:lvlText w:val=""/>
+      <w:lvlJc w:val="left"/>
+      <w:pPr>
+        <w:tabs>
+          <w:tab w:val="num" w:pos="4320"/>
+        </w:tabs>
+        <w:ind w:left="4320" w:hanging="360"/>
+      </w:pPr>
+      <w:rPr>
+        <w:rFonts w:ascii="Wingdings" w:hAnsi="Wingdings" w:hint="default"/>
+        <w:sz w:val="20"/>
+      </w:rPr>
+    </w:lvl>
+    <w:lvl w:ilvl="6" w:tentative="1">
+      <w:start w:val="1"/>
+      <w:numFmt w:val="bullet"/>
+      <w:lvlText w:val=""/>
+      <w:lvlJc w:val="left"/>
+      <w:pPr>
+        <w:tabs>
+          <w:tab w:val="num" w:pos="5040"/>
+        </w:tabs>
+        <w:ind w:left="5040" w:hanging="360"/>
+      </w:pPr>
+      <w:rPr>
+        <w:rFonts w:ascii="Wingdings" w:hAnsi="Wingdings" w:hint="default"/>
+        <w:sz w:val="20"/>
+      </w:rPr>
+    </w:lvl>
+    <w:lvl w:ilvl="7" w:tentative="1">
+      <w:start w:val="1"/>
+      <w:numFmt w:val="bullet"/>
+      <w:lvlText w:val=""/>
+      <w:lvlJc w:val="left"/>
+      <w:pPr>
+        <w:tabs>
+          <w:tab w:val="num" w:pos="5760"/>
+        </w:tabs>
+        <w:ind w:left="5760" w:hanging="360"/>
+      </w:pPr>
+      <w:rPr>
+        <w:rFonts w:ascii="Wingdings" w:hAnsi="Wingdings" w:hint="default"/>
+        <w:sz w:val="20"/>
+      </w:rPr>
+    </w:lvl>
+    <w:lvl w:ilvl="8" w:tentative="1">
+      <w:start w:val="1"/>
+      <w:numFmt w:val="bullet"/>
+      <w:lvlText w:val=""/>
+      <w:lvlJc w:val="left"/>
+      <w:pPr>
+        <w:tabs>
+          <w:tab w:val="num" w:pos="6480"/>
+        </w:tabs>
+        <w:ind w:left="6480" w:hanging="360"/>
+      </w:pPr>
+      <w:rPr>
+        <w:rFonts w:ascii="Wingdings" w:hAnsi="Wingdings" w:hint="default"/>
+        <w:sz w:val="20"/>
+      </w:rPr>
+    </w:lvl>
+  </w:abstractNum>
+  <w:abstractNum w:abstractNumId="18" w15:restartNumberingAfterBreak="0">
     <w:nsid w:val="339B09FD"/>
     <w:multiLevelType w:val="multilevel"/>
     <w:tmpl w:val="AEFA1E9A"/>
@@ -7545,7 +5246,7 @@
       </w:rPr>
     </w:lvl>
   </w:abstractNum>
-  <w:abstractNum w:abstractNumId="12" w15:restartNumberingAfterBreak="0">
+  <w:abstractNum w:abstractNumId="19" w15:restartNumberingAfterBreak="0">
     <w:nsid w:val="34211185"/>
     <w:multiLevelType w:val="multilevel"/>
     <w:tmpl w:val="B894A5C6"/>
@@ -7694,7 +5395,156 @@
       </w:rPr>
     </w:lvl>
   </w:abstractNum>
-  <w:abstractNum w:abstractNumId="13" w15:restartNumberingAfterBreak="0">
+  <w:abstractNum w:abstractNumId="20" w15:restartNumberingAfterBreak="0">
+    <w:nsid w:val="39373D9F"/>
+    <w:multiLevelType w:val="multilevel"/>
+    <w:tmpl w:val="55B8F332"/>
+    <w:lvl w:ilvl="0">
+      <w:start w:val="1"/>
+      <w:numFmt w:val="bullet"/>
+      <w:lvlText w:val=""/>
+      <w:lvlJc w:val="left"/>
+      <w:pPr>
+        <w:tabs>
+          <w:tab w:val="num" w:pos="720"/>
+        </w:tabs>
+        <w:ind w:left="720" w:hanging="360"/>
+      </w:pPr>
+      <w:rPr>
+        <w:rFonts w:ascii="Symbol" w:hAnsi="Symbol" w:hint="default"/>
+        <w:sz w:val="20"/>
+      </w:rPr>
+    </w:lvl>
+    <w:lvl w:ilvl="1">
+      <w:start w:val="1"/>
+      <w:numFmt w:val="bullet"/>
+      <w:lvlText w:val="o"/>
+      <w:lvlJc w:val="left"/>
+      <w:pPr>
+        <w:tabs>
+          <w:tab w:val="num" w:pos="1440"/>
+        </w:tabs>
+        <w:ind w:left="1440" w:hanging="360"/>
+      </w:pPr>
+      <w:rPr>
+        <w:rFonts w:ascii="Courier New" w:hAnsi="Courier New" w:hint="default"/>
+        <w:sz w:val="20"/>
+      </w:rPr>
+    </w:lvl>
+    <w:lvl w:ilvl="2" w:tentative="1">
+      <w:start w:val="1"/>
+      <w:numFmt w:val="bullet"/>
+      <w:lvlText w:val=""/>
+      <w:lvlJc w:val="left"/>
+      <w:pPr>
+        <w:tabs>
+          <w:tab w:val="num" w:pos="2160"/>
+        </w:tabs>
+        <w:ind w:left="2160" w:hanging="360"/>
+      </w:pPr>
+      <w:rPr>
+        <w:rFonts w:ascii="Wingdings" w:hAnsi="Wingdings" w:hint="default"/>
+        <w:sz w:val="20"/>
+      </w:rPr>
+    </w:lvl>
+    <w:lvl w:ilvl="3" w:tentative="1">
+      <w:start w:val="1"/>
+      <w:numFmt w:val="bullet"/>
+      <w:lvlText w:val=""/>
+      <w:lvlJc w:val="left"/>
+      <w:pPr>
+        <w:tabs>
+          <w:tab w:val="num" w:pos="2880"/>
+        </w:tabs>
+        <w:ind w:left="2880" w:hanging="360"/>
+      </w:pPr>
+      <w:rPr>
+        <w:rFonts w:ascii="Wingdings" w:hAnsi="Wingdings" w:hint="default"/>
+        <w:sz w:val="20"/>
+      </w:rPr>
+    </w:lvl>
+    <w:lvl w:ilvl="4" w:tentative="1">
+      <w:start w:val="1"/>
+      <w:numFmt w:val="bullet"/>
+      <w:lvlText w:val=""/>
+      <w:lvlJc w:val="left"/>
+      <w:pPr>
+        <w:tabs>
+          <w:tab w:val="num" w:pos="3600"/>
+        </w:tabs>
+        <w:ind w:left="3600" w:hanging="360"/>
+      </w:pPr>
+      <w:rPr>
+        <w:rFonts w:ascii="Wingdings" w:hAnsi="Wingdings" w:hint="default"/>
+        <w:sz w:val="20"/>
+      </w:rPr>
+    </w:lvl>
+    <w:lvl w:ilvl="5" w:tentative="1">
+      <w:start w:val="1"/>
+      <w:numFmt w:val="bullet"/>
+      <w:lvlText w:val=""/>
+      <w:lvlJc w:val="left"/>
+      <w:pPr>
+        <w:tabs>
+          <w:tab w:val="num" w:pos="4320"/>
+        </w:tabs>
+        <w:ind w:left="4320" w:hanging="360"/>
+      </w:pPr>
+      <w:rPr>
+        <w:rFonts w:ascii="Wingdings" w:hAnsi="Wingdings" w:hint="default"/>
+        <w:sz w:val="20"/>
+      </w:rPr>
+    </w:lvl>
+    <w:lvl w:ilvl="6" w:tentative="1">
+      <w:start w:val="1"/>
+      <w:numFmt w:val="bullet"/>
+      <w:lvlText w:val=""/>
+      <w:lvlJc w:val="left"/>
+      <w:pPr>
+        <w:tabs>
+          <w:tab w:val="num" w:pos="5040"/>
+        </w:tabs>
+        <w:ind w:left="5040" w:hanging="360"/>
+      </w:pPr>
+      <w:rPr>
+        <w:rFonts w:ascii="Wingdings" w:hAnsi="Wingdings" w:hint="default"/>
+        <w:sz w:val="20"/>
+      </w:rPr>
+    </w:lvl>
+    <w:lvl w:ilvl="7" w:tentative="1">
+      <w:start w:val="1"/>
+      <w:numFmt w:val="bullet"/>
+      <w:lvlText w:val=""/>
+      <w:lvlJc w:val="left"/>
+      <w:pPr>
+        <w:tabs>
+          <w:tab w:val="num" w:pos="5760"/>
+        </w:tabs>
+        <w:ind w:left="5760" w:hanging="360"/>
+      </w:pPr>
+      <w:rPr>
+        <w:rFonts w:ascii="Wingdings" w:hAnsi="Wingdings" w:hint="default"/>
+        <w:sz w:val="20"/>
+      </w:rPr>
+    </w:lvl>
+    <w:lvl w:ilvl="8" w:tentative="1">
+      <w:start w:val="1"/>
+      <w:numFmt w:val="bullet"/>
+      <w:lvlText w:val=""/>
+      <w:lvlJc w:val="left"/>
+      <w:pPr>
+        <w:tabs>
+          <w:tab w:val="num" w:pos="6480"/>
+        </w:tabs>
+        <w:ind w:left="6480" w:hanging="360"/>
+      </w:pPr>
+      <w:rPr>
+        <w:rFonts w:ascii="Wingdings" w:hAnsi="Wingdings" w:hint="default"/>
+        <w:sz w:val="20"/>
+      </w:rPr>
+    </w:lvl>
+  </w:abstractNum>
+  <w:abstractNum w:abstractNumId="21" w15:restartNumberingAfterBreak="0">
     <w:nsid w:val="3B56250C"/>
     <w:multiLevelType w:val="multilevel"/>
     <w:tmpl w:val="D59E936E"/>
@@ -7843,7 +5693,305 @@
       </w:rPr>
     </w:lvl>
   </w:abstractNum>
-  <w:abstractNum w:abstractNumId="14" w15:restartNumberingAfterBreak="0">
+  <w:abstractNum w:abstractNumId="22" w15:restartNumberingAfterBreak="0">
+    <w:nsid w:val="3F347B20"/>
+    <w:multiLevelType w:val="multilevel"/>
+    <w:tmpl w:val="82520070"/>
+    <w:lvl w:ilvl="0">
+      <w:start w:val="1"/>
+      <w:numFmt w:val="bullet"/>
+      <w:lvlText w:val=""/>
+      <w:lvlJc w:val="left"/>
+      <w:pPr>
+        <w:tabs>
+          <w:tab w:val="num" w:pos="720"/>
+        </w:tabs>
+        <w:ind w:left="720" w:hanging="360"/>
+      </w:pPr>
+      <w:rPr>
+        <w:rFonts w:ascii="Symbol" w:hAnsi="Symbol" w:hint="default"/>
+        <w:sz w:val="20"/>
+      </w:rPr>
+    </w:lvl>
+    <w:lvl w:ilvl="1" w:tentative="1">
+      <w:start w:val="1"/>
+      <w:numFmt w:val="bullet"/>
+      <w:lvlText w:val="o"/>
+      <w:lvlJc w:val="left"/>
+      <w:pPr>
+        <w:tabs>
+          <w:tab w:val="num" w:pos="1440"/>
+        </w:tabs>
+        <w:ind w:left="1440" w:hanging="360"/>
+      </w:pPr>
+      <w:rPr>
+        <w:rFonts w:ascii="Courier New" w:hAnsi="Courier New" w:hint="default"/>
+        <w:sz w:val="20"/>
+      </w:rPr>
+    </w:lvl>
+    <w:lvl w:ilvl="2" w:tentative="1">
+      <w:start w:val="1"/>
+      <w:numFmt w:val="bullet"/>
+      <w:lvlText w:val=""/>
+      <w:lvlJc w:val="left"/>
+      <w:pPr>
+        <w:tabs>
+          <w:tab w:val="num" w:pos="2160"/>
+        </w:tabs>
+        <w:ind w:left="2160" w:hanging="360"/>
+      </w:pPr>
+      <w:rPr>
+        <w:rFonts w:ascii="Wingdings" w:hAnsi="Wingdings" w:hint="default"/>
+        <w:sz w:val="20"/>
+      </w:rPr>
+    </w:lvl>
+    <w:lvl w:ilvl="3" w:tentative="1">
+      <w:start w:val="1"/>
+      <w:numFmt w:val="bullet"/>
+      <w:lvlText w:val=""/>
+      <w:lvlJc w:val="left"/>
+      <w:pPr>
+        <w:tabs>
+          <w:tab w:val="num" w:pos="2880"/>
+        </w:tabs>
+        <w:ind w:left="2880" w:hanging="360"/>
+      </w:pPr>
+      <w:rPr>
+        <w:rFonts w:ascii="Wingdings" w:hAnsi="Wingdings" w:hint="default"/>
+        <w:sz w:val="20"/>
+      </w:rPr>
+    </w:lvl>
+    <w:lvl w:ilvl="4" w:tentative="1">
+      <w:start w:val="1"/>
+      <w:numFmt w:val="bullet"/>
+      <w:lvlText w:val=""/>
+      <w:lvlJc w:val="left"/>
+      <w:pPr>
+        <w:tabs>
+          <w:tab w:val="num" w:pos="3600"/>
+        </w:tabs>
+        <w:ind w:left="3600" w:hanging="360"/>
+      </w:pPr>
+      <w:rPr>
+        <w:rFonts w:ascii="Wingdings" w:hAnsi="Wingdings" w:hint="default"/>
+        <w:sz w:val="20"/>
+      </w:rPr>
+    </w:lvl>
+    <w:lvl w:ilvl="5" w:tentative="1">
+      <w:start w:val="1"/>
+      <w:numFmt w:val="bullet"/>
+      <w:lvlText w:val=""/>
+      <w:lvlJc w:val="left"/>
+      <w:pPr>
+        <w:tabs>
+          <w:tab w:val="num" w:pos="4320"/>
+        </w:tabs>
+        <w:ind w:left="4320" w:hanging="360"/>
+      </w:pPr>
+      <w:rPr>
+        <w:rFonts w:ascii="Wingdings" w:hAnsi="Wingdings" w:hint="default"/>
+        <w:sz w:val="20"/>
+      </w:rPr>
+    </w:lvl>
+    <w:lvl w:ilvl="6" w:tentative="1">
+      <w:start w:val="1"/>
+      <w:numFmt w:val="bullet"/>
+      <w:lvlText w:val=""/>
+      <w:lvlJc w:val="left"/>
+      <w:pPr>
+        <w:tabs>
+          <w:tab w:val="num" w:pos="5040"/>
+        </w:tabs>
+        <w:ind w:left="5040" w:hanging="360"/>
+      </w:pPr>
+      <w:rPr>
+        <w:rFonts w:ascii="Wingdings" w:hAnsi="Wingdings" w:hint="default"/>
+        <w:sz w:val="20"/>
+      </w:rPr>
+    </w:lvl>
+    <w:lvl w:ilvl="7" w:tentative="1">
+      <w:start w:val="1"/>
+      <w:numFmt w:val="bullet"/>
+      <w:lvlText w:val=""/>
+      <w:lvlJc w:val="left"/>
+      <w:pPr>
+        <w:tabs>
+          <w:tab w:val="num" w:pos="5760"/>
+        </w:tabs>
+        <w:ind w:left="5760" w:hanging="360"/>
+      </w:pPr>
+      <w:rPr>
+        <w:rFonts w:ascii="Wingdings" w:hAnsi="Wingdings" w:hint="default"/>
+        <w:sz w:val="20"/>
+      </w:rPr>
+    </w:lvl>
+    <w:lvl w:ilvl="8" w:tentative="1">
+      <w:start w:val="1"/>
+      <w:numFmt w:val="bullet"/>
+      <w:lvlText w:val=""/>
+      <w:lvlJc w:val="left"/>
+      <w:pPr>
+        <w:tabs>
+          <w:tab w:val="num" w:pos="6480"/>
+        </w:tabs>
+        <w:ind w:left="6480" w:hanging="360"/>
+      </w:pPr>
+      <w:rPr>
+        <w:rFonts w:ascii="Wingdings" w:hAnsi="Wingdings" w:hint="default"/>
+        <w:sz w:val="20"/>
+      </w:rPr>
+    </w:lvl>
+  </w:abstractNum>
+  <w:abstractNum w:abstractNumId="23" w15:restartNumberingAfterBreak="0">
+    <w:nsid w:val="40507A09"/>
+    <w:multiLevelType w:val="multilevel"/>
+    <w:tmpl w:val="1C925C96"/>
+    <w:lvl w:ilvl="0">
+      <w:start w:val="1"/>
+      <w:numFmt w:val="bullet"/>
+      <w:lvlText w:val=""/>
+      <w:lvlJc w:val="left"/>
+      <w:pPr>
+        <w:tabs>
+          <w:tab w:val="num" w:pos="720"/>
+        </w:tabs>
+        <w:ind w:left="720" w:hanging="360"/>
+      </w:pPr>
+      <w:rPr>
+        <w:rFonts w:ascii="Symbol" w:hAnsi="Symbol" w:hint="default"/>
+        <w:sz w:val="20"/>
+      </w:rPr>
+    </w:lvl>
+    <w:lvl w:ilvl="1" w:tentative="1">
+      <w:start w:val="1"/>
+      <w:numFmt w:val="bullet"/>
+      <w:lvlText w:val="o"/>
+      <w:lvlJc w:val="left"/>
+      <w:pPr>
+        <w:tabs>
+          <w:tab w:val="num" w:pos="1440"/>
+        </w:tabs>
+        <w:ind w:left="1440" w:hanging="360"/>
+      </w:pPr>
+      <w:rPr>
+        <w:rFonts w:ascii="Courier New" w:hAnsi="Courier New" w:hint="default"/>
+        <w:sz w:val="20"/>
+      </w:rPr>
+    </w:lvl>
+    <w:lvl w:ilvl="2" w:tentative="1">
+      <w:start w:val="1"/>
+      <w:numFmt w:val="bullet"/>
+      <w:lvlText w:val=""/>
+      <w:lvlJc w:val="left"/>
+      <w:pPr>
+        <w:tabs>
+          <w:tab w:val="num" w:pos="2160"/>
+        </w:tabs>
+        <w:ind w:left="2160" w:hanging="360"/>
+      </w:pPr>
+      <w:rPr>
+        <w:rFonts w:ascii="Wingdings" w:hAnsi="Wingdings" w:hint="default"/>
+        <w:sz w:val="20"/>
+      </w:rPr>
+    </w:lvl>
+    <w:lvl w:ilvl="3" w:tentative="1">
+      <w:start w:val="1"/>
+      <w:numFmt w:val="bullet"/>
+      <w:lvlText w:val=""/>
+      <w:lvlJc w:val="left"/>
+      <w:pPr>
+        <w:tabs>
+          <w:tab w:val="num" w:pos="2880"/>
+        </w:tabs>
+        <w:ind w:left="2880" w:hanging="360"/>
+      </w:pPr>
+      <w:rPr>
+        <w:rFonts w:ascii="Wingdings" w:hAnsi="Wingdings" w:hint="default"/>
+        <w:sz w:val="20"/>
+      </w:rPr>
+    </w:lvl>
+    <w:lvl w:ilvl="4" w:tentative="1">
+      <w:start w:val="1"/>
+      <w:numFmt w:val="bullet"/>
+      <w:lvlText w:val=""/>
+      <w:lvlJc w:val="left"/>
+      <w:pPr>
+        <w:tabs>
+          <w:tab w:val="num" w:pos="3600"/>
+        </w:tabs>
+        <w:ind w:left="3600" w:hanging="360"/>
+      </w:pPr>
+      <w:rPr>
+        <w:rFonts w:ascii="Wingdings" w:hAnsi="Wingdings" w:hint="default"/>
+        <w:sz w:val="20"/>
+      </w:rPr>
+    </w:lvl>
+    <w:lvl w:ilvl="5" w:tentative="1">
+      <w:start w:val="1"/>
+      <w:numFmt w:val="bullet"/>
+      <w:lvlText w:val=""/>
+      <w:lvlJc w:val="left"/>
+      <w:pPr>
+        <w:tabs>
+          <w:tab w:val="num" w:pos="4320"/>
+        </w:tabs>
+        <w:ind w:left="4320" w:hanging="360"/>
+      </w:pPr>
+      <w:rPr>
+        <w:rFonts w:ascii="Wingdings" w:hAnsi="Wingdings" w:hint="default"/>
+        <w:sz w:val="20"/>
+      </w:rPr>
+    </w:lvl>
+    <w:lvl w:ilvl="6" w:tentative="1">
+      <w:start w:val="1"/>
+      <w:numFmt w:val="bullet"/>
+      <w:lvlText w:val=""/>
+      <w:lvlJc w:val="left"/>
+      <w:pPr>
+        <w:tabs>
+          <w:tab w:val="num" w:pos="5040"/>
+        </w:tabs>
+        <w:ind w:left="5040" w:hanging="360"/>
+      </w:pPr>
+      <w:rPr>
+        <w:rFonts w:ascii="Wingdings" w:hAnsi="Wingdings" w:hint="default"/>
+        <w:sz w:val="20"/>
+      </w:rPr>
+    </w:lvl>
+    <w:lvl w:ilvl="7" w:tentative="1">
+      <w:start w:val="1"/>
+      <w:numFmt w:val="bullet"/>
+      <w:lvlText w:val=""/>
+      <w:lvlJc w:val="left"/>
+      <w:pPr>
+        <w:tabs>
+          <w:tab w:val="num" w:pos="5760"/>
+        </w:tabs>
+        <w:ind w:left="5760" w:hanging="360"/>
+      </w:pPr>
+      <w:rPr>
+        <w:rFonts w:ascii="Wingdings" w:hAnsi="Wingdings" w:hint="default"/>
+        <w:sz w:val="20"/>
+      </w:rPr>
+    </w:lvl>
+    <w:lvl w:ilvl="8" w:tentative="1">
+      <w:start w:val="1"/>
+      <w:numFmt w:val="bullet"/>
+      <w:lvlText w:val=""/>
+      <w:lvlJc w:val="left"/>
+      <w:pPr>
+        <w:tabs>
+          <w:tab w:val="num" w:pos="6480"/>
+        </w:tabs>
+        <w:ind w:left="6480" w:hanging="360"/>
+      </w:pPr>
+      <w:rPr>
+        <w:rFonts w:ascii="Wingdings" w:hAnsi="Wingdings" w:hint="default"/>
+        <w:sz w:val="20"/>
+      </w:rPr>
+    </w:lvl>
+  </w:abstractNum>
+  <w:abstractNum w:abstractNumId="24" w15:restartNumberingAfterBreak="0">
     <w:nsid w:val="424D4215"/>
     <w:multiLevelType w:val="multilevel"/>
     <w:tmpl w:val="E02A601C"/>
@@ -7992,7 +6140,156 @@
       </w:rPr>
     </w:lvl>
   </w:abstractNum>
-  <w:abstractNum w:abstractNumId="15" w15:restartNumberingAfterBreak="0">
+  <w:abstractNum w:abstractNumId="25" w15:restartNumberingAfterBreak="0">
+    <w:nsid w:val="43AA254F"/>
+    <w:multiLevelType w:val="multilevel"/>
+    <w:tmpl w:val="1BF84D3C"/>
+    <w:lvl w:ilvl="0">
+      <w:start w:val="1"/>
+      <w:numFmt w:val="bullet"/>
+      <w:lvlText w:val=""/>
+      <w:lvlJc w:val="left"/>
+      <w:pPr>
+        <w:tabs>
+          <w:tab w:val="num" w:pos="720"/>
+        </w:tabs>
+        <w:ind w:left="720" w:hanging="360"/>
+      </w:pPr>
+      <w:rPr>
+        <w:rFonts w:ascii="Symbol" w:hAnsi="Symbol" w:hint="default"/>
+        <w:sz w:val="20"/>
+      </w:rPr>
+    </w:lvl>
+    <w:lvl w:ilvl="1" w:tentative="1">
+      <w:start w:val="1"/>
+      <w:numFmt w:val="bullet"/>
+      <w:lvlText w:val="o"/>
+      <w:lvlJc w:val="left"/>
+      <w:pPr>
+        <w:tabs>
+          <w:tab w:val="num" w:pos="1440"/>
+        </w:tabs>
+        <w:ind w:left="1440" w:hanging="360"/>
+      </w:pPr>
+      <w:rPr>
+        <w:rFonts w:ascii="Courier New" w:hAnsi="Courier New" w:hint="default"/>
+        <w:sz w:val="20"/>
+      </w:rPr>
+    </w:lvl>
+    <w:lvl w:ilvl="2" w:tentative="1">
+      <w:start w:val="1"/>
+      <w:numFmt w:val="bullet"/>
+      <w:lvlText w:val=""/>
+      <w:lvlJc w:val="left"/>
+      <w:pPr>
+        <w:tabs>
+          <w:tab w:val="num" w:pos="2160"/>
+        </w:tabs>
+        <w:ind w:left="2160" w:hanging="360"/>
+      </w:pPr>
+      <w:rPr>
+        <w:rFonts w:ascii="Wingdings" w:hAnsi="Wingdings" w:hint="default"/>
+        <w:sz w:val="20"/>
+      </w:rPr>
+    </w:lvl>
+    <w:lvl w:ilvl="3" w:tentative="1">
+      <w:start w:val="1"/>
+      <w:numFmt w:val="bullet"/>
+      <w:lvlText w:val=""/>
+      <w:lvlJc w:val="left"/>
+      <w:pPr>
+        <w:tabs>
+          <w:tab w:val="num" w:pos="2880"/>
+        </w:tabs>
+        <w:ind w:left="2880" w:hanging="360"/>
+      </w:pPr>
+      <w:rPr>
+        <w:rFonts w:ascii="Wingdings" w:hAnsi="Wingdings" w:hint="default"/>
+        <w:sz w:val="20"/>
+      </w:rPr>
+    </w:lvl>
+    <w:lvl w:ilvl="4" w:tentative="1">
+      <w:start w:val="1"/>
+      <w:numFmt w:val="bullet"/>
+      <w:lvlText w:val=""/>
+      <w:lvlJc w:val="left"/>
+      <w:pPr>
+        <w:tabs>
+          <w:tab w:val="num" w:pos="3600"/>
+        </w:tabs>
+        <w:ind w:left="3600" w:hanging="360"/>
+      </w:pPr>
+      <w:rPr>
+        <w:rFonts w:ascii="Wingdings" w:hAnsi="Wingdings" w:hint="default"/>
+        <w:sz w:val="20"/>
+      </w:rPr>
+    </w:lvl>
+    <w:lvl w:ilvl="5" w:tentative="1">
+      <w:start w:val="1"/>
+      <w:numFmt w:val="bullet"/>
+      <w:lvlText w:val=""/>
+      <w:lvlJc w:val="left"/>
+      <w:pPr>
+        <w:tabs>
+          <w:tab w:val="num" w:pos="4320"/>
+        </w:tabs>
+        <w:ind w:left="4320" w:hanging="360"/>
+      </w:pPr>
+      <w:rPr>
+        <w:rFonts w:ascii="Wingdings" w:hAnsi="Wingdings" w:hint="default"/>
+        <w:sz w:val="20"/>
+      </w:rPr>
+    </w:lvl>
+    <w:lvl w:ilvl="6" w:tentative="1">
+      <w:start w:val="1"/>
+      <w:numFmt w:val="bullet"/>
+      <w:lvlText w:val=""/>
+      <w:lvlJc w:val="left"/>
+      <w:pPr>
+        <w:tabs>
+          <w:tab w:val="num" w:pos="5040"/>
+        </w:tabs>
+        <w:ind w:left="5040" w:hanging="360"/>
+      </w:pPr>
+      <w:rPr>
+        <w:rFonts w:ascii="Wingdings" w:hAnsi="Wingdings" w:hint="default"/>
+        <w:sz w:val="20"/>
+      </w:rPr>
+    </w:lvl>
+    <w:lvl w:ilvl="7" w:tentative="1">
+      <w:start w:val="1"/>
+      <w:numFmt w:val="bullet"/>
+      <w:lvlText w:val=""/>
+      <w:lvlJc w:val="left"/>
+      <w:pPr>
+        <w:tabs>
+          <w:tab w:val="num" w:pos="5760"/>
+        </w:tabs>
+        <w:ind w:left="5760" w:hanging="360"/>
+      </w:pPr>
+      <w:rPr>
+        <w:rFonts w:ascii="Wingdings" w:hAnsi="Wingdings" w:hint="default"/>
+        <w:sz w:val="20"/>
+      </w:rPr>
+    </w:lvl>
+    <w:lvl w:ilvl="8" w:tentative="1">
+      <w:start w:val="1"/>
+      <w:numFmt w:val="bullet"/>
+      <w:lvlText w:val=""/>
+      <w:lvlJc w:val="left"/>
+      <w:pPr>
+        <w:tabs>
+          <w:tab w:val="num" w:pos="6480"/>
+        </w:tabs>
+        <w:ind w:left="6480" w:hanging="360"/>
+      </w:pPr>
+      <w:rPr>
+        <w:rFonts w:ascii="Wingdings" w:hAnsi="Wingdings" w:hint="default"/>
+        <w:sz w:val="20"/>
+      </w:rPr>
+    </w:lvl>
+  </w:abstractNum>
+  <w:abstractNum w:abstractNumId="26" w15:restartNumberingAfterBreak="0">
     <w:nsid w:val="473A4ECE"/>
     <w:multiLevelType w:val="multilevel"/>
     <w:tmpl w:val="11F06274"/>
@@ -8141,7 +6438,7 @@
       </w:rPr>
     </w:lvl>
   </w:abstractNum>
-  <w:abstractNum w:abstractNumId="16" w15:restartNumberingAfterBreak="0">
+  <w:abstractNum w:abstractNumId="27" w15:restartNumberingAfterBreak="0">
     <w:nsid w:val="47C7538A"/>
     <w:multiLevelType w:val="multilevel"/>
     <w:tmpl w:val="3E5E0B50"/>
@@ -8290,7 +6587,7 @@
       </w:rPr>
     </w:lvl>
   </w:abstractNum>
-  <w:abstractNum w:abstractNumId="17" w15:restartNumberingAfterBreak="0">
+  <w:abstractNum w:abstractNumId="28" w15:restartNumberingAfterBreak="0">
     <w:nsid w:val="4A9919B2"/>
     <w:multiLevelType w:val="multilevel"/>
     <w:tmpl w:val="0F34A538"/>
@@ -8439,7 +6736,156 @@
       </w:rPr>
     </w:lvl>
   </w:abstractNum>
-  <w:abstractNum w:abstractNumId="18" w15:restartNumberingAfterBreak="0">
+  <w:abstractNum w:abstractNumId="29" w15:restartNumberingAfterBreak="0">
+    <w:nsid w:val="4B2D3820"/>
+    <w:multiLevelType w:val="multilevel"/>
+    <w:tmpl w:val="B38C8380"/>
+    <w:lvl w:ilvl="0">
+      <w:start w:val="1"/>
+      <w:numFmt w:val="bullet"/>
+      <w:lvlText w:val=""/>
+      <w:lvlJc w:val="left"/>
+      <w:pPr>
+        <w:tabs>
+          <w:tab w:val="num" w:pos="720"/>
+        </w:tabs>
+        <w:ind w:left="720" w:hanging="360"/>
+      </w:pPr>
+      <w:rPr>
+        <w:rFonts w:ascii="Symbol" w:hAnsi="Symbol" w:hint="default"/>
+        <w:sz w:val="20"/>
+      </w:rPr>
+    </w:lvl>
+    <w:lvl w:ilvl="1" w:tentative="1">
+      <w:start w:val="1"/>
+      <w:numFmt w:val="bullet"/>
+      <w:lvlText w:val="o"/>
+      <w:lvlJc w:val="left"/>
+      <w:pPr>
+        <w:tabs>
+          <w:tab w:val="num" w:pos="1440"/>
+        </w:tabs>
+        <w:ind w:left="1440" w:hanging="360"/>
+      </w:pPr>
+      <w:rPr>
+        <w:rFonts w:ascii="Courier New" w:hAnsi="Courier New" w:hint="default"/>
+        <w:sz w:val="20"/>
+      </w:rPr>
+    </w:lvl>
+    <w:lvl w:ilvl="2" w:tentative="1">
+      <w:start w:val="1"/>
+      <w:numFmt w:val="bullet"/>
+      <w:lvlText w:val=""/>
+      <w:lvlJc w:val="left"/>
+      <w:pPr>
+        <w:tabs>
+          <w:tab w:val="num" w:pos="2160"/>
+        </w:tabs>
+        <w:ind w:left="2160" w:hanging="360"/>
+      </w:pPr>
+      <w:rPr>
+        <w:rFonts w:ascii="Wingdings" w:hAnsi="Wingdings" w:hint="default"/>
+        <w:sz w:val="20"/>
+      </w:rPr>
+    </w:lvl>
+    <w:lvl w:ilvl="3" w:tentative="1">
+      <w:start w:val="1"/>
+      <w:numFmt w:val="bullet"/>
+      <w:lvlText w:val=""/>
+      <w:lvlJc w:val="left"/>
+      <w:pPr>
+        <w:tabs>
+          <w:tab w:val="num" w:pos="2880"/>
+        </w:tabs>
+        <w:ind w:left="2880" w:hanging="360"/>
+      </w:pPr>
+      <w:rPr>
+        <w:rFonts w:ascii="Wingdings" w:hAnsi="Wingdings" w:hint="default"/>
+        <w:sz w:val="20"/>
+      </w:rPr>
+    </w:lvl>
+    <w:lvl w:ilvl="4" w:tentative="1">
+      <w:start w:val="1"/>
+      <w:numFmt w:val="bullet"/>
+      <w:lvlText w:val=""/>
+      <w:lvlJc w:val="left"/>
+      <w:pPr>
+        <w:tabs>
+          <w:tab w:val="num" w:pos="3600"/>
+        </w:tabs>
+        <w:ind w:left="3600" w:hanging="360"/>
+      </w:pPr>
+      <w:rPr>
+        <w:rFonts w:ascii="Wingdings" w:hAnsi="Wingdings" w:hint="default"/>
+        <w:sz w:val="20"/>
+      </w:rPr>
+    </w:lvl>
+    <w:lvl w:ilvl="5" w:tentative="1">
+      <w:start w:val="1"/>
+      <w:numFmt w:val="bullet"/>
+      <w:lvlText w:val=""/>
+      <w:lvlJc w:val="left"/>
+      <w:pPr>
+        <w:tabs>
+          <w:tab w:val="num" w:pos="4320"/>
+        </w:tabs>
+        <w:ind w:left="4320" w:hanging="360"/>
+      </w:pPr>
+      <w:rPr>
+        <w:rFonts w:ascii="Wingdings" w:hAnsi="Wingdings" w:hint="default"/>
+        <w:sz w:val="20"/>
+      </w:rPr>
+    </w:lvl>
+    <w:lvl w:ilvl="6" w:tentative="1">
+      <w:start w:val="1"/>
+      <w:numFmt w:val="bullet"/>
+      <w:lvlText w:val=""/>
+      <w:lvlJc w:val="left"/>
+      <w:pPr>
+        <w:tabs>
+          <w:tab w:val="num" w:pos="5040"/>
+        </w:tabs>
+        <w:ind w:left="5040" w:hanging="360"/>
+      </w:pPr>
+      <w:rPr>
+        <w:rFonts w:ascii="Wingdings" w:hAnsi="Wingdings" w:hint="default"/>
+        <w:sz w:val="20"/>
+      </w:rPr>
+    </w:lvl>
+    <w:lvl w:ilvl="7" w:tentative="1">
+      <w:start w:val="1"/>
+      <w:numFmt w:val="bullet"/>
+      <w:lvlText w:val=""/>
+      <w:lvlJc w:val="left"/>
+      <w:pPr>
+        <w:tabs>
+          <w:tab w:val="num" w:pos="5760"/>
+        </w:tabs>
+        <w:ind w:left="5760" w:hanging="360"/>
+      </w:pPr>
+      <w:rPr>
+        <w:rFonts w:ascii="Wingdings" w:hAnsi="Wingdings" w:hint="default"/>
+        <w:sz w:val="20"/>
+      </w:rPr>
+    </w:lvl>
+    <w:lvl w:ilvl="8" w:tentative="1">
+      <w:start w:val="1"/>
+      <w:numFmt w:val="bullet"/>
+      <w:lvlText w:val=""/>
+      <w:lvlJc w:val="left"/>
+      <w:pPr>
+        <w:tabs>
+          <w:tab w:val="num" w:pos="6480"/>
+        </w:tabs>
+        <w:ind w:left="6480" w:hanging="360"/>
+      </w:pPr>
+      <w:rPr>
+        <w:rFonts w:ascii="Wingdings" w:hAnsi="Wingdings" w:hint="default"/>
+        <w:sz w:val="20"/>
+      </w:rPr>
+    </w:lvl>
+  </w:abstractNum>
+  <w:abstractNum w:abstractNumId="30" w15:restartNumberingAfterBreak="0">
     <w:nsid w:val="5059388E"/>
     <w:multiLevelType w:val="multilevel"/>
     <w:tmpl w:val="C88A0B58"/>
@@ -8588,7 +7034,156 @@
       </w:rPr>
     </w:lvl>
   </w:abstractNum>
-  <w:abstractNum w:abstractNumId="19" w15:restartNumberingAfterBreak="0">
+  <w:abstractNum w:abstractNumId="31" w15:restartNumberingAfterBreak="0">
+    <w:nsid w:val="518E6B22"/>
+    <w:multiLevelType w:val="multilevel"/>
+    <w:tmpl w:val="AEB49D78"/>
+    <w:lvl w:ilvl="0">
+      <w:start w:val="1"/>
+      <w:numFmt w:val="bullet"/>
+      <w:lvlText w:val=""/>
+      <w:lvlJc w:val="left"/>
+      <w:pPr>
+        <w:tabs>
+          <w:tab w:val="num" w:pos="720"/>
+        </w:tabs>
+        <w:ind w:left="720" w:hanging="360"/>
+      </w:pPr>
+      <w:rPr>
+        <w:rFonts w:ascii="Symbol" w:hAnsi="Symbol" w:hint="default"/>
+        <w:sz w:val="20"/>
+      </w:rPr>
+    </w:lvl>
+    <w:lvl w:ilvl="1" w:tentative="1">
+      <w:start w:val="1"/>
+      <w:numFmt w:val="bullet"/>
+      <w:lvlText w:val="o"/>
+      <w:lvlJc w:val="left"/>
+      <w:pPr>
+        <w:tabs>
+          <w:tab w:val="num" w:pos="1440"/>
+        </w:tabs>
+        <w:ind w:left="1440" w:hanging="360"/>
+      </w:pPr>
+      <w:rPr>
+        <w:rFonts w:ascii="Courier New" w:hAnsi="Courier New" w:hint="default"/>
+        <w:sz w:val="20"/>
+      </w:rPr>
+    </w:lvl>
+    <w:lvl w:ilvl="2" w:tentative="1">
+      <w:start w:val="1"/>
+      <w:numFmt w:val="bullet"/>
+      <w:lvlText w:val=""/>
+      <w:lvlJc w:val="left"/>
+      <w:pPr>
+        <w:tabs>
+          <w:tab w:val="num" w:pos="2160"/>
+        </w:tabs>
+        <w:ind w:left="2160" w:hanging="360"/>
+      </w:pPr>
+      <w:rPr>
+        <w:rFonts w:ascii="Wingdings" w:hAnsi="Wingdings" w:hint="default"/>
+        <w:sz w:val="20"/>
+      </w:rPr>
+    </w:lvl>
+    <w:lvl w:ilvl="3" w:tentative="1">
+      <w:start w:val="1"/>
+      <w:numFmt w:val="bullet"/>
+      <w:lvlText w:val=""/>
+      <w:lvlJc w:val="left"/>
+      <w:pPr>
+        <w:tabs>
+          <w:tab w:val="num" w:pos="2880"/>
+        </w:tabs>
+        <w:ind w:left="2880" w:hanging="360"/>
+      </w:pPr>
+      <w:rPr>
+        <w:rFonts w:ascii="Wingdings" w:hAnsi="Wingdings" w:hint="default"/>
+        <w:sz w:val="20"/>
+      </w:rPr>
+    </w:lvl>
+    <w:lvl w:ilvl="4" w:tentative="1">
+      <w:start w:val="1"/>
+      <w:numFmt w:val="bullet"/>
+      <w:lvlText w:val=""/>
+      <w:lvlJc w:val="left"/>
+      <w:pPr>
+        <w:tabs>
+          <w:tab w:val="num" w:pos="3600"/>
+        </w:tabs>
+        <w:ind w:left="3600" w:hanging="360"/>
+      </w:pPr>
+      <w:rPr>
+        <w:rFonts w:ascii="Wingdings" w:hAnsi="Wingdings" w:hint="default"/>
+        <w:sz w:val="20"/>
+      </w:rPr>
+    </w:lvl>
+    <w:lvl w:ilvl="5" w:tentative="1">
+      <w:start w:val="1"/>
+      <w:numFmt w:val="bullet"/>
+      <w:lvlText w:val=""/>
+      <w:lvlJc w:val="left"/>
+      <w:pPr>
+        <w:tabs>
+          <w:tab w:val="num" w:pos="4320"/>
+        </w:tabs>
+        <w:ind w:left="4320" w:hanging="360"/>
+      </w:pPr>
+      <w:rPr>
+        <w:rFonts w:ascii="Wingdings" w:hAnsi="Wingdings" w:hint="default"/>
+        <w:sz w:val="20"/>
+      </w:rPr>
+    </w:lvl>
+    <w:lvl w:ilvl="6" w:tentative="1">
+      <w:start w:val="1"/>
+      <w:numFmt w:val="bullet"/>
+      <w:lvlText w:val=""/>
+      <w:lvlJc w:val="left"/>
+      <w:pPr>
+        <w:tabs>
+          <w:tab w:val="num" w:pos="5040"/>
+        </w:tabs>
+        <w:ind w:left="5040" w:hanging="360"/>
+      </w:pPr>
+      <w:rPr>
+        <w:rFonts w:ascii="Wingdings" w:hAnsi="Wingdings" w:hint="default"/>
+        <w:sz w:val="20"/>
+      </w:rPr>
+    </w:lvl>
+    <w:lvl w:ilvl="7" w:tentative="1">
+      <w:start w:val="1"/>
+      <w:numFmt w:val="bullet"/>
+      <w:lvlText w:val=""/>
+      <w:lvlJc w:val="left"/>
+      <w:pPr>
+        <w:tabs>
+          <w:tab w:val="num" w:pos="5760"/>
+        </w:tabs>
+        <w:ind w:left="5760" w:hanging="360"/>
+      </w:pPr>
+      <w:rPr>
+        <w:rFonts w:ascii="Wingdings" w:hAnsi="Wingdings" w:hint="default"/>
+        <w:sz w:val="20"/>
+      </w:rPr>
+    </w:lvl>
+    <w:lvl w:ilvl="8" w:tentative="1">
+      <w:start w:val="1"/>
+      <w:numFmt w:val="bullet"/>
+      <w:lvlText w:val=""/>
+      <w:lvlJc w:val="left"/>
+      <w:pPr>
+        <w:tabs>
+          <w:tab w:val="num" w:pos="6480"/>
+        </w:tabs>
+        <w:ind w:left="6480" w:hanging="360"/>
+      </w:pPr>
+      <w:rPr>
+        <w:rFonts w:ascii="Wingdings" w:hAnsi="Wingdings" w:hint="default"/>
+        <w:sz w:val="20"/>
+      </w:rPr>
+    </w:lvl>
+  </w:abstractNum>
+  <w:abstractNum w:abstractNumId="32" w15:restartNumberingAfterBreak="0">
     <w:nsid w:val="547143D6"/>
     <w:multiLevelType w:val="multilevel"/>
     <w:tmpl w:val="393295C6"/>
@@ -8737,7 +7332,7 @@
       </w:rPr>
     </w:lvl>
   </w:abstractNum>
-  <w:abstractNum w:abstractNumId="20" w15:restartNumberingAfterBreak="0">
+  <w:abstractNum w:abstractNumId="33" w15:restartNumberingAfterBreak="0">
     <w:nsid w:val="56084A8F"/>
     <w:multiLevelType w:val="multilevel"/>
     <w:tmpl w:val="3F5ACAE0"/>
@@ -8886,7 +7481,7 @@
       </w:rPr>
     </w:lvl>
   </w:abstractNum>
-  <w:abstractNum w:abstractNumId="21" w15:restartNumberingAfterBreak="0">
+  <w:abstractNum w:abstractNumId="34" w15:restartNumberingAfterBreak="0">
     <w:nsid w:val="5AFB1C8C"/>
     <w:multiLevelType w:val="multilevel"/>
     <w:tmpl w:val="9EA6F46E"/>
@@ -9035,7 +7630,7 @@
       </w:rPr>
     </w:lvl>
   </w:abstractNum>
-  <w:abstractNum w:abstractNumId="22" w15:restartNumberingAfterBreak="0">
+  <w:abstractNum w:abstractNumId="35" w15:restartNumberingAfterBreak="0">
     <w:nsid w:val="63450F6B"/>
     <w:multiLevelType w:val="multilevel"/>
     <w:tmpl w:val="6054DA1C"/>
@@ -9184,7 +7779,7 @@
       </w:rPr>
     </w:lvl>
   </w:abstractNum>
-  <w:abstractNum w:abstractNumId="23" w15:restartNumberingAfterBreak="0">
+  <w:abstractNum w:abstractNumId="36" w15:restartNumberingAfterBreak="0">
     <w:nsid w:val="66854212"/>
     <w:multiLevelType w:val="multilevel"/>
     <w:tmpl w:val="D50CD37C"/>
@@ -9333,7 +7928,7 @@
       </w:rPr>
     </w:lvl>
   </w:abstractNum>
-  <w:abstractNum w:abstractNumId="24" w15:restartNumberingAfterBreak="0">
+  <w:abstractNum w:abstractNumId="37" w15:restartNumberingAfterBreak="0">
     <w:nsid w:val="67125E31"/>
     <w:multiLevelType w:val="multilevel"/>
     <w:tmpl w:val="A30CB6AA"/>
@@ -9482,7 +8077,7 @@
       </w:rPr>
     </w:lvl>
   </w:abstractNum>
-  <w:abstractNum w:abstractNumId="25" w15:restartNumberingAfterBreak="0">
+  <w:abstractNum w:abstractNumId="38" w15:restartNumberingAfterBreak="0">
     <w:nsid w:val="6C0E16D3"/>
     <w:multiLevelType w:val="multilevel"/>
     <w:tmpl w:val="B176916C"/>
@@ -9631,7 +8226,156 @@
       </w:rPr>
     </w:lvl>
   </w:abstractNum>
-  <w:abstractNum w:abstractNumId="26" w15:restartNumberingAfterBreak="0">
+  <w:abstractNum w:abstractNumId="39" w15:restartNumberingAfterBreak="0">
+    <w:nsid w:val="6C2507D3"/>
+    <w:multiLevelType w:val="multilevel"/>
+    <w:tmpl w:val="C03E86F8"/>
+    <w:lvl w:ilvl="0">
+      <w:start w:val="1"/>
+      <w:numFmt w:val="bullet"/>
+      <w:lvlText w:val=""/>
+      <w:lvlJc w:val="left"/>
+      <w:pPr>
+        <w:tabs>
+          <w:tab w:val="num" w:pos="720"/>
+        </w:tabs>
+        <w:ind w:left="720" w:hanging="360"/>
+      </w:pPr>
+      <w:rPr>
+        <w:rFonts w:ascii="Symbol" w:hAnsi="Symbol" w:hint="default"/>
+        <w:sz w:val="20"/>
+      </w:rPr>
+    </w:lvl>
+    <w:lvl w:ilvl="1" w:tentative="1">
+      <w:start w:val="1"/>
+      <w:numFmt w:val="bullet"/>
+      <w:lvlText w:val="o"/>
+      <w:lvlJc w:val="left"/>
+      <w:pPr>
+        <w:tabs>
+          <w:tab w:val="num" w:pos="1440"/>
+        </w:tabs>
+        <w:ind w:left="1440" w:hanging="360"/>
+      </w:pPr>
+      <w:rPr>
+        <w:rFonts w:ascii="Courier New" w:hAnsi="Courier New" w:hint="default"/>
+        <w:sz w:val="20"/>
+      </w:rPr>
+    </w:lvl>
+    <w:lvl w:ilvl="2" w:tentative="1">
+      <w:start w:val="1"/>
+      <w:numFmt w:val="bullet"/>
+      <w:lvlText w:val=""/>
+      <w:lvlJc w:val="left"/>
+      <w:pPr>
+        <w:tabs>
+          <w:tab w:val="num" w:pos="2160"/>
+        </w:tabs>
+        <w:ind w:left="2160" w:hanging="360"/>
+      </w:pPr>
+      <w:rPr>
+        <w:rFonts w:ascii="Wingdings" w:hAnsi="Wingdings" w:hint="default"/>
+        <w:sz w:val="20"/>
+      </w:rPr>
+    </w:lvl>
+    <w:lvl w:ilvl="3" w:tentative="1">
+      <w:start w:val="1"/>
+      <w:numFmt w:val="bullet"/>
+      <w:lvlText w:val=""/>
+      <w:lvlJc w:val="left"/>
+      <w:pPr>
+        <w:tabs>
+          <w:tab w:val="num" w:pos="2880"/>
+        </w:tabs>
+        <w:ind w:left="2880" w:hanging="360"/>
+      </w:pPr>
+      <w:rPr>
+        <w:rFonts w:ascii="Wingdings" w:hAnsi="Wingdings" w:hint="default"/>
+        <w:sz w:val="20"/>
+      </w:rPr>
+    </w:lvl>
+    <w:lvl w:ilvl="4" w:tentative="1">
+      <w:start w:val="1"/>
+      <w:numFmt w:val="bullet"/>
+      <w:lvlText w:val=""/>
+      <w:lvlJc w:val="left"/>
+      <w:pPr>
+        <w:tabs>
+          <w:tab w:val="num" w:pos="3600"/>
+        </w:tabs>
+        <w:ind w:left="3600" w:hanging="360"/>
+      </w:pPr>
+      <w:rPr>
+        <w:rFonts w:ascii="Wingdings" w:hAnsi="Wingdings" w:hint="default"/>
+        <w:sz w:val="20"/>
+      </w:rPr>
+    </w:lvl>
+    <w:lvl w:ilvl="5" w:tentative="1">
+      <w:start w:val="1"/>
+      <w:numFmt w:val="bullet"/>
+      <w:lvlText w:val=""/>
+      <w:lvlJc w:val="left"/>
+      <w:pPr>
+        <w:tabs>
+          <w:tab w:val="num" w:pos="4320"/>
+        </w:tabs>
+        <w:ind w:left="4320" w:hanging="360"/>
+      </w:pPr>
+      <w:rPr>
+        <w:rFonts w:ascii="Wingdings" w:hAnsi="Wingdings" w:hint="default"/>
+        <w:sz w:val="20"/>
+      </w:rPr>
+    </w:lvl>
+    <w:lvl w:ilvl="6" w:tentative="1">
+      <w:start w:val="1"/>
+      <w:numFmt w:val="bullet"/>
+      <w:lvlText w:val=""/>
+      <w:lvlJc w:val="left"/>
+      <w:pPr>
+        <w:tabs>
+          <w:tab w:val="num" w:pos="5040"/>
+        </w:tabs>
+        <w:ind w:left="5040" w:hanging="360"/>
+      </w:pPr>
+      <w:rPr>
+        <w:rFonts w:ascii="Wingdings" w:hAnsi="Wingdings" w:hint="default"/>
+        <w:sz w:val="20"/>
+      </w:rPr>
+    </w:lvl>
+    <w:lvl w:ilvl="7" w:tentative="1">
+      <w:start w:val="1"/>
+      <w:numFmt w:val="bullet"/>
+      <w:lvlText w:val=""/>
+      <w:lvlJc w:val="left"/>
+      <w:pPr>
+        <w:tabs>
+          <w:tab w:val="num" w:pos="5760"/>
+        </w:tabs>
+        <w:ind w:left="5760" w:hanging="360"/>
+      </w:pPr>
+      <w:rPr>
+        <w:rFonts w:ascii="Wingdings" w:hAnsi="Wingdings" w:hint="default"/>
+        <w:sz w:val="20"/>
+      </w:rPr>
+    </w:lvl>
+    <w:lvl w:ilvl="8" w:tentative="1">
+      <w:start w:val="1"/>
+      <w:numFmt w:val="bullet"/>
+      <w:lvlText w:val=""/>
+      <w:lvlJc w:val="left"/>
+      <w:pPr>
+        <w:tabs>
+          <w:tab w:val="num" w:pos="6480"/>
+        </w:tabs>
+        <w:ind w:left="6480" w:hanging="360"/>
+      </w:pPr>
+      <w:rPr>
+        <w:rFonts w:ascii="Wingdings" w:hAnsi="Wingdings" w:hint="default"/>
+        <w:sz w:val="20"/>
+      </w:rPr>
+    </w:lvl>
+  </w:abstractNum>
+  <w:abstractNum w:abstractNumId="40" w15:restartNumberingAfterBreak="0">
     <w:nsid w:val="6DE247A9"/>
     <w:multiLevelType w:val="multilevel"/>
     <w:tmpl w:val="D57ED5C8"/>
@@ -9780,7 +8524,7 @@
       </w:rPr>
     </w:lvl>
   </w:abstractNum>
-  <w:abstractNum w:abstractNumId="27" w15:restartNumberingAfterBreak="0">
+  <w:abstractNum w:abstractNumId="41" w15:restartNumberingAfterBreak="0">
     <w:nsid w:val="6FCC248A"/>
     <w:multiLevelType w:val="multilevel"/>
     <w:tmpl w:val="FFB8CA8E"/>
@@ -9929,7 +8673,156 @@
       </w:rPr>
     </w:lvl>
   </w:abstractNum>
-  <w:abstractNum w:abstractNumId="28" w15:restartNumberingAfterBreak="0">
+  <w:abstractNum w:abstractNumId="42" w15:restartNumberingAfterBreak="0">
+    <w:nsid w:val="71C26BED"/>
+    <w:multiLevelType w:val="multilevel"/>
+    <w:tmpl w:val="44921BBC"/>
+    <w:lvl w:ilvl="0">
+      <w:start w:val="1"/>
+      <w:numFmt w:val="bullet"/>
+      <w:lvlText w:val=""/>
+      <w:lvlJc w:val="left"/>
+      <w:pPr>
+        <w:tabs>
+          <w:tab w:val="num" w:pos="720"/>
+        </w:tabs>
+        <w:ind w:left="720" w:hanging="360"/>
+      </w:pPr>
+      <w:rPr>
+        <w:rFonts w:ascii="Symbol" w:hAnsi="Symbol" w:hint="default"/>
+        <w:sz w:val="20"/>
+      </w:rPr>
+    </w:lvl>
+    <w:lvl w:ilvl="1" w:tentative="1">
+      <w:start w:val="1"/>
+      <w:numFmt w:val="bullet"/>
+      <w:lvlText w:val="o"/>
+      <w:lvlJc w:val="left"/>
+      <w:pPr>
+        <w:tabs>
+          <w:tab w:val="num" w:pos="1440"/>
+        </w:tabs>
+        <w:ind w:left="1440" w:hanging="360"/>
+      </w:pPr>
+      <w:rPr>
+        <w:rFonts w:ascii="Courier New" w:hAnsi="Courier New" w:hint="default"/>
+        <w:sz w:val="20"/>
+      </w:rPr>
+    </w:lvl>
+    <w:lvl w:ilvl="2" w:tentative="1">
+      <w:start w:val="1"/>
+      <w:numFmt w:val="bullet"/>
+      <w:lvlText w:val=""/>
+      <w:lvlJc w:val="left"/>
+      <w:pPr>
+        <w:tabs>
+          <w:tab w:val="num" w:pos="2160"/>
+        </w:tabs>
+        <w:ind w:left="2160" w:hanging="360"/>
+      </w:pPr>
+      <w:rPr>
+        <w:rFonts w:ascii="Wingdings" w:hAnsi="Wingdings" w:hint="default"/>
+        <w:sz w:val="20"/>
+      </w:rPr>
+    </w:lvl>
+    <w:lvl w:ilvl="3" w:tentative="1">
+      <w:start w:val="1"/>
+      <w:numFmt w:val="bullet"/>
+      <w:lvlText w:val=""/>
+      <w:lvlJc w:val="left"/>
+      <w:pPr>
+        <w:tabs>
+          <w:tab w:val="num" w:pos="2880"/>
+        </w:tabs>
+        <w:ind w:left="2880" w:hanging="360"/>
+      </w:pPr>
+      <w:rPr>
+        <w:rFonts w:ascii="Wingdings" w:hAnsi="Wingdings" w:hint="default"/>
+        <w:sz w:val="20"/>
+      </w:rPr>
+    </w:lvl>
+    <w:lvl w:ilvl="4" w:tentative="1">
+      <w:start w:val="1"/>
+      <w:numFmt w:val="bullet"/>
+      <w:lvlText w:val=""/>
+      <w:lvlJc w:val="left"/>
+      <w:pPr>
+        <w:tabs>
+          <w:tab w:val="num" w:pos="3600"/>
+        </w:tabs>
+        <w:ind w:left="3600" w:hanging="360"/>
+      </w:pPr>
+      <w:rPr>
+        <w:rFonts w:ascii="Wingdings" w:hAnsi="Wingdings" w:hint="default"/>
+        <w:sz w:val="20"/>
+      </w:rPr>
+    </w:lvl>
+    <w:lvl w:ilvl="5" w:tentative="1">
+      <w:start w:val="1"/>
+      <w:numFmt w:val="bullet"/>
+      <w:lvlText w:val=""/>
+      <w:lvlJc w:val="left"/>
+      <w:pPr>
+        <w:tabs>
+          <w:tab w:val="num" w:pos="4320"/>
+        </w:tabs>
+        <w:ind w:left="4320" w:hanging="360"/>
+      </w:pPr>
+      <w:rPr>
+        <w:rFonts w:ascii="Wingdings" w:hAnsi="Wingdings" w:hint="default"/>
+        <w:sz w:val="20"/>
+      </w:rPr>
+    </w:lvl>
+    <w:lvl w:ilvl="6" w:tentative="1">
+      <w:start w:val="1"/>
+      <w:numFmt w:val="bullet"/>
+      <w:lvlText w:val=""/>
+      <w:lvlJc w:val="left"/>
+      <w:pPr>
+        <w:tabs>
+          <w:tab w:val="num" w:pos="5040"/>
+        </w:tabs>
+        <w:ind w:left="5040" w:hanging="360"/>
+      </w:pPr>
+      <w:rPr>
+        <w:rFonts w:ascii="Wingdings" w:hAnsi="Wingdings" w:hint="default"/>
+        <w:sz w:val="20"/>
+      </w:rPr>
+    </w:lvl>
+    <w:lvl w:ilvl="7" w:tentative="1">
+      <w:start w:val="1"/>
+      <w:numFmt w:val="bullet"/>
+      <w:lvlText w:val=""/>
+      <w:lvlJc w:val="left"/>
+      <w:pPr>
+        <w:tabs>
+          <w:tab w:val="num" w:pos="5760"/>
+        </w:tabs>
+        <w:ind w:left="5760" w:hanging="360"/>
+      </w:pPr>
+      <w:rPr>
+        <w:rFonts w:ascii="Wingdings" w:hAnsi="Wingdings" w:hint="default"/>
+        <w:sz w:val="20"/>
+      </w:rPr>
+    </w:lvl>
+    <w:lvl w:ilvl="8" w:tentative="1">
+      <w:start w:val="1"/>
+      <w:numFmt w:val="bullet"/>
+      <w:lvlText w:val=""/>
+      <w:lvlJc w:val="left"/>
+      <w:pPr>
+        <w:tabs>
+          <w:tab w:val="num" w:pos="6480"/>
+        </w:tabs>
+        <w:ind w:left="6480" w:hanging="360"/>
+      </w:pPr>
+      <w:rPr>
+        <w:rFonts w:ascii="Wingdings" w:hAnsi="Wingdings" w:hint="default"/>
+        <w:sz w:val="20"/>
+      </w:rPr>
+    </w:lvl>
+  </w:abstractNum>
+  <w:abstractNum w:abstractNumId="43" w15:restartNumberingAfterBreak="0">
     <w:nsid w:val="721C6500"/>
     <w:multiLevelType w:val="multilevel"/>
     <w:tmpl w:val="1CE28BFE"/>
@@ -10078,7 +8971,305 @@
       </w:rPr>
     </w:lvl>
   </w:abstractNum>
-  <w:abstractNum w:abstractNumId="29" w15:restartNumberingAfterBreak="0">
+  <w:abstractNum w:abstractNumId="44" w15:restartNumberingAfterBreak="0">
+    <w:nsid w:val="739D313B"/>
+    <w:multiLevelType w:val="multilevel"/>
+    <w:tmpl w:val="CEB44B74"/>
+    <w:lvl w:ilvl="0">
+      <w:start w:val="1"/>
+      <w:numFmt w:val="bullet"/>
+      <w:lvlText w:val=""/>
+      <w:lvlJc w:val="left"/>
+      <w:pPr>
+        <w:tabs>
+          <w:tab w:val="num" w:pos="720"/>
+        </w:tabs>
+        <w:ind w:left="720" w:hanging="360"/>
+      </w:pPr>
+      <w:rPr>
+        <w:rFonts w:ascii="Symbol" w:hAnsi="Symbol" w:hint="default"/>
+        <w:sz w:val="20"/>
+      </w:rPr>
+    </w:lvl>
+    <w:lvl w:ilvl="1" w:tentative="1">
+      <w:start w:val="1"/>
+      <w:numFmt w:val="bullet"/>
+      <w:lvlText w:val="o"/>
+      <w:lvlJc w:val="left"/>
+      <w:pPr>
+        <w:tabs>
+          <w:tab w:val="num" w:pos="1440"/>
+        </w:tabs>
+        <w:ind w:left="1440" w:hanging="360"/>
+      </w:pPr>
+      <w:rPr>
+        <w:rFonts w:ascii="Courier New" w:hAnsi="Courier New" w:hint="default"/>
+        <w:sz w:val="20"/>
+      </w:rPr>
+    </w:lvl>
+    <w:lvl w:ilvl="2" w:tentative="1">
+      <w:start w:val="1"/>
+      <w:numFmt w:val="bullet"/>
+      <w:lvlText w:val=""/>
+      <w:lvlJc w:val="left"/>
+      <w:pPr>
+        <w:tabs>
+          <w:tab w:val="num" w:pos="2160"/>
+        </w:tabs>
+        <w:ind w:left="2160" w:hanging="360"/>
+      </w:pPr>
+      <w:rPr>
+        <w:rFonts w:ascii="Wingdings" w:hAnsi="Wingdings" w:hint="default"/>
+        <w:sz w:val="20"/>
+      </w:rPr>
+    </w:lvl>
+    <w:lvl w:ilvl="3" w:tentative="1">
+      <w:start w:val="1"/>
+      <w:numFmt w:val="bullet"/>
+      <w:lvlText w:val=""/>
+      <w:lvlJc w:val="left"/>
+      <w:pPr>
+        <w:tabs>
+          <w:tab w:val="num" w:pos="2880"/>
+        </w:tabs>
+        <w:ind w:left="2880" w:hanging="360"/>
+      </w:pPr>
+      <w:rPr>
+        <w:rFonts w:ascii="Wingdings" w:hAnsi="Wingdings" w:hint="default"/>
+        <w:sz w:val="20"/>
+      </w:rPr>
+    </w:lvl>
+    <w:lvl w:ilvl="4" w:tentative="1">
+      <w:start w:val="1"/>
+      <w:numFmt w:val="bullet"/>
+      <w:lvlText w:val=""/>
+      <w:lvlJc w:val="left"/>
+      <w:pPr>
+        <w:tabs>
+          <w:tab w:val="num" w:pos="3600"/>
+        </w:tabs>
+        <w:ind w:left="3600" w:hanging="360"/>
+      </w:pPr>
+      <w:rPr>
+        <w:rFonts w:ascii="Wingdings" w:hAnsi="Wingdings" w:hint="default"/>
+        <w:sz w:val="20"/>
+      </w:rPr>
+    </w:lvl>
+    <w:lvl w:ilvl="5" w:tentative="1">
+      <w:start w:val="1"/>
+      <w:numFmt w:val="bullet"/>
+      <w:lvlText w:val=""/>
+      <w:lvlJc w:val="left"/>
+      <w:pPr>
+        <w:tabs>
+          <w:tab w:val="num" w:pos="4320"/>
+        </w:tabs>
+        <w:ind w:left="4320" w:hanging="360"/>
+      </w:pPr>
+      <w:rPr>
+        <w:rFonts w:ascii="Wingdings" w:hAnsi="Wingdings" w:hint="default"/>
+        <w:sz w:val="20"/>
+      </w:rPr>
+    </w:lvl>
+    <w:lvl w:ilvl="6" w:tentative="1">
+      <w:start w:val="1"/>
+      <w:numFmt w:val="bullet"/>
+      <w:lvlText w:val=""/>
+      <w:lvlJc w:val="left"/>
+      <w:pPr>
+        <w:tabs>
+          <w:tab w:val="num" w:pos="5040"/>
+        </w:tabs>
+        <w:ind w:left="5040" w:hanging="360"/>
+      </w:pPr>
+      <w:rPr>
+        <w:rFonts w:ascii="Wingdings" w:hAnsi="Wingdings" w:hint="default"/>
+        <w:sz w:val="20"/>
+      </w:rPr>
+    </w:lvl>
+    <w:lvl w:ilvl="7" w:tentative="1">
+      <w:start w:val="1"/>
+      <w:numFmt w:val="bullet"/>
+      <w:lvlText w:val=""/>
+      <w:lvlJc w:val="left"/>
+      <w:pPr>
+        <w:tabs>
+          <w:tab w:val="num" w:pos="5760"/>
+        </w:tabs>
+        <w:ind w:left="5760" w:hanging="360"/>
+      </w:pPr>
+      <w:rPr>
+        <w:rFonts w:ascii="Wingdings" w:hAnsi="Wingdings" w:hint="default"/>
+        <w:sz w:val="20"/>
+      </w:rPr>
+    </w:lvl>
+    <w:lvl w:ilvl="8" w:tentative="1">
+      <w:start w:val="1"/>
+      <w:numFmt w:val="bullet"/>
+      <w:lvlText w:val=""/>
+      <w:lvlJc w:val="left"/>
+      <w:pPr>
+        <w:tabs>
+          <w:tab w:val="num" w:pos="6480"/>
+        </w:tabs>
+        <w:ind w:left="6480" w:hanging="360"/>
+      </w:pPr>
+      <w:rPr>
+        <w:rFonts w:ascii="Wingdings" w:hAnsi="Wingdings" w:hint="default"/>
+        <w:sz w:val="20"/>
+      </w:rPr>
+    </w:lvl>
+  </w:abstractNum>
+  <w:abstractNum w:abstractNumId="45" w15:restartNumberingAfterBreak="0">
+    <w:nsid w:val="74077A41"/>
+    <w:multiLevelType w:val="multilevel"/>
+    <w:tmpl w:val="D676E8B2"/>
+    <w:lvl w:ilvl="0">
+      <w:start w:val="1"/>
+      <w:numFmt w:val="bullet"/>
+      <w:lvlText w:val=""/>
+      <w:lvlJc w:val="left"/>
+      <w:pPr>
+        <w:tabs>
+          <w:tab w:val="num" w:pos="720"/>
+        </w:tabs>
+        <w:ind w:left="720" w:hanging="360"/>
+      </w:pPr>
+      <w:rPr>
+        <w:rFonts w:ascii="Symbol" w:hAnsi="Symbol" w:hint="default"/>
+        <w:sz w:val="20"/>
+      </w:rPr>
+    </w:lvl>
+    <w:lvl w:ilvl="1" w:tentative="1">
+      <w:start w:val="1"/>
+      <w:numFmt w:val="bullet"/>
+      <w:lvlText w:val="o"/>
+      <w:lvlJc w:val="left"/>
+      <w:pPr>
+        <w:tabs>
+          <w:tab w:val="num" w:pos="1440"/>
+        </w:tabs>
+        <w:ind w:left="1440" w:hanging="360"/>
+      </w:pPr>
+      <w:rPr>
+        <w:rFonts w:ascii="Courier New" w:hAnsi="Courier New" w:hint="default"/>
+        <w:sz w:val="20"/>
+      </w:rPr>
+    </w:lvl>
+    <w:lvl w:ilvl="2" w:tentative="1">
+      <w:start w:val="1"/>
+      <w:numFmt w:val="bullet"/>
+      <w:lvlText w:val=""/>
+      <w:lvlJc w:val="left"/>
+      <w:pPr>
+        <w:tabs>
+          <w:tab w:val="num" w:pos="2160"/>
+        </w:tabs>
+        <w:ind w:left="2160" w:hanging="360"/>
+      </w:pPr>
+      <w:rPr>
+        <w:rFonts w:ascii="Wingdings" w:hAnsi="Wingdings" w:hint="default"/>
+        <w:sz w:val="20"/>
+      </w:rPr>
+    </w:lvl>
+    <w:lvl w:ilvl="3" w:tentative="1">
+      <w:start w:val="1"/>
+      <w:numFmt w:val="bullet"/>
+      <w:lvlText w:val=""/>
+      <w:lvlJc w:val="left"/>
+      <w:pPr>
+        <w:tabs>
+          <w:tab w:val="num" w:pos="2880"/>
+        </w:tabs>
+        <w:ind w:left="2880" w:hanging="360"/>
+      </w:pPr>
+      <w:rPr>
+        <w:rFonts w:ascii="Wingdings" w:hAnsi="Wingdings" w:hint="default"/>
+        <w:sz w:val="20"/>
+      </w:rPr>
+    </w:lvl>
+    <w:lvl w:ilvl="4" w:tentative="1">
+      <w:start w:val="1"/>
+      <w:numFmt w:val="bullet"/>
+      <w:lvlText w:val=""/>
+      <w:lvlJc w:val="left"/>
+      <w:pPr>
+        <w:tabs>
+          <w:tab w:val="num" w:pos="3600"/>
+        </w:tabs>
+        <w:ind w:left="3600" w:hanging="360"/>
+      </w:pPr>
+      <w:rPr>
+        <w:rFonts w:ascii="Wingdings" w:hAnsi="Wingdings" w:hint="default"/>
+        <w:sz w:val="20"/>
+      </w:rPr>
+    </w:lvl>
+    <w:lvl w:ilvl="5" w:tentative="1">
+      <w:start w:val="1"/>
+      <w:numFmt w:val="bullet"/>
+      <w:lvlText w:val=""/>
+      <w:lvlJc w:val="left"/>
+      <w:pPr>
+        <w:tabs>
+          <w:tab w:val="num" w:pos="4320"/>
+        </w:tabs>
+        <w:ind w:left="4320" w:hanging="360"/>
+      </w:pPr>
+      <w:rPr>
+        <w:rFonts w:ascii="Wingdings" w:hAnsi="Wingdings" w:hint="default"/>
+        <w:sz w:val="20"/>
+      </w:rPr>
+    </w:lvl>
+    <w:lvl w:ilvl="6" w:tentative="1">
+      <w:start w:val="1"/>
+      <w:numFmt w:val="bullet"/>
+      <w:lvlText w:val=""/>
+      <w:lvlJc w:val="left"/>
+      <w:pPr>
+        <w:tabs>
+          <w:tab w:val="num" w:pos="5040"/>
+        </w:tabs>
+        <w:ind w:left="5040" w:hanging="360"/>
+      </w:pPr>
+      <w:rPr>
+        <w:rFonts w:ascii="Wingdings" w:hAnsi="Wingdings" w:hint="default"/>
+        <w:sz w:val="20"/>
+      </w:rPr>
+    </w:lvl>
+    <w:lvl w:ilvl="7" w:tentative="1">
+      <w:start w:val="1"/>
+      <w:numFmt w:val="bullet"/>
+      <w:lvlText w:val=""/>
+      <w:lvlJc w:val="left"/>
+      <w:pPr>
+        <w:tabs>
+          <w:tab w:val="num" w:pos="5760"/>
+        </w:tabs>
+        <w:ind w:left="5760" w:hanging="360"/>
+      </w:pPr>
+      <w:rPr>
+        <w:rFonts w:ascii="Wingdings" w:hAnsi="Wingdings" w:hint="default"/>
+        <w:sz w:val="20"/>
+      </w:rPr>
+    </w:lvl>
+    <w:lvl w:ilvl="8" w:tentative="1">
+      <w:start w:val="1"/>
+      <w:numFmt w:val="bullet"/>
+      <w:lvlText w:val=""/>
+      <w:lvlJc w:val="left"/>
+      <w:pPr>
+        <w:tabs>
+          <w:tab w:val="num" w:pos="6480"/>
+        </w:tabs>
+        <w:ind w:left="6480" w:hanging="360"/>
+      </w:pPr>
+      <w:rPr>
+        <w:rFonts w:ascii="Wingdings" w:hAnsi="Wingdings" w:hint="default"/>
+        <w:sz w:val="20"/>
+      </w:rPr>
+    </w:lvl>
+  </w:abstractNum>
+  <w:abstractNum w:abstractNumId="46" w15:restartNumberingAfterBreak="0">
     <w:nsid w:val="78441231"/>
     <w:multiLevelType w:val="multilevel"/>
     <w:tmpl w:val="2B14E724"/>
@@ -10227,7 +9418,7 @@
       </w:rPr>
     </w:lvl>
   </w:abstractNum>
-  <w:abstractNum w:abstractNumId="30" w15:restartNumberingAfterBreak="0">
+  <w:abstractNum w:abstractNumId="47" w15:restartNumberingAfterBreak="0">
     <w:nsid w:val="78C90329"/>
     <w:multiLevelType w:val="multilevel"/>
     <w:tmpl w:val="E54E8D12"/>
@@ -10376,7 +9567,7 @@
       </w:rPr>
     </w:lvl>
   </w:abstractNum>
-  <w:abstractNum w:abstractNumId="31" w15:restartNumberingAfterBreak="0">
+  <w:abstractNum w:abstractNumId="48" w15:restartNumberingAfterBreak="0">
     <w:nsid w:val="7AA26177"/>
     <w:multiLevelType w:val="multilevel"/>
     <w:tmpl w:val="AA5AA93C"/>
@@ -10525,7 +9716,7 @@
       </w:rPr>
     </w:lvl>
   </w:abstractNum>
-  <w:abstractNum w:abstractNumId="32" w15:restartNumberingAfterBreak="0">
+  <w:abstractNum w:abstractNumId="49" w15:restartNumberingAfterBreak="0">
     <w:nsid w:val="7B826A97"/>
     <w:multiLevelType w:val="multilevel"/>
     <w:tmpl w:val="DBA24F20"/>
@@ -10674,7 +9865,7 @@
       </w:rPr>
     </w:lvl>
   </w:abstractNum>
-  <w:abstractNum w:abstractNumId="33" w15:restartNumberingAfterBreak="0">
+  <w:abstractNum w:abstractNumId="50" w15:restartNumberingAfterBreak="0">
     <w:nsid w:val="7C871F5F"/>
     <w:multiLevelType w:val="multilevel"/>
     <w:tmpl w:val="5C046F56"/>
@@ -10823,7 +10014,7 @@
       </w:rPr>
     </w:lvl>
   </w:abstractNum>
-  <w:abstractNum w:abstractNumId="34" w15:restartNumberingAfterBreak="0">
+  <w:abstractNum w:abstractNumId="51" w15:restartNumberingAfterBreak="0">
     <w:nsid w:val="7F9F38AB"/>
     <w:multiLevelType w:val="multilevel"/>
     <w:tmpl w:val="4F806164"/>
@@ -10973,109 +10164,160 @@
     </w:lvl>
   </w:abstractNum>
   <w:num w:numId="1" w16cid:durableId="909196333">
+    <w:abstractNumId w:val="30"/>
+  </w:num>
+  <w:num w:numId="2" w16cid:durableId="878124953">
+    <w:abstractNumId w:val="26"/>
+  </w:num>
+  <w:num w:numId="3" w16cid:durableId="588344347">
+    <w:abstractNumId w:val="38"/>
+  </w:num>
+  <w:num w:numId="4" w16cid:durableId="445544579">
+    <w:abstractNumId w:val="2"/>
+  </w:num>
+  <w:num w:numId="5" w16cid:durableId="511721630">
+    <w:abstractNumId w:val="10"/>
+  </w:num>
+  <w:num w:numId="6" w16cid:durableId="1747729174">
+    <w:abstractNumId w:val="11"/>
+  </w:num>
+  <w:num w:numId="7" w16cid:durableId="286006737">
+    <w:abstractNumId w:val="1"/>
+  </w:num>
+  <w:num w:numId="8" w16cid:durableId="360476267">
+    <w:abstractNumId w:val="4"/>
+  </w:num>
+  <w:num w:numId="9" w16cid:durableId="1927690587">
+    <w:abstractNumId w:val="28"/>
+  </w:num>
+  <w:num w:numId="10" w16cid:durableId="1974098030">
+    <w:abstractNumId w:val="6"/>
+  </w:num>
+  <w:num w:numId="11" w16cid:durableId="1002273232">
+    <w:abstractNumId w:val="27"/>
+  </w:num>
+  <w:num w:numId="12" w16cid:durableId="1359162860">
+    <w:abstractNumId w:val="51"/>
+  </w:num>
+  <w:num w:numId="13" w16cid:durableId="581063894">
+    <w:abstractNumId w:val="41"/>
+  </w:num>
+  <w:num w:numId="14" w16cid:durableId="1587417836">
+    <w:abstractNumId w:val="34"/>
+  </w:num>
+  <w:num w:numId="15" w16cid:durableId="1537767417">
+    <w:abstractNumId w:val="12"/>
+  </w:num>
+  <w:num w:numId="16" w16cid:durableId="4326032">
+    <w:abstractNumId w:val="35"/>
+  </w:num>
+  <w:num w:numId="17" w16cid:durableId="81923215">
+    <w:abstractNumId w:val="43"/>
+  </w:num>
+  <w:num w:numId="18" w16cid:durableId="2010986882">
+    <w:abstractNumId w:val="49"/>
+  </w:num>
+  <w:num w:numId="19" w16cid:durableId="1515878470">
+    <w:abstractNumId w:val="50"/>
+  </w:num>
+  <w:num w:numId="20" w16cid:durableId="175582554">
+    <w:abstractNumId w:val="40"/>
+  </w:num>
+  <w:num w:numId="21" w16cid:durableId="617030363">
+    <w:abstractNumId w:val="5"/>
+  </w:num>
+  <w:num w:numId="22" w16cid:durableId="1692221685">
+    <w:abstractNumId w:val="36"/>
+  </w:num>
+  <w:num w:numId="23" w16cid:durableId="963121239">
+    <w:abstractNumId w:val="24"/>
+  </w:num>
+  <w:num w:numId="24" w16cid:durableId="1825118383">
+    <w:abstractNumId w:val="48"/>
+  </w:num>
+  <w:num w:numId="25" w16cid:durableId="659505180">
     <w:abstractNumId w:val="18"/>
   </w:num>
-  <w:num w:numId="2" w16cid:durableId="878124953">
+  <w:num w:numId="26" w16cid:durableId="789007378">
+    <w:abstractNumId w:val="21"/>
+  </w:num>
+  <w:num w:numId="27" w16cid:durableId="322585750">
+    <w:abstractNumId w:val="13"/>
+  </w:num>
+  <w:num w:numId="28" w16cid:durableId="2026519489">
+    <w:abstractNumId w:val="46"/>
+  </w:num>
+  <w:num w:numId="29" w16cid:durableId="851064267">
+    <w:abstractNumId w:val="3"/>
+  </w:num>
+  <w:num w:numId="30" w16cid:durableId="661350465">
+    <w:abstractNumId w:val="37"/>
+  </w:num>
+  <w:num w:numId="31" w16cid:durableId="1150366196">
+    <w:abstractNumId w:val="33"/>
+  </w:num>
+  <w:num w:numId="32" w16cid:durableId="272248477">
     <w:abstractNumId w:val="15"/>
   </w:num>
-  <w:num w:numId="3" w16cid:durableId="588344347">
+  <w:num w:numId="33" w16cid:durableId="753166431">
+    <w:abstractNumId w:val="47"/>
+  </w:num>
+  <w:num w:numId="34" w16cid:durableId="1017342620">
+    <w:abstractNumId w:val="32"/>
+  </w:num>
+  <w:num w:numId="35" w16cid:durableId="599535434">
+    <w:abstractNumId w:val="19"/>
+  </w:num>
+  <w:num w:numId="36" w16cid:durableId="309214847">
+    <w:abstractNumId w:val="22"/>
+  </w:num>
+  <w:num w:numId="37" w16cid:durableId="564150592">
+    <w:abstractNumId w:val="29"/>
+  </w:num>
+  <w:num w:numId="38" w16cid:durableId="1015250">
+    <w:abstractNumId w:val="0"/>
+  </w:num>
+  <w:num w:numId="39" w16cid:durableId="274796372">
+    <w:abstractNumId w:val="17"/>
+  </w:num>
+  <w:num w:numId="40" w16cid:durableId="1097947889">
     <w:abstractNumId w:val="25"/>
   </w:num>
-  <w:num w:numId="4" w16cid:durableId="445544579">
-    <w:abstractNumId w:val="1"/>
+  <w:num w:numId="41" w16cid:durableId="1286931853">
+    <w:abstractNumId w:val="9"/>
   </w:num>
-  <w:num w:numId="5" w16cid:durableId="511721630">
-    <w:abstractNumId w:val="6"/>
+  <w:num w:numId="42" w16cid:durableId="1268394677">
+    <w:abstractNumId w:val="16"/>
   </w:num>
-  <w:num w:numId="6" w16cid:durableId="1747729174">
+  <w:num w:numId="43" w16cid:durableId="1693916339">
+    <w:abstractNumId w:val="8"/>
+  </w:num>
+  <w:num w:numId="44" w16cid:durableId="1332833496">
+    <w:abstractNumId w:val="14"/>
+  </w:num>
+  <w:num w:numId="45" w16cid:durableId="489953006">
+    <w:abstractNumId w:val="42"/>
+  </w:num>
+  <w:num w:numId="46" w16cid:durableId="1094595121">
+    <w:abstractNumId w:val="31"/>
+  </w:num>
+  <w:num w:numId="47" w16cid:durableId="982660742">
+    <w:abstractNumId w:val="23"/>
+  </w:num>
+  <w:num w:numId="48" w16cid:durableId="2147156707">
+    <w:abstractNumId w:val="44"/>
+  </w:num>
+  <w:num w:numId="49" w16cid:durableId="1528639819">
+    <w:abstractNumId w:val="45"/>
+  </w:num>
+  <w:num w:numId="50" w16cid:durableId="1013647146">
+    <w:abstractNumId w:val="20"/>
+  </w:num>
+  <w:num w:numId="51" w16cid:durableId="594174287">
     <w:abstractNumId w:val="7"/>
   </w:num>
-  <w:num w:numId="7" w16cid:durableId="286006737">
-    <w:abstractNumId w:val="0"/>
-  </w:num>
-  <w:num w:numId="8" w16cid:durableId="360476267">
-    <w:abstractNumId w:val="3"/>
-  </w:num>
-  <w:num w:numId="9" w16cid:durableId="1927690587">
-    <w:abstractNumId w:val="17"/>
-  </w:num>
-  <w:num w:numId="10" w16cid:durableId="1974098030">
-    <w:abstractNumId w:val="5"/>
-  </w:num>
-  <w:num w:numId="11" w16cid:durableId="1002273232">
-    <w:abstractNumId w:val="16"/>
-  </w:num>
-  <w:num w:numId="12" w16cid:durableId="1359162860">
-    <w:abstractNumId w:val="34"/>
-  </w:num>
-  <w:num w:numId="13" w16cid:durableId="581063894">
-    <w:abstractNumId w:val="27"/>
-  </w:num>
-  <w:num w:numId="14" w16cid:durableId="1587417836">
-    <w:abstractNumId w:val="21"/>
-  </w:num>
-  <w:num w:numId="15" w16cid:durableId="1537767417">
-    <w:abstractNumId w:val="8"/>
-  </w:num>
-  <w:num w:numId="16" w16cid:durableId="4326032">
-    <w:abstractNumId w:val="22"/>
-  </w:num>
-  <w:num w:numId="17" w16cid:durableId="81923215">
-    <w:abstractNumId w:val="28"/>
-  </w:num>
-  <w:num w:numId="18" w16cid:durableId="2010986882">
-    <w:abstractNumId w:val="32"/>
-  </w:num>
-  <w:num w:numId="19" w16cid:durableId="1515878470">
-    <w:abstractNumId w:val="33"/>
-  </w:num>
-  <w:num w:numId="20" w16cid:durableId="175582554">
-    <w:abstractNumId w:val="26"/>
-  </w:num>
-  <w:num w:numId="21" w16cid:durableId="617030363">
-    <w:abstractNumId w:val="4"/>
-  </w:num>
-  <w:num w:numId="22" w16cid:durableId="1692221685">
-    <w:abstractNumId w:val="23"/>
-  </w:num>
-  <w:num w:numId="23" w16cid:durableId="963121239">
-    <w:abstractNumId w:val="14"/>
-  </w:num>
-  <w:num w:numId="24" w16cid:durableId="1825118383">
-    <w:abstractNumId w:val="31"/>
-  </w:num>
-  <w:num w:numId="25" w16cid:durableId="659505180">
-    <w:abstractNumId w:val="11"/>
-  </w:num>
-  <w:num w:numId="26" w16cid:durableId="789007378">
-    <w:abstractNumId w:val="13"/>
-  </w:num>
-  <w:num w:numId="27" w16cid:durableId="322585750">
-    <w:abstractNumId w:val="9"/>
-  </w:num>
-  <w:num w:numId="28" w16cid:durableId="2026519489">
-    <w:abstractNumId w:val="29"/>
-  </w:num>
-  <w:num w:numId="29" w16cid:durableId="851064267">
-    <w:abstractNumId w:val="2"/>
-  </w:num>
-  <w:num w:numId="30" w16cid:durableId="661350465">
-    <w:abstractNumId w:val="24"/>
-  </w:num>
-  <w:num w:numId="31" w16cid:durableId="1150366196">
-    <w:abstractNumId w:val="20"/>
-  </w:num>
-  <w:num w:numId="32" w16cid:durableId="272248477">
-    <w:abstractNumId w:val="10"/>
-  </w:num>
-  <w:num w:numId="33" w16cid:durableId="753166431">
-    <w:abstractNumId w:val="30"/>
-  </w:num>
-  <w:num w:numId="34" w16cid:durableId="1017342620">
-    <w:abstractNumId w:val="19"/>
-  </w:num>
-  <w:num w:numId="35" w16cid:durableId="599535434">
-    <w:abstractNumId w:val="12"/>
+  <w:num w:numId="52" w16cid:durableId="935869487">
+    <w:abstractNumId w:val="39"/>
   </w:num>
 </w:numbering>
 </file>
